--- a/ΜΔΕ FLUXOMICS.docx
+++ b/ΜΔΕ FLUXOMICS.docx
@@ -1413,13 +1413,33 @@
             </w:rPr>
             <w:t xml:space="preserve">ment of the requirements for the degree of </w:t>
           </w:r>
-          <w:proofErr w:type="gramStart"/>
           <w:r>
             <w:rPr>
               <w:color w:val="000000" w:themeColor="text1"/>
               <w:szCs w:val="20"/>
             </w:rPr>
-            <w:t xml:space="preserve">master in </w:t>
+            <w:t>M</w:t>
+          </w:r>
+          <w:r>
+            <w:rPr>
+              <w:color w:val="000000" w:themeColor="text1"/>
+              <w:szCs w:val="20"/>
+            </w:rPr>
+            <w:t xml:space="preserve">aster </w:t>
+          </w:r>
+          <w:r>
+            <w:rPr>
+              <w:color w:val="000000" w:themeColor="text1"/>
+              <w:szCs w:val="20"/>
+            </w:rPr>
+            <w:t xml:space="preserve">of Science </w:t>
+          </w:r>
+          <w:r>
+            <w:rPr>
+              <w:color w:val="000000" w:themeColor="text1"/>
+              <w:szCs w:val="20"/>
+            </w:rPr>
+            <w:t xml:space="preserve">in </w:t>
           </w:r>
           <w:r>
             <w:rPr>
@@ -1449,7 +1469,6 @@
             </w:rPr>
             <w:t>ioinformatics</w:t>
           </w:r>
-          <w:proofErr w:type="gramEnd"/>
           <w:r>
             <w:rPr>
               <w:color w:val="000000" w:themeColor="text1"/>
@@ -1527,19 +1546,11 @@
             </w:rPr>
             <w:t xml:space="preserve">: </w:t>
           </w:r>
-          <w:proofErr w:type="spellStart"/>
           <w:r>
             <w:rPr>
               <w:color w:val="000000" w:themeColor="text1"/>
             </w:rPr>
-            <w:t>Psomopoulos</w:t>
-          </w:r>
-          <w:proofErr w:type="spellEnd"/>
-          <w:r>
-            <w:rPr>
-              <w:color w:val="000000" w:themeColor="text1"/>
-            </w:rPr>
-            <w:t xml:space="preserve"> Fotis, Senior Researcher, INAB/CERTH</w:t>
+            <w:t>Psomopoulos Fotis, Senior Researcher, INAB/CERTH</w:t>
           </w:r>
         </w:p>
         <w:p>
@@ -1837,7 +1848,7 @@
           <w:r>
             <w:fldChar w:fldCharType="separate"/>
           </w:r>
-          <w:hyperlink w:anchor="_Toc239774873" w:history="1">
+          <w:hyperlink w:anchor="_Toc240009614" w:history="1">
             <w:r>
               <w:rPr>
                 <w:rStyle w:val="Hyperlink"/>
@@ -1865,7 +1876,7 @@
                 <w:noProof/>
                 <w:webHidden/>
               </w:rPr>
-              <w:instrText xml:space="preserve"> PAGEREF _Toc239774873 \h </w:instrText>
+              <w:instrText xml:space="preserve"> PAGEREF _Toc240009614 \h </w:instrText>
             </w:r>
             <w:r>
               <w:rPr>
@@ -1911,7 +1922,7 @@
               <w14:ligatures w14:val="standardContextual"/>
             </w:rPr>
           </w:pPr>
-          <w:hyperlink w:anchor="_Toc239774874" w:history="1">
+          <w:hyperlink w:anchor="_Toc240009615" w:history="1">
             <w:r>
               <w:rPr>
                 <w:rStyle w:val="Hyperlink"/>
@@ -1938,7 +1949,7 @@
                 <w:noProof/>
                 <w:webHidden/>
               </w:rPr>
-              <w:instrText xml:space="preserve"> PAGEREF _Toc239774874 \h </w:instrText>
+              <w:instrText xml:space="preserve"> PAGEREF _Toc240009615 \h </w:instrText>
             </w:r>
             <w:r>
               <w:rPr>
@@ -1984,7 +1995,7 @@
               <w14:ligatures w14:val="standardContextual"/>
             </w:rPr>
           </w:pPr>
-          <w:hyperlink w:anchor="_Toc239774875" w:history="1">
+          <w:hyperlink w:anchor="_Toc240009616" w:history="1">
             <w:r>
               <w:rPr>
                 <w:rStyle w:val="Hyperlink"/>
@@ -2012,7 +2023,7 @@
                 <w:noProof/>
                 <w:webHidden/>
               </w:rPr>
-              <w:instrText xml:space="preserve"> PAGEREF _Toc239774875 \h </w:instrText>
+              <w:instrText xml:space="preserve"> PAGEREF _Toc240009616 \h </w:instrText>
             </w:r>
             <w:r>
               <w:rPr>
@@ -2058,7 +2069,7 @@
               <w14:ligatures w14:val="standardContextual"/>
             </w:rPr>
           </w:pPr>
-          <w:hyperlink w:anchor="_Toc239774876" w:history="1">
+          <w:hyperlink w:anchor="_Toc240009617" w:history="1">
             <w:r>
               <w:rPr>
                 <w:rStyle w:val="Hyperlink"/>
@@ -2072,7 +2083,7 @@
                 <w:rStyle w:val="Hyperlink"/>
                 <w:noProof/>
               </w:rPr>
-              <w:t>fluxomics</w:t>
+              <w:t>Ροωμική</w:t>
             </w:r>
             <w:r>
               <w:rPr>
@@ -2093,7 +2104,7 @@
                 <w:noProof/>
                 <w:webHidden/>
               </w:rPr>
-              <w:instrText xml:space="preserve"> PAGEREF _Toc239774876 \h </w:instrText>
+              <w:instrText xml:space="preserve"> PAGEREF _Toc240009617 \h </w:instrText>
             </w:r>
             <w:r>
               <w:rPr>
@@ -2139,7 +2150,7 @@
               <w14:ligatures w14:val="standardContextual"/>
             </w:rPr>
           </w:pPr>
-          <w:hyperlink w:anchor="_Toc239774877" w:history="1">
+          <w:hyperlink w:anchor="_Toc240009618" w:history="1">
             <w:r>
               <w:rPr>
                 <w:rStyle w:val="Hyperlink"/>
@@ -2167,7 +2178,7 @@
                 <w:noProof/>
                 <w:webHidden/>
               </w:rPr>
-              <w:instrText xml:space="preserve"> PAGEREF _Toc239774877 \h </w:instrText>
+              <w:instrText xml:space="preserve"> PAGEREF _Toc240009618 \h </w:instrText>
             </w:r>
             <w:r>
               <w:rPr>
@@ -2213,7 +2224,7 @@
               <w14:ligatures w14:val="standardContextual"/>
             </w:rPr>
           </w:pPr>
-          <w:hyperlink w:anchor="_Toc239774878" w:history="1">
+          <w:hyperlink w:anchor="_Toc240009619" w:history="1">
             <w:r>
               <w:rPr>
                 <w:rStyle w:val="Hyperlink"/>
@@ -2256,7 +2267,7 @@
                 <w:noProof/>
                 <w:webHidden/>
               </w:rPr>
-              <w:instrText xml:space="preserve"> PAGEREF _Toc239774878 \h </w:instrText>
+              <w:instrText xml:space="preserve"> PAGEREF _Toc240009619 \h </w:instrText>
             </w:r>
             <w:r>
               <w:rPr>
@@ -2302,7 +2313,7 @@
               <w14:ligatures w14:val="standardContextual"/>
             </w:rPr>
           </w:pPr>
-          <w:hyperlink w:anchor="_Toc239774879" w:history="1">
+          <w:hyperlink w:anchor="_Toc240009620" w:history="1">
             <w:r>
               <w:rPr>
                 <w:rStyle w:val="Hyperlink"/>
@@ -2330,7 +2341,7 @@
                 <w:noProof/>
                 <w:webHidden/>
               </w:rPr>
-              <w:instrText xml:space="preserve"> PAGEREF _Toc239774879 \h </w:instrText>
+              <w:instrText xml:space="preserve"> PAGEREF _Toc240009620 \h </w:instrText>
             </w:r>
             <w:r>
               <w:rPr>
@@ -2376,7 +2387,7 @@
               <w14:ligatures w14:val="standardContextual"/>
             </w:rPr>
           </w:pPr>
-          <w:hyperlink w:anchor="_Toc239774880" w:history="1">
+          <w:hyperlink w:anchor="_Toc240009621" w:history="1">
             <w:r>
               <w:rPr>
                 <w:rStyle w:val="Hyperlink"/>
@@ -2404,7 +2415,7 @@
                 <w:noProof/>
                 <w:webHidden/>
               </w:rPr>
-              <w:instrText xml:space="preserve"> PAGEREF _Toc239774880 \h </w:instrText>
+              <w:instrText xml:space="preserve"> PAGEREF _Toc240009621 \h </w:instrText>
             </w:r>
             <w:r>
               <w:rPr>
@@ -2450,7 +2461,7 @@
               <w14:ligatures w14:val="standardContextual"/>
             </w:rPr>
           </w:pPr>
-          <w:hyperlink w:anchor="_Toc239774881" w:history="1">
+          <w:hyperlink w:anchor="_Toc240009622" w:history="1">
             <w:r>
               <w:rPr>
                 <w:rStyle w:val="Hyperlink"/>
@@ -2464,7 +2475,7 @@
                 <w:rStyle w:val="Hyperlink"/>
                 <w:noProof/>
               </w:rPr>
-              <w:t>Fluxomics</w:t>
+              <w:t>Ροωμική</w:t>
             </w:r>
             <w:r>
               <w:rPr>
@@ -2493,7 +2504,7 @@
                 <w:noProof/>
                 <w:webHidden/>
               </w:rPr>
-              <w:instrText xml:space="preserve"> PAGEREF _Toc239774881 \h </w:instrText>
+              <w:instrText xml:space="preserve"> PAGEREF _Toc240009622 \h </w:instrText>
             </w:r>
             <w:r>
               <w:rPr>
@@ -2539,7 +2550,7 @@
               <w14:ligatures w14:val="standardContextual"/>
             </w:rPr>
           </w:pPr>
-          <w:hyperlink w:anchor="_Toc239774882" w:history="1">
+          <w:hyperlink w:anchor="_Toc240009623" w:history="1">
             <w:r>
               <w:rPr>
                 <w:rStyle w:val="Hyperlink"/>
@@ -2553,7 +2564,7 @@
                 <w:rStyle w:val="Hyperlink"/>
                 <w:noProof/>
               </w:rPr>
-              <w:t>fluxomics</w:t>
+              <w:t>Ροωμική</w:t>
             </w:r>
             <w:r>
               <w:rPr>
@@ -2582,7 +2593,7 @@
                 <w:noProof/>
                 <w:webHidden/>
               </w:rPr>
-              <w:instrText xml:space="preserve"> PAGEREF _Toc239774882 \h </w:instrText>
+              <w:instrText xml:space="preserve"> PAGEREF _Toc240009623 \h </w:instrText>
             </w:r>
             <w:r>
               <w:rPr>
@@ -2628,7 +2639,7 @@
               <w14:ligatures w14:val="standardContextual"/>
             </w:rPr>
           </w:pPr>
-          <w:hyperlink w:anchor="_Toc239774883" w:history="1">
+          <w:hyperlink w:anchor="_Toc240009624" w:history="1">
             <w:r>
               <w:rPr>
                 <w:rStyle w:val="Hyperlink"/>
@@ -2642,7 +2653,7 @@
                 <w:rStyle w:val="Hyperlink"/>
                 <w:noProof/>
               </w:rPr>
-              <w:t>fluxomics</w:t>
+              <w:t>Ροωμική</w:t>
             </w:r>
             <w:r>
               <w:rPr>
@@ -2663,7 +2674,7 @@
                 <w:noProof/>
                 <w:webHidden/>
               </w:rPr>
-              <w:instrText xml:space="preserve"> PAGEREF _Toc239774883 \h </w:instrText>
+              <w:instrText xml:space="preserve"> PAGEREF _Toc240009624 \h </w:instrText>
             </w:r>
             <w:r>
               <w:rPr>
@@ -2709,7 +2720,7 @@
               <w14:ligatures w14:val="standardContextual"/>
             </w:rPr>
           </w:pPr>
-          <w:hyperlink w:anchor="_Toc239774884" w:history="1">
+          <w:hyperlink w:anchor="_Toc240009625" w:history="1">
             <w:r>
               <w:rPr>
                 <w:rStyle w:val="Hyperlink"/>
@@ -2737,7 +2748,7 @@
                 <w:noProof/>
                 <w:webHidden/>
               </w:rPr>
-              <w:instrText xml:space="preserve"> PAGEREF _Toc239774884 \h </w:instrText>
+              <w:instrText xml:space="preserve"> PAGEREF _Toc240009625 \h </w:instrText>
             </w:r>
             <w:r>
               <w:rPr>
@@ -2783,7 +2794,7 @@
               <w14:ligatures w14:val="standardContextual"/>
             </w:rPr>
           </w:pPr>
-          <w:hyperlink w:anchor="_Toc239774885" w:history="1">
+          <w:hyperlink w:anchor="_Toc240009626" w:history="1">
             <w:r>
               <w:rPr>
                 <w:rStyle w:val="Hyperlink"/>
@@ -2811,7 +2822,7 @@
                 <w:noProof/>
                 <w:webHidden/>
               </w:rPr>
-              <w:instrText xml:space="preserve"> PAGEREF _Toc239774885 \h </w:instrText>
+              <w:instrText xml:space="preserve"> PAGEREF _Toc240009626 \h </w:instrText>
             </w:r>
             <w:r>
               <w:rPr>
@@ -2857,7 +2868,7 @@
               <w14:ligatures w14:val="standardContextual"/>
             </w:rPr>
           </w:pPr>
-          <w:hyperlink w:anchor="_Toc239774886" w:history="1">
+          <w:hyperlink w:anchor="_Toc240009627" w:history="1">
             <w:r>
               <w:rPr>
                 <w:rStyle w:val="Hyperlink"/>
@@ -2892,7 +2903,7 @@
                 <w:noProof/>
                 <w:webHidden/>
               </w:rPr>
-              <w:instrText xml:space="preserve"> PAGEREF _Toc239774886 \h </w:instrText>
+              <w:instrText xml:space="preserve"> PAGEREF _Toc240009627 \h </w:instrText>
             </w:r>
             <w:r>
               <w:rPr>
@@ -2938,7 +2949,7 @@
               <w14:ligatures w14:val="standardContextual"/>
             </w:rPr>
           </w:pPr>
-          <w:hyperlink w:anchor="_Toc239774887" w:history="1">
+          <w:hyperlink w:anchor="_Toc240009628" w:history="1">
             <w:r>
               <w:rPr>
                 <w:rStyle w:val="Hyperlink"/>
@@ -2966,7 +2977,7 @@
                 <w:noProof/>
                 <w:webHidden/>
               </w:rPr>
-              <w:instrText xml:space="preserve"> PAGEREF _Toc239774887 \h </w:instrText>
+              <w:instrText xml:space="preserve"> PAGEREF _Toc240009628 \h </w:instrText>
             </w:r>
             <w:r>
               <w:rPr>
@@ -3012,7 +3023,7 @@
               <w14:ligatures w14:val="standardContextual"/>
             </w:rPr>
           </w:pPr>
-          <w:hyperlink w:anchor="_Toc239774888" w:history="1">
+          <w:hyperlink w:anchor="_Toc240009629" w:history="1">
             <w:r>
               <w:rPr>
                 <w:rStyle w:val="Hyperlink"/>
@@ -3040,7 +3051,7 @@
                 <w:noProof/>
                 <w:webHidden/>
               </w:rPr>
-              <w:instrText xml:space="preserve"> PAGEREF _Toc239774888 \h </w:instrText>
+              <w:instrText xml:space="preserve"> PAGEREF _Toc240009629 \h </w:instrText>
             </w:r>
             <w:r>
               <w:rPr>
@@ -3086,7 +3097,7 @@
               <w14:ligatures w14:val="standardContextual"/>
             </w:rPr>
           </w:pPr>
-          <w:hyperlink w:anchor="_Toc239774889" w:history="1">
+          <w:hyperlink w:anchor="_Toc240009630" w:history="1">
             <w:r>
               <w:rPr>
                 <w:rStyle w:val="Hyperlink"/>
@@ -3114,7 +3125,7 @@
                 <w:noProof/>
                 <w:webHidden/>
               </w:rPr>
-              <w:instrText xml:space="preserve"> PAGEREF _Toc239774889 \h </w:instrText>
+              <w:instrText xml:space="preserve"> PAGEREF _Toc240009630 \h </w:instrText>
             </w:r>
             <w:r>
               <w:rPr>
@@ -3160,7 +3171,7 @@
               <w14:ligatures w14:val="standardContextual"/>
             </w:rPr>
           </w:pPr>
-          <w:hyperlink w:anchor="_Toc239774890" w:history="1">
+          <w:hyperlink w:anchor="_Toc240009631" w:history="1">
             <w:r>
               <w:rPr>
                 <w:rStyle w:val="Hyperlink"/>
@@ -3188,7 +3199,7 @@
                 <w:noProof/>
                 <w:webHidden/>
               </w:rPr>
-              <w:instrText xml:space="preserve"> PAGEREF _Toc239774890 \h </w:instrText>
+              <w:instrText xml:space="preserve"> PAGEREF _Toc240009631 \h </w:instrText>
             </w:r>
             <w:r>
               <w:rPr>
@@ -3234,7 +3245,7 @@
               <w14:ligatures w14:val="standardContextual"/>
             </w:rPr>
           </w:pPr>
-          <w:hyperlink w:anchor="_Toc239774891" w:history="1">
+          <w:hyperlink w:anchor="_Toc240009632" w:history="1">
             <w:r>
               <w:rPr>
                 <w:rStyle w:val="Hyperlink"/>
@@ -3262,7 +3273,7 @@
                 <w:noProof/>
                 <w:webHidden/>
               </w:rPr>
-              <w:instrText xml:space="preserve"> PAGEREF _Toc239774891 \h </w:instrText>
+              <w:instrText xml:space="preserve"> PAGEREF _Toc240009632 \h </w:instrText>
             </w:r>
             <w:r>
               <w:rPr>
@@ -3308,7 +3319,7 @@
               <w14:ligatures w14:val="standardContextual"/>
             </w:rPr>
           </w:pPr>
-          <w:hyperlink w:anchor="_Toc239774892" w:history="1">
+          <w:hyperlink w:anchor="_Toc240009633" w:history="1">
             <w:r>
               <w:rPr>
                 <w:rStyle w:val="Hyperlink"/>
@@ -3336,7 +3347,7 @@
                 <w:noProof/>
                 <w:webHidden/>
               </w:rPr>
-              <w:instrText xml:space="preserve"> PAGEREF _Toc239774892 \h </w:instrText>
+              <w:instrText xml:space="preserve"> PAGEREF _Toc240009633 \h </w:instrText>
             </w:r>
             <w:r>
               <w:rPr>
@@ -3382,7 +3393,7 @@
               <w14:ligatures w14:val="standardContextual"/>
             </w:rPr>
           </w:pPr>
-          <w:hyperlink w:anchor="_Toc239774893" w:history="1">
+          <w:hyperlink w:anchor="_Toc240009634" w:history="1">
             <w:r>
               <w:rPr>
                 <w:rStyle w:val="Hyperlink"/>
@@ -3410,7 +3421,7 @@
                 <w:noProof/>
                 <w:webHidden/>
               </w:rPr>
-              <w:instrText xml:space="preserve"> PAGEREF _Toc239774893 \h </w:instrText>
+              <w:instrText xml:space="preserve"> PAGEREF _Toc240009634 \h </w:instrText>
             </w:r>
             <w:r>
               <w:rPr>
@@ -3456,7 +3467,7 @@
               <w14:ligatures w14:val="standardContextual"/>
             </w:rPr>
           </w:pPr>
-          <w:hyperlink w:anchor="_Toc239774894" w:history="1">
+          <w:hyperlink w:anchor="_Toc240009635" w:history="1">
             <w:r>
               <w:rPr>
                 <w:rStyle w:val="Hyperlink"/>
@@ -3484,7 +3495,7 @@
                 <w:noProof/>
                 <w:webHidden/>
               </w:rPr>
-              <w:instrText xml:space="preserve"> PAGEREF _Toc239774894 \h </w:instrText>
+              <w:instrText xml:space="preserve"> PAGEREF _Toc240009635 \h </w:instrText>
             </w:r>
             <w:r>
               <w:rPr>
@@ -3530,7 +3541,7 @@
               <w14:ligatures w14:val="standardContextual"/>
             </w:rPr>
           </w:pPr>
-          <w:hyperlink w:anchor="_Toc239774895" w:history="1">
+          <w:hyperlink w:anchor="_Toc240009636" w:history="1">
             <w:r>
               <w:rPr>
                 <w:rStyle w:val="Hyperlink"/>
@@ -3580,7 +3591,7 @@
                 <w:noProof/>
                 <w:webHidden/>
               </w:rPr>
-              <w:instrText xml:space="preserve"> PAGEREF _Toc239774895 \h </w:instrText>
+              <w:instrText xml:space="preserve"> PAGEREF _Toc240009636 \h </w:instrText>
             </w:r>
             <w:r>
               <w:rPr>
@@ -3626,7 +3637,7 @@
               <w14:ligatures w14:val="standardContextual"/>
             </w:rPr>
           </w:pPr>
-          <w:hyperlink w:anchor="_Toc239774896" w:history="1">
+          <w:hyperlink w:anchor="_Toc240009637" w:history="1">
             <w:r>
               <w:rPr>
                 <w:rStyle w:val="Hyperlink"/>
@@ -3654,7 +3665,7 @@
                 <w:noProof/>
                 <w:webHidden/>
               </w:rPr>
-              <w:instrText xml:space="preserve"> PAGEREF _Toc239774896 \h </w:instrText>
+              <w:instrText xml:space="preserve"> PAGEREF _Toc240009637 \h </w:instrText>
             </w:r>
             <w:r>
               <w:rPr>
@@ -3700,7 +3711,7 @@
               <w14:ligatures w14:val="standardContextual"/>
             </w:rPr>
           </w:pPr>
-          <w:hyperlink w:anchor="_Toc239774897" w:history="1">
+          <w:hyperlink w:anchor="_Toc240009638" w:history="1">
             <w:r>
               <w:rPr>
                 <w:rStyle w:val="Hyperlink"/>
@@ -3728,7 +3739,7 @@
                 <w:noProof/>
                 <w:webHidden/>
               </w:rPr>
-              <w:instrText xml:space="preserve"> PAGEREF _Toc239774897 \h </w:instrText>
+              <w:instrText xml:space="preserve"> PAGEREF _Toc240009638 \h </w:instrText>
             </w:r>
             <w:r>
               <w:rPr>
@@ -3774,7 +3785,7 @@
               <w14:ligatures w14:val="standardContextual"/>
             </w:rPr>
           </w:pPr>
-          <w:hyperlink w:anchor="_Toc239774898" w:history="1">
+          <w:hyperlink w:anchor="_Toc240009639" w:history="1">
             <w:r>
               <w:rPr>
                 <w:rStyle w:val="Hyperlink"/>
@@ -3802,7 +3813,7 @@
                 <w:noProof/>
                 <w:webHidden/>
               </w:rPr>
-              <w:instrText xml:space="preserve"> PAGEREF _Toc239774898 \h </w:instrText>
+              <w:instrText xml:space="preserve"> PAGEREF _Toc240009639 \h </w:instrText>
             </w:r>
             <w:r>
               <w:rPr>
@@ -3848,7 +3859,7 @@
               <w14:ligatures w14:val="standardContextual"/>
             </w:rPr>
           </w:pPr>
-          <w:hyperlink w:anchor="_Toc239774899" w:history="1">
+          <w:hyperlink w:anchor="_Toc240009640" w:history="1">
             <w:r>
               <w:rPr>
                 <w:rStyle w:val="Hyperlink"/>
@@ -3898,7 +3909,7 @@
                 <w:noProof/>
                 <w:webHidden/>
               </w:rPr>
-              <w:instrText xml:space="preserve"> PAGEREF _Toc239774899 \h </w:instrText>
+              <w:instrText xml:space="preserve"> PAGEREF _Toc240009640 \h </w:instrText>
             </w:r>
             <w:r>
               <w:rPr>
@@ -3944,7 +3955,7 @@
               <w14:ligatures w14:val="standardContextual"/>
             </w:rPr>
           </w:pPr>
-          <w:hyperlink w:anchor="_Toc239774900" w:history="1">
+          <w:hyperlink w:anchor="_Toc240009641" w:history="1">
             <w:r>
               <w:rPr>
                 <w:rStyle w:val="Hyperlink"/>
@@ -3972,7 +3983,7 @@
                 <w:noProof/>
                 <w:webHidden/>
               </w:rPr>
-              <w:instrText xml:space="preserve"> PAGEREF _Toc239774900 \h </w:instrText>
+              <w:instrText xml:space="preserve"> PAGEREF _Toc240009641 \h </w:instrText>
             </w:r>
             <w:r>
               <w:rPr>
@@ -4018,7 +4029,7 @@
               <w14:ligatures w14:val="standardContextual"/>
             </w:rPr>
           </w:pPr>
-          <w:hyperlink w:anchor="_Toc239774901" w:history="1">
+          <w:hyperlink w:anchor="_Toc240009642" w:history="1">
             <w:r>
               <w:rPr>
                 <w:rStyle w:val="Hyperlink"/>
@@ -4046,7 +4057,7 @@
                 <w:noProof/>
                 <w:webHidden/>
               </w:rPr>
-              <w:instrText xml:space="preserve"> PAGEREF _Toc239774901 \h </w:instrText>
+              <w:instrText xml:space="preserve"> PAGEREF _Toc240009642 \h </w:instrText>
             </w:r>
             <w:r>
               <w:rPr>
@@ -4092,7 +4103,7 @@
               <w14:ligatures w14:val="standardContextual"/>
             </w:rPr>
           </w:pPr>
-          <w:hyperlink w:anchor="_Toc239774902" w:history="1">
+          <w:hyperlink w:anchor="_Toc240009643" w:history="1">
             <w:r>
               <w:rPr>
                 <w:rStyle w:val="Hyperlink"/>
@@ -4142,7 +4153,7 @@
                 <w:noProof/>
                 <w:webHidden/>
               </w:rPr>
-              <w:instrText xml:space="preserve"> PAGEREF _Toc239774902 \h </w:instrText>
+              <w:instrText xml:space="preserve"> PAGEREF _Toc240009643 \h </w:instrText>
             </w:r>
             <w:r>
               <w:rPr>
@@ -4188,7 +4199,7 @@
               <w14:ligatures w14:val="standardContextual"/>
             </w:rPr>
           </w:pPr>
-          <w:hyperlink w:anchor="_Toc239774903" w:history="1">
+          <w:hyperlink w:anchor="_Toc240009644" w:history="1">
             <w:r>
               <w:rPr>
                 <w:rStyle w:val="Hyperlink"/>
@@ -4231,7 +4242,7 @@
                 <w:noProof/>
                 <w:webHidden/>
               </w:rPr>
-              <w:instrText xml:space="preserve"> PAGEREF _Toc239774903 \h </w:instrText>
+              <w:instrText xml:space="preserve"> PAGEREF _Toc240009644 \h </w:instrText>
             </w:r>
             <w:r>
               <w:rPr>
@@ -4277,7 +4288,7 @@
               <w14:ligatures w14:val="standardContextual"/>
             </w:rPr>
           </w:pPr>
-          <w:hyperlink w:anchor="_Toc239774904" w:history="1">
+          <w:hyperlink w:anchor="_Toc240009645" w:history="1">
             <w:r>
               <w:rPr>
                 <w:rStyle w:val="Hyperlink"/>
@@ -4305,7 +4316,7 @@
                 <w:noProof/>
                 <w:webHidden/>
               </w:rPr>
-              <w:instrText xml:space="preserve"> PAGEREF _Toc239774904 \h </w:instrText>
+              <w:instrText xml:space="preserve"> PAGEREF _Toc240009645 \h </w:instrText>
             </w:r>
             <w:r>
               <w:rPr>
@@ -4351,7 +4362,7 @@
               <w14:ligatures w14:val="standardContextual"/>
             </w:rPr>
           </w:pPr>
-          <w:hyperlink w:anchor="_Toc239774905" w:history="1">
+          <w:hyperlink w:anchor="_Toc240009646" w:history="1">
             <w:r>
               <w:rPr>
                 <w:rStyle w:val="Hyperlink"/>
@@ -4416,7 +4427,7 @@
                 <w:noProof/>
                 <w:webHidden/>
               </w:rPr>
-              <w:instrText xml:space="preserve"> PAGEREF _Toc239774905 \h </w:instrText>
+              <w:instrText xml:space="preserve"> PAGEREF _Toc240009646 \h </w:instrText>
             </w:r>
             <w:r>
               <w:rPr>
@@ -4462,7 +4473,7 @@
               <w14:ligatures w14:val="standardContextual"/>
             </w:rPr>
           </w:pPr>
-          <w:hyperlink w:anchor="_Toc239774906" w:history="1">
+          <w:hyperlink w:anchor="_Toc240009647" w:history="1">
             <w:r>
               <w:rPr>
                 <w:rStyle w:val="Hyperlink"/>
@@ -4512,7 +4523,7 @@
                 <w:noProof/>
                 <w:webHidden/>
               </w:rPr>
-              <w:instrText xml:space="preserve"> PAGEREF _Toc239774906 \h </w:instrText>
+              <w:instrText xml:space="preserve"> PAGEREF _Toc240009647 \h </w:instrText>
             </w:r>
             <w:r>
               <w:rPr>
@@ -4558,7 +4569,7 @@
               <w14:ligatures w14:val="standardContextual"/>
             </w:rPr>
           </w:pPr>
-          <w:hyperlink w:anchor="_Toc239774907" w:history="1">
+          <w:hyperlink w:anchor="_Toc240009648" w:history="1">
             <w:r>
               <w:rPr>
                 <w:rStyle w:val="Hyperlink"/>
@@ -4616,7 +4627,7 @@
                 <w:noProof/>
                 <w:webHidden/>
               </w:rPr>
-              <w:instrText xml:space="preserve"> PAGEREF _Toc239774907 \h </w:instrText>
+              <w:instrText xml:space="preserve"> PAGEREF _Toc240009648 \h </w:instrText>
             </w:r>
             <w:r>
               <w:rPr>
@@ -4662,7 +4673,7 @@
               <w14:ligatures w14:val="standardContextual"/>
             </w:rPr>
           </w:pPr>
-          <w:hyperlink w:anchor="_Toc239774908" w:history="1">
+          <w:hyperlink w:anchor="_Toc240009649" w:history="1">
             <w:r>
               <w:rPr>
                 <w:rStyle w:val="Hyperlink"/>
@@ -4720,7 +4731,7 @@
                 <w:noProof/>
                 <w:webHidden/>
               </w:rPr>
-              <w:instrText xml:space="preserve"> PAGEREF _Toc239774908 \h </w:instrText>
+              <w:instrText xml:space="preserve"> PAGEREF _Toc240009649 \h </w:instrText>
             </w:r>
             <w:r>
               <w:rPr>
@@ -4766,7 +4777,7 @@
               <w14:ligatures w14:val="standardContextual"/>
             </w:rPr>
           </w:pPr>
-          <w:hyperlink w:anchor="_Toc239774909" w:history="1">
+          <w:hyperlink w:anchor="_Toc240009650" w:history="1">
             <w:r>
               <w:rPr>
                 <w:rStyle w:val="Hyperlink"/>
@@ -4794,7 +4805,7 @@
                 <w:noProof/>
                 <w:webHidden/>
               </w:rPr>
-              <w:instrText xml:space="preserve"> PAGEREF _Toc239774909 \h </w:instrText>
+              <w:instrText xml:space="preserve"> PAGEREF _Toc240009650 \h </w:instrText>
             </w:r>
             <w:r>
               <w:rPr>
@@ -4840,7 +4851,7 @@
               <w14:ligatures w14:val="standardContextual"/>
             </w:rPr>
           </w:pPr>
-          <w:hyperlink w:anchor="_Toc239774910" w:history="1">
+          <w:hyperlink w:anchor="_Toc240009651" w:history="1">
             <w:r>
               <w:rPr>
                 <w:rStyle w:val="Hyperlink"/>
@@ -4868,7 +4879,7 @@
                 <w:noProof/>
                 <w:webHidden/>
               </w:rPr>
-              <w:instrText xml:space="preserve"> PAGEREF _Toc239774910 \h </w:instrText>
+              <w:instrText xml:space="preserve"> PAGEREF _Toc240009651 \h </w:instrText>
             </w:r>
             <w:r>
               <w:rPr>
@@ -4914,7 +4925,7 @@
               <w14:ligatures w14:val="standardContextual"/>
             </w:rPr>
           </w:pPr>
-          <w:hyperlink w:anchor="_Toc239774911" w:history="1">
+          <w:hyperlink w:anchor="_Toc240009652" w:history="1">
             <w:r>
               <w:rPr>
                 <w:rStyle w:val="Hyperlink"/>
@@ -4942,7 +4953,7 @@
                 <w:noProof/>
                 <w:webHidden/>
               </w:rPr>
-              <w:instrText xml:space="preserve"> PAGEREF _Toc239774911 \h </w:instrText>
+              <w:instrText xml:space="preserve"> PAGEREF _Toc240009652 \h </w:instrText>
             </w:r>
             <w:r>
               <w:rPr>
@@ -4988,7 +4999,7 @@
               <w14:ligatures w14:val="standardContextual"/>
             </w:rPr>
           </w:pPr>
-          <w:hyperlink w:anchor="_Toc239774912" w:history="1">
+          <w:hyperlink w:anchor="_Toc240009653" w:history="1">
             <w:r>
               <w:rPr>
                 <w:rStyle w:val="Hyperlink"/>
@@ -5002,7 +5013,7 @@
                 <w:rStyle w:val="Hyperlink"/>
                 <w:noProof/>
               </w:rPr>
-              <w:t>Fluxomics</w:t>
+              <w:t>Ροωμική</w:t>
             </w:r>
             <w:r>
               <w:rPr>
@@ -5061,7 +5072,7 @@
                 <w:noProof/>
                 <w:webHidden/>
               </w:rPr>
-              <w:instrText xml:space="preserve"> PAGEREF _Toc239774912 \h </w:instrText>
+              <w:instrText xml:space="preserve"> PAGEREF _Toc240009653 \h </w:instrText>
             </w:r>
             <w:r>
               <w:rPr>
@@ -5107,7 +5118,7 @@
               <w14:ligatures w14:val="standardContextual"/>
             </w:rPr>
           </w:pPr>
-          <w:hyperlink w:anchor="_Toc239774913" w:history="1">
+          <w:hyperlink w:anchor="_Toc240009654" w:history="1">
             <w:r>
               <w:rPr>
                 <w:rStyle w:val="Hyperlink"/>
@@ -5135,7 +5146,7 @@
                 <w:noProof/>
                 <w:webHidden/>
               </w:rPr>
-              <w:instrText xml:space="preserve"> PAGEREF _Toc239774913 \h </w:instrText>
+              <w:instrText xml:space="preserve"> PAGEREF _Toc240009654 \h </w:instrText>
             </w:r>
             <w:r>
               <w:rPr>
@@ -5181,7 +5192,7 @@
               <w14:ligatures w14:val="standardContextual"/>
             </w:rPr>
           </w:pPr>
-          <w:hyperlink w:anchor="_Toc239774914" w:history="1">
+          <w:hyperlink w:anchor="_Toc240009655" w:history="1">
             <w:r>
               <w:rPr>
                 <w:rStyle w:val="Hyperlink"/>
@@ -5195,7 +5206,7 @@
                 <w:rStyle w:val="Hyperlink"/>
                 <w:noProof/>
               </w:rPr>
-              <w:t>fluxomics</w:t>
+              <w:t>Ροωμική</w:t>
             </w:r>
             <w:r>
               <w:rPr>
@@ -5216,7 +5227,7 @@
                 <w:noProof/>
                 <w:webHidden/>
               </w:rPr>
-              <w:instrText xml:space="preserve"> PAGEREF _Toc239774914 \h </w:instrText>
+              <w:instrText xml:space="preserve"> PAGEREF _Toc240009655 \h </w:instrText>
             </w:r>
             <w:r>
               <w:rPr>
@@ -5262,14 +5273,30 @@
               <w14:ligatures w14:val="standardContextual"/>
             </w:rPr>
           </w:pPr>
-          <w:hyperlink w:anchor="_Toc239774915" w:history="1">
+          <w:hyperlink w:anchor="_Toc240009656" w:history="1">
             <w:r>
               <w:rPr>
                 <w:rStyle w:val="Hyperlink"/>
                 <w:noProof/>
                 <w:lang w:val="el-GR"/>
               </w:rPr>
-              <w:t>7. Μηχανική Μάθηση σε metabolomics και fluxomics δεδομένα</w:t>
+              <w:t xml:space="preserve">7. Μηχανική Μάθηση σε metabolomics και </w:t>
+            </w:r>
+            <w:r>
+              <w:rPr>
+                <w:rStyle w:val="Hyperlink"/>
+                <w:noProof/>
+                <w:lang w:val="el-GR"/>
+              </w:rPr>
+              <w:t>Ροωμική</w:t>
+            </w:r>
+            <w:r>
+              <w:rPr>
+                <w:rStyle w:val="Hyperlink"/>
+                <w:noProof/>
+                <w:lang w:val="el-GR"/>
+              </w:rPr>
+              <w:t xml:space="preserve"> δεδομένα</w:t>
             </w:r>
             <w:r>
               <w:rPr>
@@ -5290,7 +5317,7 @@
                 <w:noProof/>
                 <w:webHidden/>
               </w:rPr>
-              <w:instrText xml:space="preserve"> PAGEREF _Toc239774915 \h </w:instrText>
+              <w:instrText xml:space="preserve"> PAGEREF _Toc240009656 \h </w:instrText>
             </w:r>
             <w:r>
               <w:rPr>
@@ -5336,7 +5363,7 @@
               <w14:ligatures w14:val="standardContextual"/>
             </w:rPr>
           </w:pPr>
-          <w:hyperlink w:anchor="_Toc239774916" w:history="1">
+          <w:hyperlink w:anchor="_Toc240009657" w:history="1">
             <w:r>
               <w:rPr>
                 <w:rStyle w:val="Hyperlink"/>
@@ -5364,7 +5391,7 @@
                 <w:noProof/>
                 <w:webHidden/>
               </w:rPr>
-              <w:instrText xml:space="preserve"> PAGEREF _Toc239774916 \h </w:instrText>
+              <w:instrText xml:space="preserve"> PAGEREF _Toc240009657 \h </w:instrText>
             </w:r>
             <w:r>
               <w:rPr>
@@ -5410,7 +5437,7 @@
               <w14:ligatures w14:val="standardContextual"/>
             </w:rPr>
           </w:pPr>
-          <w:hyperlink w:anchor="_Toc239774917" w:history="1">
+          <w:hyperlink w:anchor="_Toc240009658" w:history="1">
             <w:r>
               <w:rPr>
                 <w:rStyle w:val="Hyperlink"/>
@@ -5438,7 +5465,7 @@
                 <w:noProof/>
                 <w:webHidden/>
               </w:rPr>
-              <w:instrText xml:space="preserve"> PAGEREF _Toc239774917 \h </w:instrText>
+              <w:instrText xml:space="preserve"> PAGEREF _Toc240009658 \h </w:instrText>
             </w:r>
             <w:r>
               <w:rPr>
@@ -5484,7 +5511,7 @@
               <w14:ligatures w14:val="standardContextual"/>
             </w:rPr>
           </w:pPr>
-          <w:hyperlink w:anchor="_Toc239774918" w:history="1">
+          <w:hyperlink w:anchor="_Toc240009659" w:history="1">
             <w:r>
               <w:rPr>
                 <w:rStyle w:val="Hyperlink"/>
@@ -5512,7 +5539,7 @@
                 <w:noProof/>
                 <w:webHidden/>
               </w:rPr>
-              <w:instrText xml:space="preserve"> PAGEREF _Toc239774918 \h </w:instrText>
+              <w:instrText xml:space="preserve"> PAGEREF _Toc240009659 \h </w:instrText>
             </w:r>
             <w:r>
               <w:rPr>
@@ -5558,14 +5585,30 @@
               <w14:ligatures w14:val="standardContextual"/>
             </w:rPr>
           </w:pPr>
-          <w:hyperlink w:anchor="_Toc239774919" w:history="1">
+          <w:hyperlink w:anchor="_Toc240009660" w:history="1">
             <w:r>
               <w:rPr>
                 <w:rStyle w:val="Hyperlink"/>
                 <w:noProof/>
                 <w:lang w:val="el-GR"/>
               </w:rPr>
-              <w:t>7.4 Μηχανική Μάθηση και fluxomics δεδομένα</w:t>
+              <w:t xml:space="preserve">7.4 Μηχανική Μάθηση και </w:t>
+            </w:r>
+            <w:r>
+              <w:rPr>
+                <w:rStyle w:val="Hyperlink"/>
+                <w:noProof/>
+                <w:lang w:val="el-GR"/>
+              </w:rPr>
+              <w:t>Ροωμική</w:t>
+            </w:r>
+            <w:r>
+              <w:rPr>
+                <w:rStyle w:val="Hyperlink"/>
+                <w:noProof/>
+                <w:lang w:val="el-GR"/>
+              </w:rPr>
+              <w:t xml:space="preserve"> δεδομένα</w:t>
             </w:r>
             <w:r>
               <w:rPr>
@@ -5586,7 +5629,7 @@
                 <w:noProof/>
                 <w:webHidden/>
               </w:rPr>
-              <w:instrText xml:space="preserve"> PAGEREF _Toc239774919 \h </w:instrText>
+              <w:instrText xml:space="preserve"> PAGEREF _Toc240009660 \h </w:instrText>
             </w:r>
             <w:r>
               <w:rPr>
@@ -5632,14 +5675,30 @@
               <w14:ligatures w14:val="standardContextual"/>
             </w:rPr>
           </w:pPr>
-          <w:hyperlink w:anchor="_Toc239774920" w:history="1">
+          <w:hyperlink w:anchor="_Toc240009661" w:history="1">
             <w:r>
               <w:rPr>
                 <w:rStyle w:val="Hyperlink"/>
                 <w:noProof/>
                 <w:lang w:val="el-GR"/>
               </w:rPr>
-              <w:t>7.5 Περιορισμοί της εφαρμογής Μηχανικής Μάθησης σε fluxomics δεδομένα</w:t>
+              <w:t xml:space="preserve">7.5 Περιορισμοί της εφαρμογής Μηχανικής Μάθησης σε </w:t>
+            </w:r>
+            <w:r>
+              <w:rPr>
+                <w:rStyle w:val="Hyperlink"/>
+                <w:noProof/>
+                <w:lang w:val="el-GR"/>
+              </w:rPr>
+              <w:t>Ροωμική</w:t>
+            </w:r>
+            <w:r>
+              <w:rPr>
+                <w:rStyle w:val="Hyperlink"/>
+                <w:noProof/>
+                <w:lang w:val="el-GR"/>
+              </w:rPr>
+              <w:t xml:space="preserve"> δεδομένα</w:t>
             </w:r>
             <w:r>
               <w:rPr>
@@ -5660,7 +5719,7 @@
                 <w:noProof/>
                 <w:webHidden/>
               </w:rPr>
-              <w:instrText xml:space="preserve"> PAGEREF _Toc239774920 \h </w:instrText>
+              <w:instrText xml:space="preserve"> PAGEREF _Toc240009661 \h </w:instrText>
             </w:r>
             <w:r>
               <w:rPr>
@@ -5706,7 +5765,7 @@
               <w14:ligatures w14:val="standardContextual"/>
             </w:rPr>
           </w:pPr>
-          <w:hyperlink w:anchor="_Toc239774921" w:history="1">
+          <w:hyperlink w:anchor="_Toc240009662" w:history="1">
             <w:r>
               <w:rPr>
                 <w:rStyle w:val="Hyperlink"/>
@@ -5734,7 +5793,7 @@
                 <w:noProof/>
                 <w:webHidden/>
               </w:rPr>
-              <w:instrText xml:space="preserve"> PAGEREF _Toc239774921 \h </w:instrText>
+              <w:instrText xml:space="preserve"> PAGEREF _Toc240009662 \h </w:instrText>
             </w:r>
             <w:r>
               <w:rPr>
@@ -5780,7 +5839,7 @@
               <w14:ligatures w14:val="standardContextual"/>
             </w:rPr>
           </w:pPr>
-          <w:hyperlink w:anchor="_Toc239774922" w:history="1">
+          <w:hyperlink w:anchor="_Toc240009663" w:history="1">
             <w:r>
               <w:rPr>
                 <w:rStyle w:val="Hyperlink"/>
@@ -5808,7 +5867,7 @@
                 <w:noProof/>
                 <w:webHidden/>
               </w:rPr>
-              <w:instrText xml:space="preserve"> PAGEREF _Toc239774922 \h </w:instrText>
+              <w:instrText xml:space="preserve"> PAGEREF _Toc240009663 \h </w:instrText>
             </w:r>
             <w:r>
               <w:rPr>
@@ -5854,7 +5913,7 @@
               <w14:ligatures w14:val="standardContextual"/>
             </w:rPr>
           </w:pPr>
-          <w:hyperlink w:anchor="_Toc239774923" w:history="1">
+          <w:hyperlink w:anchor="_Toc240009664" w:history="1">
             <w:r>
               <w:rPr>
                 <w:rStyle w:val="Hyperlink"/>
@@ -5882,7 +5941,7 @@
                 <w:noProof/>
                 <w:webHidden/>
               </w:rPr>
-              <w:instrText xml:space="preserve"> PAGEREF _Toc239774923 \h </w:instrText>
+              <w:instrText xml:space="preserve"> PAGEREF _Toc240009664 \h </w:instrText>
             </w:r>
             <w:r>
               <w:rPr>
@@ -5928,7 +5987,7 @@
               <w14:ligatures w14:val="standardContextual"/>
             </w:rPr>
           </w:pPr>
-          <w:hyperlink w:anchor="_Toc239774924" w:history="1">
+          <w:hyperlink w:anchor="_Toc240009665" w:history="1">
             <w:r>
               <w:rPr>
                 <w:rStyle w:val="Hyperlink"/>
@@ -5956,7 +6015,7 @@
                 <w:noProof/>
                 <w:webHidden/>
               </w:rPr>
-              <w:instrText xml:space="preserve"> PAGEREF _Toc239774924 \h </w:instrText>
+              <w:instrText xml:space="preserve"> PAGEREF _Toc240009665 \h </w:instrText>
             </w:r>
             <w:r>
               <w:rPr>
@@ -6002,7 +6061,7 @@
               <w14:ligatures w14:val="standardContextual"/>
             </w:rPr>
           </w:pPr>
-          <w:hyperlink w:anchor="_Toc239774925" w:history="1">
+          <w:hyperlink w:anchor="_Toc240009666" w:history="1">
             <w:r>
               <w:rPr>
                 <w:rStyle w:val="Hyperlink"/>
@@ -6030,7 +6089,7 @@
                 <w:noProof/>
                 <w:webHidden/>
               </w:rPr>
-              <w:instrText xml:space="preserve"> PAGEREF _Toc239774925 \h </w:instrText>
+              <w:instrText xml:space="preserve"> PAGEREF _Toc240009666 \h </w:instrText>
             </w:r>
             <w:r>
               <w:rPr>
@@ -6076,7 +6135,7 @@
               <w14:ligatures w14:val="standardContextual"/>
             </w:rPr>
           </w:pPr>
-          <w:hyperlink w:anchor="_Toc239774926" w:history="1">
+          <w:hyperlink w:anchor="_Toc240009667" w:history="1">
             <w:r>
               <w:rPr>
                 <w:rStyle w:val="Hyperlink"/>
@@ -6104,7 +6163,7 @@
                 <w:noProof/>
                 <w:webHidden/>
               </w:rPr>
-              <w:instrText xml:space="preserve"> PAGEREF _Toc239774926 \h </w:instrText>
+              <w:instrText xml:space="preserve"> PAGEREF _Toc240009667 \h </w:instrText>
             </w:r>
             <w:r>
               <w:rPr>
@@ -6150,7 +6209,7 @@
               <w14:ligatures w14:val="standardContextual"/>
             </w:rPr>
           </w:pPr>
-          <w:hyperlink w:anchor="_Toc239774927" w:history="1">
+          <w:hyperlink w:anchor="_Toc240009668" w:history="1">
             <w:r>
               <w:rPr>
                 <w:rStyle w:val="Hyperlink"/>
@@ -6178,7 +6237,7 @@
                 <w:noProof/>
                 <w:webHidden/>
               </w:rPr>
-              <w:instrText xml:space="preserve"> PAGEREF _Toc239774927 \h </w:instrText>
+              <w:instrText xml:space="preserve"> PAGEREF _Toc240009668 \h </w:instrText>
             </w:r>
             <w:r>
               <w:rPr>
@@ -6224,7 +6283,7 @@
               <w14:ligatures w14:val="standardContextual"/>
             </w:rPr>
           </w:pPr>
-          <w:hyperlink w:anchor="_Toc239774928" w:history="1">
+          <w:hyperlink w:anchor="_Toc240009669" w:history="1">
             <w:r>
               <w:rPr>
                 <w:rStyle w:val="Hyperlink"/>
@@ -6252,7 +6311,7 @@
                 <w:noProof/>
                 <w:webHidden/>
               </w:rPr>
-              <w:instrText xml:space="preserve"> PAGEREF _Toc239774928 \h </w:instrText>
+              <w:instrText xml:space="preserve"> PAGEREF _Toc240009669 \h </w:instrText>
             </w:r>
             <w:r>
               <w:rPr>
@@ -6298,7 +6357,7 @@
               <w14:ligatures w14:val="standardContextual"/>
             </w:rPr>
           </w:pPr>
-          <w:hyperlink w:anchor="_Toc239774929" w:history="1">
+          <w:hyperlink w:anchor="_Toc240009670" w:history="1">
             <w:r>
               <w:rPr>
                 <w:rStyle w:val="Hyperlink"/>
@@ -6326,7 +6385,7 @@
                 <w:noProof/>
                 <w:webHidden/>
               </w:rPr>
-              <w:instrText xml:space="preserve"> PAGEREF _Toc239774929 \h </w:instrText>
+              <w:instrText xml:space="preserve"> PAGEREF _Toc240009670 \h </w:instrText>
             </w:r>
             <w:r>
               <w:rPr>
@@ -6372,7 +6431,7 @@
               <w14:ligatures w14:val="standardContextual"/>
             </w:rPr>
           </w:pPr>
-          <w:hyperlink w:anchor="_Toc239774930" w:history="1">
+          <w:hyperlink w:anchor="_Toc240009671" w:history="1">
             <w:r>
               <w:rPr>
                 <w:rStyle w:val="Hyperlink"/>
@@ -6400,7 +6459,7 @@
                 <w:noProof/>
                 <w:webHidden/>
               </w:rPr>
-              <w:instrText xml:space="preserve"> PAGEREF _Toc239774930 \h </w:instrText>
+              <w:instrText xml:space="preserve"> PAGEREF _Toc240009671 \h </w:instrText>
             </w:r>
             <w:r>
               <w:rPr>
@@ -6446,7 +6505,7 @@
               <w14:ligatures w14:val="standardContextual"/>
             </w:rPr>
           </w:pPr>
-          <w:hyperlink w:anchor="_Toc239774931" w:history="1">
+          <w:hyperlink w:anchor="_Toc240009672" w:history="1">
             <w:r>
               <w:rPr>
                 <w:rStyle w:val="Hyperlink"/>
@@ -6474,7 +6533,7 @@
                 <w:noProof/>
                 <w:webHidden/>
               </w:rPr>
-              <w:instrText xml:space="preserve"> PAGEREF _Toc239774931 \h </w:instrText>
+              <w:instrText xml:space="preserve"> PAGEREF _Toc240009672 \h </w:instrText>
             </w:r>
             <w:r>
               <w:rPr>
@@ -6520,7 +6579,7 @@
               <w14:ligatures w14:val="standardContextual"/>
             </w:rPr>
           </w:pPr>
-          <w:hyperlink w:anchor="_Toc239774932" w:history="1">
+          <w:hyperlink w:anchor="_Toc240009673" w:history="1">
             <w:r>
               <w:rPr>
                 <w:rStyle w:val="Hyperlink"/>
@@ -6548,7 +6607,7 @@
                 <w:noProof/>
                 <w:webHidden/>
               </w:rPr>
-              <w:instrText xml:space="preserve"> PAGEREF _Toc239774932 \h </w:instrText>
+              <w:instrText xml:space="preserve"> PAGEREF _Toc240009673 \h </w:instrText>
             </w:r>
             <w:r>
               <w:rPr>
@@ -6594,7 +6653,7 @@
               <w14:ligatures w14:val="standardContextual"/>
             </w:rPr>
           </w:pPr>
-          <w:hyperlink w:anchor="_Toc239774933" w:history="1">
+          <w:hyperlink w:anchor="_Toc240009674" w:history="1">
             <w:r>
               <w:rPr>
                 <w:rStyle w:val="Hyperlink"/>
@@ -6622,7 +6681,7 @@
                 <w:noProof/>
                 <w:webHidden/>
               </w:rPr>
-              <w:instrText xml:space="preserve"> PAGEREF _Toc239774933 \h </w:instrText>
+              <w:instrText xml:space="preserve"> PAGEREF _Toc240009674 \h </w:instrText>
             </w:r>
             <w:r>
               <w:rPr>
@@ -6668,7 +6727,7 @@
               <w14:ligatures w14:val="standardContextual"/>
             </w:rPr>
           </w:pPr>
-          <w:hyperlink w:anchor="_Toc239774934" w:history="1">
+          <w:hyperlink w:anchor="_Toc240009675" w:history="1">
             <w:r>
               <w:rPr>
                 <w:rStyle w:val="Hyperlink"/>
@@ -6696,7 +6755,7 @@
                 <w:noProof/>
                 <w:webHidden/>
               </w:rPr>
-              <w:instrText xml:space="preserve"> PAGEREF _Toc239774934 \h </w:instrText>
+              <w:instrText xml:space="preserve"> PAGEREF _Toc240009675 \h </w:instrText>
             </w:r>
             <w:r>
               <w:rPr>
@@ -6742,14 +6801,14 @@
               <w14:ligatures w14:val="standardContextual"/>
             </w:rPr>
           </w:pPr>
-          <w:hyperlink w:anchor="_Toc239774935" w:history="1">
+          <w:hyperlink w:anchor="_Toc240009676" w:history="1">
             <w:r>
               <w:rPr>
                 <w:rStyle w:val="Hyperlink"/>
                 <w:noProof/>
                 <w:lang w:val="el-GR"/>
               </w:rPr>
-              <w:t>9.8 Εξαγωγή μετρικών σχετιζόμεων με ροές</w:t>
+              <w:t>9.8 Εξαγωγή μετρικών σχετιζόμενων με ροές</w:t>
             </w:r>
             <w:r>
               <w:rPr>
@@ -6770,7 +6829,7 @@
                 <w:noProof/>
                 <w:webHidden/>
               </w:rPr>
-              <w:instrText xml:space="preserve"> PAGEREF _Toc239774935 \h </w:instrText>
+              <w:instrText xml:space="preserve"> PAGEREF _Toc240009676 \h </w:instrText>
             </w:r>
             <w:r>
               <w:rPr>
@@ -6816,7 +6875,7 @@
               <w14:ligatures w14:val="standardContextual"/>
             </w:rPr>
           </w:pPr>
-          <w:hyperlink w:anchor="_Toc239774936" w:history="1">
+          <w:hyperlink w:anchor="_Toc240009677" w:history="1">
             <w:r>
               <w:rPr>
                 <w:rStyle w:val="Hyperlink"/>
@@ -6844,7 +6903,7 @@
                 <w:noProof/>
                 <w:webHidden/>
               </w:rPr>
-              <w:instrText xml:space="preserve"> PAGEREF _Toc239774936 \h </w:instrText>
+              <w:instrText xml:space="preserve"> PAGEREF _Toc240009677 \h </w:instrText>
             </w:r>
             <w:r>
               <w:rPr>
@@ -6890,7 +6949,7 @@
               <w14:ligatures w14:val="standardContextual"/>
             </w:rPr>
           </w:pPr>
-          <w:hyperlink w:anchor="_Toc239774937" w:history="1">
+          <w:hyperlink w:anchor="_Toc240009678" w:history="1">
             <w:r>
               <w:rPr>
                 <w:rStyle w:val="Hyperlink"/>
@@ -6918,7 +6977,7 @@
                 <w:noProof/>
                 <w:webHidden/>
               </w:rPr>
-              <w:instrText xml:space="preserve"> PAGEREF _Toc239774937 \h </w:instrText>
+              <w:instrText xml:space="preserve"> PAGEREF _Toc240009678 \h </w:instrText>
             </w:r>
             <w:r>
               <w:rPr>
@@ -6964,7 +7023,7 @@
               <w14:ligatures w14:val="standardContextual"/>
             </w:rPr>
           </w:pPr>
-          <w:hyperlink w:anchor="_Toc239774938" w:history="1">
+          <w:hyperlink w:anchor="_Toc240009679" w:history="1">
             <w:r>
               <w:rPr>
                 <w:rStyle w:val="Hyperlink"/>
@@ -6978,7 +7037,7 @@
                 <w:rStyle w:val="Hyperlink"/>
                 <w:noProof/>
               </w:rPr>
-              <w:t>fluxomics</w:t>
+              <w:t>Ροωμική</w:t>
             </w:r>
             <w:r>
               <w:rPr>
@@ -6999,7 +7058,7 @@
                 <w:noProof/>
                 <w:webHidden/>
               </w:rPr>
-              <w:instrText xml:space="preserve"> PAGEREF _Toc239774938 \h </w:instrText>
+              <w:instrText xml:space="preserve"> PAGEREF _Toc240009679 \h </w:instrText>
             </w:r>
             <w:r>
               <w:rPr>
@@ -7045,7 +7104,7 @@
               <w14:ligatures w14:val="standardContextual"/>
             </w:rPr>
           </w:pPr>
-          <w:hyperlink w:anchor="_Toc239774939" w:history="1">
+          <w:hyperlink w:anchor="_Toc240009680" w:history="1">
             <w:r>
               <w:rPr>
                 <w:rStyle w:val="Hyperlink"/>
@@ -7073,7 +7132,7 @@
                 <w:noProof/>
                 <w:webHidden/>
               </w:rPr>
-              <w:instrText xml:space="preserve"> PAGEREF _Toc239774939 \h </w:instrText>
+              <w:instrText xml:space="preserve"> PAGEREF _Toc240009680 \h </w:instrText>
             </w:r>
             <w:r>
               <w:rPr>
@@ -7119,7 +7178,7 @@
               <w14:ligatures w14:val="standardContextual"/>
             </w:rPr>
           </w:pPr>
-          <w:hyperlink w:anchor="_Toc239774940" w:history="1">
+          <w:hyperlink w:anchor="_Toc240009681" w:history="1">
             <w:r>
               <w:rPr>
                 <w:rStyle w:val="Hyperlink"/>
@@ -7147,7 +7206,7 @@
                 <w:noProof/>
                 <w:webHidden/>
               </w:rPr>
-              <w:instrText xml:space="preserve"> PAGEREF _Toc239774940 \h </w:instrText>
+              <w:instrText xml:space="preserve"> PAGEREF _Toc240009681 \h </w:instrText>
             </w:r>
             <w:r>
               <w:rPr>
@@ -7193,7 +7252,7 @@
               <w14:ligatures w14:val="standardContextual"/>
             </w:rPr>
           </w:pPr>
-          <w:hyperlink w:anchor="_Toc239774941" w:history="1">
+          <w:hyperlink w:anchor="_Toc240009682" w:history="1">
             <w:r>
               <w:rPr>
                 <w:rStyle w:val="Hyperlink"/>
@@ -7221,7 +7280,7 @@
                 <w:noProof/>
                 <w:webHidden/>
               </w:rPr>
-              <w:instrText xml:space="preserve"> PAGEREF _Toc239774941 \h </w:instrText>
+              <w:instrText xml:space="preserve"> PAGEREF _Toc240009682 \h </w:instrText>
             </w:r>
             <w:r>
               <w:rPr>
@@ -7267,7 +7326,7 @@
               <w14:ligatures w14:val="standardContextual"/>
             </w:rPr>
           </w:pPr>
-          <w:hyperlink w:anchor="_Toc239774942" w:history="1">
+          <w:hyperlink w:anchor="_Toc240009683" w:history="1">
             <w:r>
               <w:rPr>
                 <w:rStyle w:val="Hyperlink"/>
@@ -7295,7 +7354,7 @@
                 <w:noProof/>
                 <w:webHidden/>
               </w:rPr>
-              <w:instrText xml:space="preserve"> PAGEREF _Toc239774942 \h </w:instrText>
+              <w:instrText xml:space="preserve"> PAGEREF _Toc240009683 \h </w:instrText>
             </w:r>
             <w:r>
               <w:rPr>
@@ -7341,7 +7400,7 @@
               <w14:ligatures w14:val="standardContextual"/>
             </w:rPr>
           </w:pPr>
-          <w:hyperlink w:anchor="_Toc239774943" w:history="1">
+          <w:hyperlink w:anchor="_Toc240009684" w:history="1">
             <w:r>
               <w:rPr>
                 <w:rStyle w:val="Hyperlink"/>
@@ -7369,7 +7428,7 @@
                 <w:noProof/>
                 <w:webHidden/>
               </w:rPr>
-              <w:instrText xml:space="preserve"> PAGEREF _Toc239774943 \h </w:instrText>
+              <w:instrText xml:space="preserve"> PAGEREF _Toc240009684 \h </w:instrText>
             </w:r>
             <w:r>
               <w:rPr>
@@ -7415,14 +7474,29 @@
               <w14:ligatures w14:val="standardContextual"/>
             </w:rPr>
           </w:pPr>
-          <w:hyperlink w:anchor="_Toc239774944" w:history="1">
+          <w:hyperlink w:anchor="_Toc240009685" w:history="1">
             <w:r>
               <w:rPr>
                 <w:rStyle w:val="Hyperlink"/>
                 <w:noProof/>
                 <w:lang w:val="el-GR"/>
               </w:rPr>
-              <w:t>10.3 Σύγκριση διαφορετικών συνθηκών θρεπτικού μέσου στο μοντέλο</w:t>
+              <w:t xml:space="preserve">10.3 Σύγκριση διαφορετικών συνθηκών θρεπτικού μέσου στο μοντέλο </w:t>
+            </w:r>
+            <w:r>
+              <w:rPr>
+                <w:rStyle w:val="Hyperlink"/>
+                <w:noProof/>
+              </w:rPr>
+              <w:t>iML</w:t>
+            </w:r>
+            <w:r>
+              <w:rPr>
+                <w:rStyle w:val="Hyperlink"/>
+                <w:noProof/>
+                <w:lang w:val="el-GR"/>
+              </w:rPr>
+              <w:t>1515</w:t>
             </w:r>
             <w:r>
               <w:rPr>
@@ -7443,7 +7517,7 @@
                 <w:noProof/>
                 <w:webHidden/>
               </w:rPr>
-              <w:instrText xml:space="preserve"> PAGEREF _Toc239774944 \h </w:instrText>
+              <w:instrText xml:space="preserve"> PAGEREF _Toc240009685 \h </w:instrText>
             </w:r>
             <w:r>
               <w:rPr>
@@ -7489,7 +7563,7 @@
               <w14:ligatures w14:val="standardContextual"/>
             </w:rPr>
           </w:pPr>
-          <w:hyperlink w:anchor="_Toc239774945" w:history="1">
+          <w:hyperlink w:anchor="_Toc240009686" w:history="1">
             <w:r>
               <w:rPr>
                 <w:rStyle w:val="Hyperlink"/>
@@ -7517,7 +7591,7 @@
                 <w:noProof/>
                 <w:webHidden/>
               </w:rPr>
-              <w:instrText xml:space="preserve"> PAGEREF _Toc239774945 \h </w:instrText>
+              <w:instrText xml:space="preserve"> PAGEREF _Toc240009686 \h </w:instrText>
             </w:r>
             <w:r>
               <w:rPr>
@@ -7563,7 +7637,7 @@
               <w14:ligatures w14:val="standardContextual"/>
             </w:rPr>
           </w:pPr>
-          <w:hyperlink w:anchor="_Toc239774946" w:history="1">
+          <w:hyperlink w:anchor="_Toc240009687" w:history="1">
             <w:r>
               <w:rPr>
                 <w:rStyle w:val="Hyperlink"/>
@@ -7591,7 +7665,7 @@
                 <w:noProof/>
                 <w:webHidden/>
               </w:rPr>
-              <w:instrText xml:space="preserve"> PAGEREF _Toc239774946 \h </w:instrText>
+              <w:instrText xml:space="preserve"> PAGEREF _Toc240009687 \h </w:instrText>
             </w:r>
             <w:r>
               <w:rPr>
@@ -7637,7 +7711,7 @@
               <w14:ligatures w14:val="standardContextual"/>
             </w:rPr>
           </w:pPr>
-          <w:hyperlink w:anchor="_Toc239774947" w:history="1">
+          <w:hyperlink w:anchor="_Toc240009688" w:history="1">
             <w:r>
               <w:rPr>
                 <w:rStyle w:val="Hyperlink"/>
@@ -7665,7 +7739,7 @@
                 <w:noProof/>
                 <w:webHidden/>
               </w:rPr>
-              <w:instrText xml:space="preserve"> PAGEREF _Toc239774947 \h </w:instrText>
+              <w:instrText xml:space="preserve"> PAGEREF _Toc240009688 \h </w:instrText>
             </w:r>
             <w:r>
               <w:rPr>
@@ -7711,7 +7785,7 @@
               <w14:ligatures w14:val="standardContextual"/>
             </w:rPr>
           </w:pPr>
-          <w:hyperlink w:anchor="_Toc239774948" w:history="1">
+          <w:hyperlink w:anchor="_Toc240009689" w:history="1">
             <w:r>
               <w:rPr>
                 <w:rStyle w:val="Hyperlink"/>
@@ -7739,7 +7813,7 @@
                 <w:noProof/>
                 <w:webHidden/>
               </w:rPr>
-              <w:instrText xml:space="preserve"> PAGEREF _Toc239774948 \h </w:instrText>
+              <w:instrText xml:space="preserve"> PAGEREF _Toc240009689 \h </w:instrText>
             </w:r>
             <w:r>
               <w:rPr>
@@ -7785,14 +7859,30 @@
               <w14:ligatures w14:val="standardContextual"/>
             </w:rPr>
           </w:pPr>
-          <w:hyperlink w:anchor="_Toc239774949" w:history="1">
+          <w:hyperlink w:anchor="_Toc240009690" w:history="1">
             <w:r>
               <w:rPr>
                 <w:rStyle w:val="Hyperlink"/>
                 <w:noProof/>
                 <w:lang w:val="el-GR"/>
               </w:rPr>
-              <w:t>10.8 Βιβλιογραφική σύγκριση με δημοσιευμένα fluxomics και ¹³C-MFA σύνολα δεδομένων</w:t>
+              <w:t xml:space="preserve">10.8 Βιβλιογραφική σύγκριση με δημοσιευμένα </w:t>
+            </w:r>
+            <w:r>
+              <w:rPr>
+                <w:rStyle w:val="Hyperlink"/>
+                <w:noProof/>
+                <w:lang w:val="el-GR"/>
+              </w:rPr>
+              <w:t>Ροωμική</w:t>
+            </w:r>
+            <w:r>
+              <w:rPr>
+                <w:rStyle w:val="Hyperlink"/>
+                <w:noProof/>
+                <w:lang w:val="el-GR"/>
+              </w:rPr>
+              <w:t xml:space="preserve"> και ¹³C-MFA σύνολα δεδομένων</w:t>
             </w:r>
             <w:r>
               <w:rPr>
@@ -7813,7 +7903,7 @@
                 <w:noProof/>
                 <w:webHidden/>
               </w:rPr>
-              <w:instrText xml:space="preserve"> PAGEREF _Toc239774949 \h </w:instrText>
+              <w:instrText xml:space="preserve"> PAGEREF _Toc240009690 \h </w:instrText>
             </w:r>
             <w:r>
               <w:rPr>
@@ -7859,7 +7949,7 @@
               <w14:ligatures w14:val="standardContextual"/>
             </w:rPr>
           </w:pPr>
-          <w:hyperlink w:anchor="_Toc239774950" w:history="1">
+          <w:hyperlink w:anchor="_Toc240009691" w:history="1">
             <w:r>
               <w:rPr>
                 <w:rStyle w:val="Hyperlink"/>
@@ -7887,7 +7977,7 @@
                 <w:noProof/>
                 <w:webHidden/>
               </w:rPr>
-              <w:instrText xml:space="preserve"> PAGEREF _Toc239774950 \h </w:instrText>
+              <w:instrText xml:space="preserve"> PAGEREF _Toc240009691 \h </w:instrText>
             </w:r>
             <w:r>
               <w:rPr>
@@ -7933,7 +8023,7 @@
               <w14:ligatures w14:val="standardContextual"/>
             </w:rPr>
           </w:pPr>
-          <w:hyperlink w:anchor="_Toc239774951" w:history="1">
+          <w:hyperlink w:anchor="_Toc240009692" w:history="1">
             <w:r>
               <w:rPr>
                 <w:rStyle w:val="Hyperlink"/>
@@ -7961,7 +8051,7 @@
                 <w:noProof/>
                 <w:webHidden/>
               </w:rPr>
-              <w:instrText xml:space="preserve"> PAGEREF _Toc239774951 \h </w:instrText>
+              <w:instrText xml:space="preserve"> PAGEREF _Toc240009692 \h </w:instrText>
             </w:r>
             <w:r>
               <w:rPr>
@@ -8007,7 +8097,7 @@
               <w14:ligatures w14:val="standardContextual"/>
             </w:rPr>
           </w:pPr>
-          <w:hyperlink w:anchor="_Toc239774952" w:history="1">
+          <w:hyperlink w:anchor="_Toc240009693" w:history="1">
             <w:r>
               <w:rPr>
                 <w:rStyle w:val="Hyperlink"/>
@@ -8035,7 +8125,7 @@
                 <w:noProof/>
                 <w:webHidden/>
               </w:rPr>
-              <w:instrText xml:space="preserve"> PAGEREF _Toc239774952 \h </w:instrText>
+              <w:instrText xml:space="preserve"> PAGEREF _Toc240009693 \h </w:instrText>
             </w:r>
             <w:r>
               <w:rPr>
@@ -8081,7 +8171,7 @@
               <w14:ligatures w14:val="standardContextual"/>
             </w:rPr>
           </w:pPr>
-          <w:hyperlink w:anchor="_Toc239774953" w:history="1">
+          <w:hyperlink w:anchor="_Toc240009694" w:history="1">
             <w:r>
               <w:rPr>
                 <w:rStyle w:val="Hyperlink"/>
@@ -8109,7 +8199,7 @@
                 <w:noProof/>
                 <w:webHidden/>
               </w:rPr>
-              <w:instrText xml:space="preserve"> PAGEREF _Toc239774953 \h </w:instrText>
+              <w:instrText xml:space="preserve"> PAGEREF _Toc240009694 \h </w:instrText>
             </w:r>
             <w:r>
               <w:rPr>
@@ -8184,7 +8274,7 @@
           <w:lang w:val="el-GR"/>
         </w:rPr>
       </w:pPr>
-      <w:bookmarkStart w:id="0" w:name="_Toc239774873"/>
+      <w:bookmarkStart w:id="0" w:name="_Toc240009614"/>
       <w:r>
         <w:rPr>
           <w:lang w:val="el-GR"/>
@@ -8235,7 +8325,19 @@
         <w:rPr>
           <w:lang w:val="el-GR"/>
         </w:rPr>
-        <w:t xml:space="preserve"> βασικές έννοιες της συστημικής βιολογίας, της μεταβολωμικής και της fluxomics, με έμφαση στην Ανάλυση Ισοζυγίου Ροών (Flux Balance Analysis, FBA) και στην Ανάλυση Μεταβολικών Ροών με ¹³C (¹³C-Metabolic Flux Analysis, ¹³C-MFA). Στο υπολογιστικό μέρος</w:t>
+        <w:t xml:space="preserve"> βασικές έννοιες της συστημικής βιολογίας, της μεταβολωμικής και της </w:t>
+      </w:r>
+      <w:r>
+        <w:rPr>
+          <w:lang w:val="el-GR"/>
+        </w:rPr>
+        <w:t>Ροωμική</w:t>
+      </w:r>
+      <w:r>
+        <w:rPr>
+          <w:lang w:val="el-GR"/>
+        </w:rPr>
+        <w:t>, με έμφαση στην Ανάλυση Ισοζυγίου Ροών (Flux Balance Analysis, FBA) και στην Ανάλυση Μεταβολικών Ροών με ¹³C (¹³C-Metabolic Flux Analysis, ¹³C-MFA). Στο υπολογιστικό μέρος</w:t>
       </w:r>
       <w:r>
         <w:rPr>
@@ -8322,7 +8424,19 @@
         <w:rPr>
           <w:lang w:val="el-GR"/>
         </w:rPr>
-        <w:t xml:space="preserve"> η τιμή της αντικειμενικής συνάρτησης, το πλήθος μη μηδενικών ροών και αποκλεισμένων αντιδράσεων, καθώς και επιλεγμένες ροές υψηλού μεγέθους. Οι προβλέψεις διαφοροποιήθηκαν ανάλογα με το θρεπτικό μέσο, ενώ τα δύο μοντέλα εμφάνισαν παρόμοιες ποιοτικές τάσεις και διαφορετικές ποσοτικές τιμές. Δημοσιευμένες μελέτες fluxomics και ¹³C-MFA χρησιμοποιήθηκαν για τη βιβλιογραφική και μεθοδολογική συζήτηση των ευρημάτων, χωρίς άμεση πειραματική επικύρωση των προβλέψεων. Λόγω του περιορισμένου αριθμού παρατηρήσεων, δεν εκπαιδεύτηκε μοντέλο μηχανικής μάθησης</w:t>
+        <w:t xml:space="preserve"> η τιμή της αντικειμενικής συνάρτησης, το πλήθος μη μηδενικών ροών και αποκλεισμένων αντιδράσεων, καθώς και επιλεγμένες ροές υψηλού μεγέθους. Οι προβλέψεις διαφοροποιήθηκαν ανάλογα με το θρεπτικό μέσο, ενώ τα δύο μοντέλα εμφάνισαν παρόμοιες ποιοτικές τάσεις και διαφορετικές ποσοτικές τιμές. Δημοσιευμένες μελέτες </w:t>
+      </w:r>
+      <w:r>
+        <w:rPr>
+          <w:lang w:val="el-GR"/>
+        </w:rPr>
+        <w:t>Ροωμική</w:t>
+      </w:r>
+      <w:r>
+        <w:rPr>
+          <w:lang w:val="el-GR"/>
+        </w:rPr>
+        <w:t xml:space="preserve"> και ¹³C-MFA χρησιμοποιήθηκαν για τη βιβλιογραφική και μεθοδολογική συζήτηση των ευρημάτων, χωρίς άμεση πειραματική επικύρωση των προβλέψεων. Λόγω του περιορισμένου αριθμού παρατηρήσεων, δεν εκπαιδεύτηκε μοντέλο μηχανικής μάθησης</w:t>
       </w:r>
       <w:r>
         <w:rPr>
@@ -8388,7 +8502,19 @@
         <w:rPr>
           <w:lang w:val="el-GR"/>
         </w:rPr>
-        <w:t>Λέξεις-κλειδιά: fluxomics, μεταβολικές ροές, Ανάλυση Ισοζυγίου Ροών, COBRApy, E. coli, μηχανική μάθηση.</w:t>
+        <w:t xml:space="preserve">Λέξεις-κλειδιά: </w:t>
+      </w:r>
+      <w:r>
+        <w:rPr>
+          <w:lang w:val="el-GR"/>
+        </w:rPr>
+        <w:t>Ροωμική</w:t>
+      </w:r>
+      <w:r>
+        <w:rPr>
+          <w:lang w:val="el-GR"/>
+        </w:rPr>
+        <w:t>, μεταβολικές ροές, Ανάλυση Ισοζυγίου Ροών, COBRApy, E. coli, μηχανική μάθηση.</w:t>
       </w:r>
       <w:r>
         <w:rPr>
@@ -8402,7 +8528,7 @@
         <w:pStyle w:val="Heading1"/>
         <w:jc w:val="both"/>
       </w:pPr>
-      <w:bookmarkStart w:id="1" w:name="_Toc239774874"/>
+      <w:bookmarkStart w:id="1" w:name="_Toc240009615"/>
       <w:r>
         <w:lastRenderedPageBreak/>
         <w:t>Abstract</w:t>
@@ -8414,7 +8540,13 @@
         <w:jc w:val="both"/>
       </w:pPr>
       <w:r>
-        <w:t xml:space="preserve">In the present study, the computational analysis of metabolic fluxes and the potential use of the generated features in future machine learning applications are examined. All fundamental concepts of systems biology, metabolomics, and fluxomics are analyzed, with emphasis on Flux Balance Analysis (FBA) and ¹³C-Metabolic Flux Analysis (¹³C-MFA). In the computational part of the study, Python and the COBRApy library were used for the analysis of metabolic models of </w:t>
+        <w:t xml:space="preserve">In the present study, the computational analysis of metabolic fluxes and the potential use of the generated features in future machine learning applications are examined. All fundamental concepts of systems biology, metabolomics, and </w:t>
+      </w:r>
+      <w:r>
+        <w:t>Fluxomics</w:t>
+      </w:r>
+      <w:r>
+        <w:t xml:space="preserve"> are analyzed, with emphasis on Flux Balance Analysis (FBA) and ¹³C-Metabolic Flux Analysis (¹³C-MFA). In the computational part of the study, Python and the COBRApy library were used for the analysis of metabolic models of </w:t>
       </w:r>
       <w:r>
         <w:rPr>
@@ -8424,7 +8556,13 @@
         <w:t>Escherichia coli</w:t>
       </w:r>
       <w:r>
-        <w:t>. Following a pilot test on an educational model, FBA was applied to iML1515 under seven conditions, to examine the effect of the carbon source and oxygen availability on FBA predictions. This was followed by a comparison with the iJO1366 model, using common variables related to carbon and oxygen uptake. Based on the above, the main extracted metrics were the objective function value, the number of non-zero fluxes and blocked reactions, as well as selected high-magnitude fluxes. The predictions differed depending on the nutrient medium, while the two models showed similar qualitative trends and different quantitative values. Published fluxomics and ¹³C-MFA studies were used for the bibliographic and methodological discussion of the findings, without direct experimental validation of the predictions. Due to the limited number of observations, no machine learning model was trained; however, the metrics were organized as potential input features for future analysis of broader datasets. Therefore, the study provides a documented computational procedure for comparing metabolic models, while maintaining the distinction between experimentally estimated fluxes and FBA predictions.</w:t>
+        <w:t xml:space="preserve">. Following a pilot test on an educational model, FBA was applied to iML1515 under seven conditions, to examine the effect of the carbon source and oxygen availability on FBA predictions. This was followed by a comparison with the iJO1366 model, using common variables related to carbon and oxygen uptake. Based on the above, the main extracted metrics were the objective function value, the number of non-zero fluxes and blocked reactions, as well as selected high-magnitude fluxes. The predictions differed depending on the nutrient medium, while the two models showed similar qualitative trends and different quantitative values. Published </w:t>
+      </w:r>
+      <w:r>
+        <w:t>Fluxomics</w:t>
+      </w:r>
+      <w:r>
+        <w:t xml:space="preserve"> and ¹³C-MFA studies were used for the bibliographic and methodological discussion of the findings, without direct experimental validation of the predictions. Due to the limited number of observations, no machine learning model was trained; however, the metrics were organized as potential input features for future analysis of broader datasets. Therefore, the study provides a documented computational procedure for comparing metabolic models, while maintaining the distinction between experimentally estimated fluxes and FBA predictions.</w:t>
       </w:r>
     </w:p>
     <w:p>
@@ -8472,7 +8610,13 @@
         <w:jc w:val="both"/>
       </w:pPr>
       <w:r>
-        <w:t xml:space="preserve">Keywords: Fluxomics, Metabolic fluxes, Flux Balance Analysis, COBRApy, E. coli, Machine Learning. </w:t>
+        <w:t xml:space="preserve">Keywords: </w:t>
+      </w:r>
+      <w:r>
+        <w:t>Fluxomics</w:t>
+      </w:r>
+      <w:r>
+        <w:t xml:space="preserve">, Metabolic fluxes, Flux Balance Analysis, COBRApy, E. coli, Machine Learning. </w:t>
       </w:r>
       <w:r>
         <w:br w:type="page"/>
@@ -8487,7 +8631,7 @@
           <w:lang w:val="el-GR"/>
         </w:rPr>
       </w:pPr>
-      <w:bookmarkStart w:id="2" w:name="_Toc239774875"/>
+      <w:bookmarkStart w:id="2" w:name="_Toc240009616"/>
       <w:r>
         <w:rPr>
           <w:lang w:val="el-GR"/>
@@ -8534,7 +8678,28 @@
         <w:rPr>
           <w:lang w:val="el-GR"/>
         </w:rPr>
-        <w:t>Η fluxomics εστιάζει στις μεταβολικές ροές, δηλαδή στους ρυθμούς μετατροπής των υποστρωμάτων σε προϊόντα. Η κατανομή των ροών συνδέει τη λειτουργία του μεταβολικού δικτύου με τη γονιδιακή έκφραση, την αφθονία και τη δραστικότητα των ενζύμων, τη διαθεσιμότητα υποστρωμάτων και τους περιβαλλοντικούς περιορισμούς [2,4,5]. Η εκτίμηση των ροών μπορεί να βασιστεί σε διαφορετικές μεθοδολογίες. Η κλασική Ανάλυση Μεταβολικών Ροών (Metabolic Flux Analysis, MFA) χρησιμοποιεί ισοζύγια μάζας και εξωκυτταρικές μετρήσεις πρόσληψης ή έκκρισης μεταβολιτών. Η Ανάλυση Μεταβολικών Ροών με ¹³C (¹³C-Metabolic Flux Analysis, ¹³C-MFA) αξιοποιεί ισοτοπικά σημασμένα υποστρώματα και πρότυπα σήμανσης για την εκτίμηση των ενδοκυτταρικών ροών και της κατανομής του άνθρακα [4,10,26,27]. Η Ανάλυση Ισοζυγίου Ροών (Flux Balance Analysis, FBA), αντίστοιχα, αποτελεί υπολογιστική προσέγγιση βασισμένη σε περιορισμούς (constraint-based). Χρησιμοποιεί τη στοιχειομετρία του δικτύου, τα όρια των ροών και μια αντικειμενική συνάρτηση για την πρόβλεψη εφικτών κατανομών [9,16]. Οι προβλέψεις της εξαρτώνται από αυτές τις επιλογές και δεν συνιστούν άμεσες πειραματικές μετρήσεις [9,17].</w:t>
+        <w:t xml:space="preserve">Η </w:t>
+      </w:r>
+      <w:r>
+        <w:rPr>
+          <w:lang w:val="el-GR"/>
+        </w:rPr>
+        <w:t>Ροωμική</w:t>
+      </w:r>
+      <w:r>
+        <w:rPr>
+          <w:lang w:val="el-GR"/>
+        </w:rPr>
+        <w:t xml:space="preserve"> (</w:t>
+      </w:r>
+      <w:r>
+        <w:t>Fluxomics)</w:t>
+      </w:r>
+      <w:r>
+        <w:rPr>
+          <w:lang w:val="el-GR"/>
+        </w:rPr>
+        <w:t xml:space="preserve"> εστιάζει στις μεταβολικές ροές, δηλαδή στους ρυθμούς μετατροπής των υποστρωμάτων σε προϊόντα. Η κατανομή των ροών συνδέει τη λειτουργία του μεταβολικού δικτύου με τη γονιδιακή έκφραση, την αφθονία και τη δραστικότητα των ενζύμων, τη διαθεσιμότητα υποστρωμάτων και τους περιβαλλοντικούς περιορισμούς [2,4,5]. Η εκτίμηση των ροών μπορεί να βασιστεί σε διαφορετικές μεθοδολογίες. Η κλασική Ανάλυση Μεταβολικών Ροών (Metabolic Flux Analysis, MFA) χρησιμοποιεί ισοζύγια μάζας και εξωκυτταρικές μετρήσεις πρόσληψης ή έκκρισης μεταβολιτών. Η Ανάλυση Μεταβολικών Ροών με ¹³C (¹³C-Metabolic Flux Analysis, ¹³C-MFA) αξιοποιεί ισοτοπικά σημασμένα υποστρώματα και πρότυπα σήμανσης για την εκτίμηση των ενδοκυτταρικών ροών και της κατανομής του άνθρακα [4,10,26,27]. Η Ανάλυση Ισοζυγίου Ροών (Flux Balance Analysis, FBA), αντίστοιχα, αποτελεί υπολογιστική προσέγγιση βασισμένη σε περιορισμούς (constraint-based). Χρησιμοποιεί τη στοιχειομετρία του δικτύου, τα όρια των ροών και μια αντικειμενική συνάρτηση για την πρόβλεψη εφικτών κατανομών [9,16]. Οι προβλέψεις της εξαρτώνται από αυτές τις επιλογές και δεν συνιστούν άμεσες πειραματικές μετρήσεις [9,17].</w:t>
       </w:r>
     </w:p>
     <w:p>
@@ -8548,7 +8713,19 @@
         <w:rPr>
           <w:lang w:val="el-GR"/>
         </w:rPr>
-        <w:t xml:space="preserve">Η ανάλυση μεταβολωμικών δεδομένων και δεδομένων fluxomics συνδέεται επίσης με τη μηχανική μάθηση (machine learning). Μέθοδοι ταξινόμησης, ομαδοποίησης, επιλογής χαρακτηριστικών και πρόβλεψης έχουν εφαρμοστεί στην αναζήτηση βιοδεικτών, στη μελέτη ασθενειών, στην επεξεργασία φασματομετρικών δεδομένων και στην ενοποίηση δεδομένων πολλαπλών επιπέδων «-omics» [46–49]. Η αξιοπιστία τους προϋποθέτει κατάλληλο σχεδιασμό, επαρκές δείγμα και προσεκτική αξιολόγηση. Στην παρούσα εργασία η μηχανική μάθηση εξετάζεται βιβλιογραφικά και ως προοπτική αξιοποίησης των υπολογιστικών αποτελεσμάτων. Ο περιορισμένος αριθμός παρατηρήσεων δεν επέτρεψε την αξιόπιστη </w:t>
+        <w:t xml:space="preserve">Η ανάλυση μεταβολωμικών δεδομένων και δεδομένων </w:t>
+      </w:r>
+      <w:r>
+        <w:rPr>
+          <w:lang w:val="el-GR"/>
+        </w:rPr>
+        <w:t>Ροωμική</w:t>
+      </w:r>
+      <w:r>
+        <w:rPr>
+          <w:lang w:val="el-GR"/>
+        </w:rPr>
+        <w:t xml:space="preserve"> συνδέεται επίσης με τη μηχανική μάθηση (machine learning). Μέθοδοι ταξινόμησης, ομαδοποίησης, επιλογής χαρακτηριστικών και πρόβλεψης έχουν εφαρμοστεί στην αναζήτηση βιοδεικτών, στη μελέτη ασθενειών, στην επεξεργασία φασματομετρικών δεδομένων και στην ενοποίηση δεδομένων πολλαπλών επιπέδων «-omics» [46–49]. Η αξιοπιστία τους προϋποθέτει κατάλληλο σχεδιασμό, επαρκές δείγμα και προσεκτική αξιολόγηση. Στην παρούσα εργασία η μηχανική μάθηση εξετάζεται βιβλιογραφικά και ως προοπτική αξιοποίησης των υπολογιστικών αποτελεσμάτων. Ο περιορισμένος αριθμός παρατηρήσεων δεν επέτρεψε την αξιόπιστη </w:t>
       </w:r>
       <w:r>
         <w:rPr>
@@ -8569,7 +8746,19 @@
         <w:rPr>
           <w:lang w:val="el-GR"/>
         </w:rPr>
-        <w:t>Η υπολογιστική ανάλυση πραγματοποιήθηκε σε Python με τη βιβλιοθήκη COBRApy. Αντικείμενό της ήταν η επίδραση της πηγής άνθρακα, της διαθεσιμότητας οξυγόνου και της επιλογής μεταβολικού μοντέλου στις προβλέψεις FBA για το Escherichia coli. Η μελέτη ξεκίνησε με πιλοτικό έλεγχο σε εκπαιδευτικό μοντέλο και συνεχίστηκε με την ανάλυση του iML1515 υπό επτά συνθήκες και τη σύγκρισή του με το iJO1366. Η ανασκόπηση επιλεγμένων δημοσιευμένων δεδομένων fluxomics και ¹³C-MFA παρείχε το πλαίσιο για τη συζήτηση της σχέσης μεταξύ υπολογιστικών προβλέψεων και πειραματικών εκτιμήσεων. Η οργάνωση των τεσσάρων επιμέρους σταδίων περιγράφεται στο κεφάλαιο της μεθοδολογίας.</w:t>
+        <w:t xml:space="preserve">Η υπολογιστική ανάλυση πραγματοποιήθηκε σε Python με τη βιβλιοθήκη COBRApy. Αντικείμενό της ήταν η επίδραση της πηγής άνθρακα, της διαθεσιμότητας οξυγόνου και της επιλογής μεταβολικού μοντέλου στις προβλέψεις FBA για το Escherichia coli. Η μελέτη ξεκίνησε με πιλοτικό έλεγχο σε εκπαιδευτικό μοντέλο και συνεχίστηκε με την ανάλυση του iML1515 υπό επτά συνθήκες και τη σύγκρισή του με το iJO1366. Η ανασκόπηση επιλεγμένων δημοσιευμένων δεδομένων </w:t>
+      </w:r>
+      <w:r>
+        <w:rPr>
+          <w:lang w:val="el-GR"/>
+        </w:rPr>
+        <w:t>Ροωμική</w:t>
+      </w:r>
+      <w:r>
+        <w:rPr>
+          <w:lang w:val="el-GR"/>
+        </w:rPr>
+        <w:t xml:space="preserve"> και ¹³C-MFA παρείχε το πλαίσιο για τη συζήτηση της σχέσης μεταξύ υπολογιστικών προβλέψεων και πειραματικών εκτιμήσεων. Η οργάνωση των τεσσάρων επιμέρους σταδίων περιγράφεται στο κεφάλαιο της μεθοδολογίας.</w:t>
       </w:r>
     </w:p>
     <w:p>
@@ -8583,7 +8772,19 @@
         <w:rPr>
           <w:lang w:val="el-GR"/>
         </w:rPr>
-        <w:t>Η συμβολή της εργασίας είναι θεωρητική και υπολογιστική: συνδέει τις βασικές αρχές της fluxomics με μια εφαρμοσμένη διαδικασία σύγκρισης μεταβολικών μοντέλων και εξετάζει πώς οι παραγόμενες μετρικές θα μπορούσαν να αξιοποιηθούν σε ευρύτερα σύνολα δεδομένων. Η διάκριση μεταξύ πειραματικής τεκμηρίωσης και πρόβλεψης βάσει μοντέλου διατηρείται σε όλα τα στάδια</w:t>
+        <w:t xml:space="preserve">Η συμβολή της εργασίας είναι θεωρητική και υπολογιστική: συνδέει τις βασικές αρχές της </w:t>
+      </w:r>
+      <w:r>
+        <w:rPr>
+          <w:lang w:val="el-GR"/>
+        </w:rPr>
+        <w:t>Ροωμική</w:t>
+      </w:r>
+      <w:r>
+        <w:rPr>
+          <w:lang w:val="el-GR"/>
+        </w:rPr>
+        <w:t xml:space="preserve"> με μια εφαρμοσμένη διαδικασία σύγκρισης μεταβολικών μοντέλων και εξετάζει πώς οι παραγόμενες μετρικές θα μπορούσαν να αξιοποιηθούν σε ευρύτερα σύνολα δεδομένων. Η διάκριση μεταξύ πειραματικής τεκμηρίωσης και πρόβλεψης βάσει μοντέλου διατηρείται σε όλα τα στάδια</w:t>
       </w:r>
       <w:r>
         <w:rPr>
@@ -8599,7 +8800,7 @@
           <w:lang w:val="el-GR"/>
         </w:rPr>
       </w:pPr>
-      <w:bookmarkStart w:id="3" w:name="_Toc239774876"/>
+      <w:bookmarkStart w:id="3" w:name="_Toc240009617"/>
       <w:r>
         <w:rPr>
           <w:lang w:val="el-GR"/>
@@ -8613,7 +8814,10 @@
         <w:t xml:space="preserve">. Συστημική Βιολογία, μεταβολισμός και </w:t>
       </w:r>
       <w:r>
-        <w:t>fluxomics</w:t>
+        <w:rPr>
+          <w:lang w:val="el-GR"/>
+        </w:rPr>
+        <w:t>Ροωμική</w:t>
       </w:r>
       <w:bookmarkEnd w:id="3"/>
     </w:p>
@@ -8624,7 +8828,7 @@
           <w:lang w:val="el-GR"/>
         </w:rPr>
       </w:pPr>
-      <w:bookmarkStart w:id="4" w:name="_Toc239774877"/>
+      <w:bookmarkStart w:id="4" w:name="_Toc240009618"/>
       <w:r>
         <w:rPr>
           <w:lang w:val="el-GR"/>
@@ -8684,7 +8888,7 @@
           <w:lang w:val="el-GR"/>
         </w:rPr>
       </w:pPr>
-      <w:bookmarkStart w:id="5" w:name="_Toc239774878"/>
+      <w:bookmarkStart w:id="5" w:name="_Toc240009619"/>
       <w:r>
         <w:rPr>
           <w:lang w:val="el-GR"/>
@@ -8732,7 +8936,19 @@
         <w:rPr>
           <w:lang w:val="el-GR"/>
         </w:rPr>
-        <w:t>Ανάλογος περιορισμός ισχύει για τη συγκέντρωση ενός μεταβολίτη. Μια σταθερή συγκέντρωση μπορεί να διατηρείται ακόμη και όταν οι ρυθμοί παραγωγής και κατανάλωσης αυξάνονται ταυτόχρονα. Αντίστοιχα, η συσσώρευση μπορεί να προκύπτει είτε από αυξημένη παραγωγή είτε από μειωμένη κατανάλωση. Η συγκέντρωση, επομένως, δεν προσδιορίζει μονοσήμαντα την κατεύθυνση και το μέγεθος μιας μεταβολής στη ροή [4,5]. Η fluxomics συμπληρώνει αυτές τις μετρήσεις, εστιάζοντας στους ρυθμούς των αντιδράσεων και στη λειτουργική απόκριση του μεταβολικού δικτύου [2–5].</w:t>
+        <w:t xml:space="preserve">Ανάλογος περιορισμός ισχύει για τη συγκέντρωση ενός μεταβολίτη. Μια σταθερή συγκέντρωση μπορεί να διατηρείται ακόμη και όταν οι ρυθμοί παραγωγής και κατανάλωσης αυξάνονται ταυτόχρονα. Αντίστοιχα, η συσσώρευση μπορεί να προκύπτει είτε από αυξημένη παραγωγή είτε από μειωμένη κατανάλωση. Η συγκέντρωση, επομένως, δεν προσδιορίζει μονοσήμαντα την κατεύθυνση και το μέγεθος μιας μεταβολής στη ροή [4,5]. Η </w:t>
+      </w:r>
+      <w:r>
+        <w:rPr>
+          <w:lang w:val="el-GR"/>
+        </w:rPr>
+        <w:t>Ροωμική</w:t>
+      </w:r>
+      <w:r>
+        <w:rPr>
+          <w:lang w:val="el-GR"/>
+        </w:rPr>
+        <w:t xml:space="preserve"> συμπληρώνει αυτές τις μετρήσεις, εστιάζοντας στους ρυθμούς των αντιδράσεων και στη λειτουργική απόκριση του μεταβολικού δικτύου [2–5].</w:t>
       </w:r>
     </w:p>
     <w:p>
@@ -8742,7 +8958,7 @@
           <w:lang w:val="el-GR"/>
         </w:rPr>
       </w:pPr>
-      <w:bookmarkStart w:id="6" w:name="_Toc239774879"/>
+      <w:bookmarkStart w:id="6" w:name="_Toc240009620"/>
       <w:r>
         <w:rPr>
           <w:lang w:val="el-GR"/>
@@ -8795,7 +9011,7 @@
           <w:lang w:val="el-GR"/>
         </w:rPr>
       </w:pPr>
-      <w:bookmarkStart w:id="7" w:name="_Toc239774880"/>
+      <w:bookmarkStart w:id="7" w:name="_Toc240009621"/>
       <w:r>
         <w:rPr>
           <w:lang w:val="el-GR"/>
@@ -8869,7 +9085,7 @@
           <w:lang w:val="el-GR"/>
         </w:rPr>
       </w:pPr>
-      <w:bookmarkStart w:id="8" w:name="_Toc239774881"/>
+      <w:bookmarkStart w:id="8" w:name="_Toc240009622"/>
       <w:r>
         <w:rPr>
           <w:lang w:val="el-GR"/>
@@ -8877,7 +9093,10 @@
         <w:t xml:space="preserve">2.5 </w:t>
       </w:r>
       <w:r>
-        <w:t>Fluxomics</w:t>
+        <w:rPr>
+          <w:lang w:val="el-GR"/>
+        </w:rPr>
+        <w:t>Ροωμική</w:t>
       </w:r>
       <w:r>
         <w:rPr>
@@ -8900,7 +9119,19 @@
         <w:rPr>
           <w:lang w:val="el-GR"/>
         </w:rPr>
-        <w:t>Η fluxomics αποτελεί το πεδίο ποσοτικής μελέτης των μεταβολικών ροών. Εξετάζει την κίνηση και τη μετατροπή της ύλης μέσα στο μεταβολικό δίκτυο, συμπληρώνοντας την καταγραφή των μοριακών συστατικών [2–5].</w:t>
+        <w:t xml:space="preserve">Η </w:t>
+      </w:r>
+      <w:r>
+        <w:rPr>
+          <w:lang w:val="el-GR"/>
+        </w:rPr>
+        <w:t>Ροωμική</w:t>
+      </w:r>
+      <w:r>
+        <w:rPr>
+          <w:lang w:val="el-GR"/>
+        </w:rPr>
+        <w:t xml:space="preserve"> αποτελεί το πεδίο ποσοτικής μελέτης των μεταβολικών ροών. Εξετάζει την κίνηση και τη μετατροπή της ύλης μέσα στο μεταβολικό δίκτυο, συμπληρώνοντας την καταγραφή των μοριακών συστατικών [2–5].</w:t>
       </w:r>
       <w:r>
         <w:rPr>
@@ -8950,7 +9181,7 @@
           <w:lang w:val="el-GR"/>
         </w:rPr>
       </w:pPr>
-      <w:bookmarkStart w:id="9" w:name="_Toc239774882"/>
+      <w:bookmarkStart w:id="9" w:name="_Toc240009623"/>
       <w:r>
         <w:rPr>
           <w:lang w:val="el-GR"/>
@@ -8958,7 +9189,10 @@
         <w:t xml:space="preserve">2.6 Η </w:t>
       </w:r>
       <w:r>
-        <w:t>fluxomics</w:t>
+        <w:rPr>
+          <w:lang w:val="el-GR"/>
+        </w:rPr>
+        <w:t>Ροωμική</w:t>
       </w:r>
       <w:r>
         <w:rPr>
@@ -9000,7 +9234,19 @@
           <w:lang w:val="el-GR"/>
         </w:rPr>
         <w:lastRenderedPageBreak/>
-        <w:t>για τη μελέτη της μεταβολικής προσαρμογής. Μεταβολικοί και αλλοστερικοί μηχανισμοί μπορούν να τροποποιούν τη λειτουργία μιας οδού χωρίς αντίστοιχα ανιχνεύσιμη αλλαγή στην αφθονία ενός ενζύμου ή στη συγκέντρωση ενός μεταβολίτη. Η συνεξέταση δεδομένων fluxomics και άλλων επιπέδων «-omics» διευκολύνει την ερμηνεία της κυτταρικής απόκρισης [2,5].</w:t>
+        <w:t xml:space="preserve">για τη μελέτη της μεταβολικής προσαρμογής. Μεταβολικοί και αλλοστερικοί μηχανισμοί μπορούν να τροποποιούν τη λειτουργία μιας οδού χωρίς αντίστοιχα ανιχνεύσιμη αλλαγή στην αφθονία ενός ενζύμου ή στη συγκέντρωση ενός μεταβολίτη. Η συνεξέταση δεδομένων </w:t>
+      </w:r>
+      <w:r>
+        <w:rPr>
+          <w:lang w:val="el-GR"/>
+        </w:rPr>
+        <w:t>Ροωμική</w:t>
+      </w:r>
+      <w:r>
+        <w:rPr>
+          <w:lang w:val="el-GR"/>
+        </w:rPr>
+        <w:t xml:space="preserve"> και άλλων επιπέδων «-omics» διευκολύνει την ερμηνεία της κυτταρικής απόκρισης [2,5].</w:t>
       </w:r>
     </w:p>
     <w:p>
@@ -9026,7 +9272,7 @@
           <w:lang w:val="el-GR"/>
         </w:rPr>
       </w:pPr>
-      <w:bookmarkStart w:id="10" w:name="_Toc239774883"/>
+      <w:bookmarkStart w:id="10" w:name="_Toc240009624"/>
       <w:r>
         <w:rPr>
           <w:lang w:val="el-GR"/>
@@ -9034,7 +9280,10 @@
         <w:t xml:space="preserve">2.7 Εφαρμογές της </w:t>
       </w:r>
       <w:r>
-        <w:t>fluxomics</w:t>
+        <w:rPr>
+          <w:lang w:val="el-GR"/>
+        </w:rPr>
+        <w:t>Ροωμική</w:t>
       </w:r>
       <w:bookmarkEnd w:id="10"/>
     </w:p>
@@ -9051,7 +9300,19 @@
         <w:rPr>
           <w:lang w:val="el-GR"/>
         </w:rPr>
-        <w:t>Στη μεταβολική μηχανική, η fluxomics χρησιμοποιείται για τη μελέτη της κατανομής άνθρακα και ενέργειας μεταξύ των οδών και για τον σχεδιασμό μικροβιακών στελεχών με αυξημένη παραγωγή επιθυμητών προϊόντων [4,7,15]. Στη βιομηχανική βιοτεχνολογία υποστηρίζει τη βελτίωση των ζυμώσεων, την αύξηση των αποδόσεων και τον εντοπισμό περιοριστικών σημείων του δικτύου [7,15].</w:t>
+        <w:t xml:space="preserve">Στη μεταβολική μηχανική, η </w:t>
+      </w:r>
+      <w:r>
+        <w:rPr>
+          <w:lang w:val="el-GR"/>
+        </w:rPr>
+        <w:t>Ροωμική</w:t>
+      </w:r>
+      <w:r>
+        <w:rPr>
+          <w:lang w:val="el-GR"/>
+        </w:rPr>
+        <w:t xml:space="preserve"> χρησιμοποιείται για τη μελέτη της κατανομής άνθρακα και ενέργειας μεταξύ των οδών και για τον σχεδιασμό μικροβιακών στελεχών με αυξημένη παραγωγή επιθυμητών προϊόντων [4,7,15]. Στη βιομηχανική βιοτεχνολογία υποστηρίζει τη βελτίωση των ζυμώσεων, την αύξηση των αποδόσεων και τον εντοπισμό περιοριστικών σημείων του δικτύου [7,15].</w:t>
       </w:r>
       <w:r>
         <w:rPr>
@@ -9095,7 +9356,7 @@
           <w:lang w:val="el-GR"/>
         </w:rPr>
       </w:pPr>
-      <w:bookmarkStart w:id="11" w:name="_Toc239774884"/>
+      <w:bookmarkStart w:id="11" w:name="_Toc240009625"/>
       <w:r>
         <w:rPr>
           <w:lang w:val="el-GR"/>
@@ -9111,7 +9372,7 @@
           <w:lang w:val="el-GR"/>
         </w:rPr>
       </w:pPr>
-      <w:bookmarkStart w:id="12" w:name="_Toc239774885"/>
+      <w:bookmarkStart w:id="12" w:name="_Toc240009626"/>
       <w:r>
         <w:rPr>
           <w:lang w:val="el-GR"/>
@@ -9229,7 +9490,7 @@
           <w:lang w:val="el-GR"/>
         </w:rPr>
       </w:pPr>
-      <w:bookmarkStart w:id="13" w:name="_Toc239774886"/>
+      <w:bookmarkStart w:id="13" w:name="_Toc240009627"/>
       <w:r>
         <w:rPr>
           <w:lang w:val="el-GR"/>
@@ -9292,7 +9553,7 @@
           <w:lang w:val="el-GR"/>
         </w:rPr>
       </w:pPr>
-      <w:bookmarkStart w:id="14" w:name="_Toc239774887"/>
+      <w:bookmarkStart w:id="14" w:name="_Toc240009628"/>
       <w:r>
         <w:rPr>
           <w:lang w:val="el-GR"/>
@@ -9393,7 +9654,7 @@
           <w:lang w:val="el-GR"/>
         </w:rPr>
       </w:pPr>
-      <w:bookmarkStart w:id="15" w:name="_Toc239774888"/>
+      <w:bookmarkStart w:id="15" w:name="_Toc240009629"/>
       <w:r>
         <w:rPr>
           <w:lang w:val="el-GR"/>
@@ -9493,7 +9754,7 @@
           <w:lang w:val="el-GR"/>
         </w:rPr>
       </w:pPr>
-      <w:bookmarkStart w:id="16" w:name="_Toc239774889"/>
+      <w:bookmarkStart w:id="16" w:name="_Toc240009630"/>
       <w:r>
         <w:rPr>
           <w:lang w:val="el-GR"/>
@@ -9558,7 +9819,7 @@
           <w:lang w:val="el-GR"/>
         </w:rPr>
       </w:pPr>
-      <w:bookmarkStart w:id="17" w:name="_Toc239774890"/>
+      <w:bookmarkStart w:id="17" w:name="_Toc240009631"/>
       <w:r>
         <w:rPr>
           <w:lang w:val="el-GR"/>
@@ -9632,7 +9893,6 @@
         </w:rPr>
         <w:t xml:space="preserve">̃ − </w:t>
       </w:r>
-      <w:proofErr w:type="gramStart"/>
       <w:r>
         <w:rPr>
           <w:i/>
@@ -9646,7 +9906,6 @@
         </w:rPr>
         <w:t>)^</w:t>
       </w:r>
-      <w:proofErr w:type="gramEnd"/>
       <w:r>
         <w:rPr>
           <w:i/>
@@ -9814,7 +10073,7 @@
           <w:lang w:val="el-GR"/>
         </w:rPr>
       </w:pPr>
-      <w:bookmarkStart w:id="18" w:name="_Toc239774891"/>
+      <w:bookmarkStart w:id="18" w:name="_Toc240009632"/>
       <w:r>
         <w:rPr>
           <w:lang w:val="el-GR"/>
@@ -9830,7 +10089,7 @@
           <w:lang w:val="el-GR"/>
         </w:rPr>
       </w:pPr>
-      <w:bookmarkStart w:id="19" w:name="_Toc239774892"/>
+      <w:bookmarkStart w:id="19" w:name="_Toc240009633"/>
       <w:r>
         <w:rPr>
           <w:lang w:val="el-GR"/>
@@ -9935,7 +10194,7 @@
           <w:lang w:val="el-GR"/>
         </w:rPr>
       </w:pPr>
-      <w:bookmarkStart w:id="20" w:name="_Toc239774893"/>
+      <w:bookmarkStart w:id="20" w:name="_Toc240009634"/>
       <w:r>
         <w:rPr>
           <w:lang w:val="el-GR"/>
@@ -10182,7 +10441,7 @@
           <w:lang w:val="el-GR"/>
         </w:rPr>
       </w:pPr>
-      <w:bookmarkStart w:id="21" w:name="_Toc239774894"/>
+      <w:bookmarkStart w:id="21" w:name="_Toc240009635"/>
       <w:r>
         <w:rPr>
           <w:lang w:val="el-GR"/>
@@ -10238,7 +10497,7 @@
           <w:lang w:val="el-GR"/>
         </w:rPr>
       </w:pPr>
-      <w:bookmarkStart w:id="22" w:name="_Toc239774895"/>
+      <w:bookmarkStart w:id="22" w:name="_Toc240009636"/>
       <w:r>
         <w:rPr>
           <w:lang w:val="el-GR"/>
@@ -10365,7 +10624,6 @@
         </w:rPr>
         <w:t>i</w:t>
       </w:r>
-      <w:proofErr w:type="gramStart"/>
       <w:r>
         <w:rPr>
           <w:i/>
@@ -10393,7 +10651,6 @@
         </w:rPr>
         <w:t xml:space="preserve"> λύσης</w:t>
       </w:r>
-      <w:proofErr w:type="gramEnd"/>
     </w:p>
     <w:p>
       <w:pPr>
@@ -10426,7 +10683,7 @@
           <w:lang w:val="el-GR"/>
         </w:rPr>
       </w:pPr>
-      <w:bookmarkStart w:id="23" w:name="_Toc239774896"/>
+      <w:bookmarkStart w:id="23" w:name="_Toc240009637"/>
       <w:r>
         <w:rPr>
           <w:lang w:val="el-GR"/>
@@ -10470,7 +10727,7 @@
           <w:lang w:val="el-GR"/>
         </w:rPr>
       </w:pPr>
-      <w:bookmarkStart w:id="24" w:name="_Toc239774897"/>
+      <w:bookmarkStart w:id="24" w:name="_Toc240009638"/>
       <w:r>
         <w:rPr>
           <w:lang w:val="el-GR"/>
@@ -10518,7 +10775,7 @@
           <w:lang w:val="el-GR"/>
         </w:rPr>
       </w:pPr>
-      <w:bookmarkStart w:id="25" w:name="_Toc239774898"/>
+      <w:bookmarkStart w:id="25" w:name="_Toc240009639"/>
       <w:r>
         <w:rPr>
           <w:lang w:val="el-GR"/>
@@ -10593,7 +10850,7 @@
           <w:lang w:val="el-GR"/>
         </w:rPr>
       </w:pPr>
-      <w:bookmarkStart w:id="26" w:name="_Toc239774899"/>
+      <w:bookmarkStart w:id="26" w:name="_Toc240009640"/>
       <w:r>
         <w:rPr>
           <w:lang w:val="el-GR"/>
@@ -10621,7 +10878,7 @@
           <w:lang w:val="el-GR"/>
         </w:rPr>
       </w:pPr>
-      <w:bookmarkStart w:id="27" w:name="_Toc239774900"/>
+      <w:bookmarkStart w:id="27" w:name="_Toc240009641"/>
       <w:r>
         <w:rPr>
           <w:lang w:val="el-GR"/>
@@ -10679,7 +10936,7 @@
           <w:lang w:val="el-GR"/>
         </w:rPr>
       </w:pPr>
-      <w:bookmarkStart w:id="28" w:name="_Toc239774901"/>
+      <w:bookmarkStart w:id="28" w:name="_Toc240009642"/>
       <w:r>
         <w:rPr>
           <w:lang w:val="el-GR"/>
@@ -10758,7 +11015,7 @@
           <w:lang w:val="el-GR"/>
         </w:rPr>
       </w:pPr>
-      <w:bookmarkStart w:id="29" w:name="_Toc239774902"/>
+      <w:bookmarkStart w:id="29" w:name="_Toc240009643"/>
       <w:r>
         <w:rPr>
           <w:lang w:val="el-GR"/>
@@ -10790,7 +11047,19 @@
         <w:rPr>
           <w:lang w:val="el-GR"/>
         </w:rPr>
-        <w:t>Οι κύριες αναλυτικές πλατφόρμες είναι η φασματομετρία μάζας (Mass Spectrometry, MS) και η φασματοσκοπία πυρηνικού μαγνητικού συντονισμού (Nuclear Magnetic Resonance, NMR). Η MS χαρακτηρίζεται από υψηλή ευαισθησία και δυνατότητα ανάλυσης πολλών μεταβολιτών, ιδίως σε συνδυασμό με αέρια ή υγρή χρωματογραφία. Χρησιμοποιείται ευρέως στη μεταβολωμική και στη fluxomics [3,27].</w:t>
+        <w:t xml:space="preserve">Οι κύριες αναλυτικές πλατφόρμες είναι η φασματομετρία μάζας (Mass Spectrometry, MS) και η φασματοσκοπία πυρηνικού μαγνητικού συντονισμού (Nuclear Magnetic Resonance, NMR). Η MS χαρακτηρίζεται από υψηλή ευαισθησία και δυνατότητα ανάλυσης πολλών μεταβολιτών, ιδίως σε συνδυασμό με αέρια ή υγρή χρωματογραφία. Χρησιμοποιείται ευρέως στη μεταβολωμική και στη </w:t>
+      </w:r>
+      <w:r>
+        <w:rPr>
+          <w:lang w:val="el-GR"/>
+        </w:rPr>
+        <w:t>Ροωμική</w:t>
+      </w:r>
+      <w:r>
+        <w:rPr>
+          <w:lang w:val="el-GR"/>
+        </w:rPr>
+        <w:t xml:space="preserve"> [3,27].</w:t>
       </w:r>
       <w:r>
         <w:rPr>
@@ -10826,7 +11095,7 @@
           <w:lang w:val="el-GR"/>
         </w:rPr>
       </w:pPr>
-      <w:bookmarkStart w:id="30" w:name="_Toc239774903"/>
+      <w:bookmarkStart w:id="30" w:name="_Toc240009644"/>
       <w:r>
         <w:rPr>
           <w:lang w:val="el-GR"/>
@@ -10884,43 +11153,7 @@
         <w:rPr>
           <w:i/>
         </w:rPr>
-        <w:t>min Σ w_k (y_</w:t>
-      </w:r>
-      <w:proofErr w:type="gramStart"/>
-      <w:r>
-        <w:rPr>
-          <w:i/>
-        </w:rPr>
-        <w:t>k,meas</w:t>
-      </w:r>
-      <w:proofErr w:type="gramEnd"/>
-      <w:r>
-        <w:rPr>
-          <w:i/>
-        </w:rPr>
-        <w:t xml:space="preserve"> − </w:t>
-      </w:r>
-      <w:proofErr w:type="spellStart"/>
-      <w:r>
-        <w:rPr>
-          <w:i/>
-        </w:rPr>
-        <w:t>y_</w:t>
-      </w:r>
-      <w:proofErr w:type="gramStart"/>
-      <w:r>
-        <w:rPr>
-          <w:i/>
-        </w:rPr>
-        <w:t>k,sim</w:t>
-      </w:r>
-      <w:proofErr w:type="spellEnd"/>
-      <w:proofErr w:type="gramEnd"/>
-      <w:r>
-        <w:rPr>
-          <w:i/>
-        </w:rPr>
-        <w:t>)²</w:t>
+        <w:t>min Σ w_k (y_k,meas − y_k,sim)²</w:t>
       </w:r>
     </w:p>
     <w:p>
@@ -10962,7 +11195,7 @@
           <w:lang w:val="el-GR"/>
         </w:rPr>
       </w:pPr>
-      <w:bookmarkStart w:id="31" w:name="_Toc239774904"/>
+      <w:bookmarkStart w:id="31" w:name="_Toc240009645"/>
       <w:r>
         <w:rPr>
           <w:lang w:val="el-GR"/>
@@ -11011,7 +11244,7 @@
           <w:lang w:val="el-GR"/>
         </w:rPr>
       </w:pPr>
-      <w:bookmarkStart w:id="32" w:name="_Toc239774905"/>
+      <w:bookmarkStart w:id="32" w:name="_Toc240009646"/>
       <w:r>
         <w:rPr>
           <w:lang w:val="el-GR"/>
@@ -11070,7 +11303,19 @@
         <w:rPr>
           <w:lang w:val="el-GR"/>
         </w:rPr>
-        <w:t xml:space="preserve">Οι ροές προσεγγίζονται ως συναρτήσεις του χρόνου, για παράδειγμα με τμηματικά γραμμικές συναρτήσεις. Η ανάλυση απαιτεί περισσότερα πειραματικά δεδομένα και αυξημένη υπολογιστική πολυπλοκότητα, ενώ η ποιότητα και η χρονική πυκνότητα των μετρήσεων επηρεάζουν καθοριστικά την εκτίμηση [5,34].Παρά τις απαιτήσεις τους, οι δυναμικές μέθοδοι επεκτείνουν τη fluxomics σε συστήματα που δεν περιγράφονται επαρκώς με σταθερές ροές [5,34]. </w:t>
+        <w:t xml:space="preserve">Οι ροές προσεγγίζονται ως συναρτήσεις του χρόνου, για παράδειγμα με τμηματικά γραμμικές συναρτήσεις. Η ανάλυση απαιτεί περισσότερα πειραματικά δεδομένα και αυξημένη υπολογιστική πολυπλοκότητα, ενώ η ποιότητα και η χρονική πυκνότητα των μετρήσεων επηρεάζουν καθοριστικά την εκτίμηση [5,34].Παρά τις απαιτήσεις τους, οι δυναμικές μέθοδοι επεκτείνουν τη </w:t>
+      </w:r>
+      <w:r>
+        <w:rPr>
+          <w:lang w:val="el-GR"/>
+        </w:rPr>
+        <w:t>Ροωμική</w:t>
+      </w:r>
+      <w:r>
+        <w:rPr>
+          <w:lang w:val="el-GR"/>
+        </w:rPr>
+        <w:t xml:space="preserve"> σε συστήματα που δεν περιγράφονται επαρκώς με σταθερές ροές [5,34]. </w:t>
       </w:r>
     </w:p>
     <w:p>
@@ -11080,7 +11325,7 @@
           <w:lang w:val="el-GR"/>
         </w:rPr>
       </w:pPr>
-      <w:bookmarkStart w:id="33" w:name="_Toc239774906"/>
+      <w:bookmarkStart w:id="33" w:name="_Toc240009647"/>
       <w:r>
         <w:rPr>
           <w:lang w:val="el-GR"/>
@@ -11155,7 +11400,7 @@
           <w:lang w:val="el-GR"/>
         </w:rPr>
       </w:pPr>
-      <w:bookmarkStart w:id="34" w:name="_Toc239774907"/>
+      <w:bookmarkStart w:id="34" w:name="_Toc240009648"/>
       <w:r>
         <w:rPr>
           <w:lang w:val="el-GR"/>
@@ -11231,7 +11476,7 @@
           <w:lang w:val="el-GR"/>
         </w:rPr>
       </w:pPr>
-      <w:bookmarkStart w:id="35" w:name="_Toc239774908"/>
+      <w:bookmarkStart w:id="35" w:name="_Toc240009649"/>
       <w:r>
         <w:rPr>
           <w:lang w:val="el-GR"/>
@@ -11265,7 +11510,7 @@
           <w:lang w:val="el-GR"/>
         </w:rPr>
       </w:pPr>
-      <w:bookmarkStart w:id="36" w:name="_Toc239774909"/>
+      <w:bookmarkStart w:id="36" w:name="_Toc240009650"/>
       <w:r>
         <w:rPr>
           <w:lang w:val="el-GR"/>
@@ -11323,7 +11568,7 @@
           <w:lang w:val="el-GR"/>
         </w:rPr>
       </w:pPr>
-      <w:bookmarkStart w:id="37" w:name="_Toc239774910"/>
+      <w:bookmarkStart w:id="37" w:name="_Toc240009651"/>
       <w:r>
         <w:rPr>
           <w:lang w:val="el-GR"/>
@@ -11382,7 +11627,7 @@
           <w:lang w:val="el-GR"/>
         </w:rPr>
       </w:pPr>
-      <w:bookmarkStart w:id="38" w:name="_Toc239774911"/>
+      <w:bookmarkStart w:id="38" w:name="_Toc240009652"/>
       <w:r>
         <w:rPr>
           <w:lang w:val="el-GR"/>
@@ -11436,7 +11681,19 @@
         <w:rPr>
           <w:lang w:val="el-GR"/>
         </w:rPr>
-        <w:t xml:space="preserve">Η MCA συμπληρώνει τη fluxomics, βοηθώντας στην ερμηνεία του γιατί μια μεταβολή σε ένζυμα ή μεταβολίτες μπορεί να προκαλεί ισχυρή, ασθενή ή μη ανιχνεύσιμη απόκριση των ροών [2,37]. </w:t>
+        <w:t xml:space="preserve">Η MCA συμπληρώνει τη </w:t>
+      </w:r>
+      <w:r>
+        <w:rPr>
+          <w:lang w:val="el-GR"/>
+        </w:rPr>
+        <w:t>Ροωμική</w:t>
+      </w:r>
+      <w:r>
+        <w:rPr>
+          <w:lang w:val="el-GR"/>
+        </w:rPr>
+        <w:t xml:space="preserve">, βοηθώντας στην ερμηνεία του γιατί μια μεταβολή σε ένζυμα ή μεταβολίτες μπορεί να προκαλεί ισχυρή, ασθενή ή μη ανιχνεύσιμη απόκριση των ροών [2,37]. </w:t>
       </w:r>
     </w:p>
     <w:p>
@@ -11446,7 +11703,7 @@
           <w:lang w:val="el-GR"/>
         </w:rPr>
       </w:pPr>
-      <w:bookmarkStart w:id="39" w:name="_Toc239774912"/>
+      <w:bookmarkStart w:id="39" w:name="_Toc240009653"/>
       <w:r>
         <w:rPr>
           <w:lang w:val="el-GR"/>
@@ -11454,7 +11711,10 @@
         <w:t xml:space="preserve">6.4 </w:t>
       </w:r>
       <w:r>
-        <w:t>Fluxomics</w:t>
+        <w:rPr>
+          <w:lang w:val="el-GR"/>
+        </w:rPr>
+        <w:t>Ροωμική</w:t>
       </w:r>
       <w:r>
         <w:rPr>
@@ -11505,7 +11765,19 @@
         <w:rPr>
           <w:lang w:val="el-GR"/>
         </w:rPr>
-        <w:t xml:space="preserve">Ο συνδυασμός μεταγραφωμικής, πρωτεωμικής, μεταβολωμικής και fluxomics </w:t>
+        <w:t xml:space="preserve">Ο συνδυασμός μεταγραφωμικής, πρωτεωμικής, μεταβολωμικής και </w:t>
+      </w:r>
+      <w:r>
+        <w:rPr>
+          <w:lang w:val="el-GR"/>
+        </w:rPr>
+        <w:t>Ροωμική</w:t>
+      </w:r>
+      <w:r>
+        <w:rPr>
+          <w:lang w:val="el-GR"/>
+        </w:rPr>
+        <w:t xml:space="preserve"> </w:t>
       </w:r>
       <w:r>
         <w:rPr>
@@ -11536,7 +11808,7 @@
           <w:lang w:val="el-GR"/>
         </w:rPr>
       </w:pPr>
-      <w:bookmarkStart w:id="40" w:name="_Toc239774913"/>
+      <w:bookmarkStart w:id="40" w:name="_Toc240009654"/>
       <w:r>
         <w:rPr>
           <w:lang w:val="el-GR"/>
@@ -11594,7 +11866,7 @@
           <w:lang w:val="el-GR"/>
         </w:rPr>
       </w:pPr>
-      <w:bookmarkStart w:id="41" w:name="_Toc239774914"/>
+      <w:bookmarkStart w:id="41" w:name="_Toc240009655"/>
       <w:r>
         <w:rPr>
           <w:lang w:val="el-GR"/>
@@ -11602,7 +11874,10 @@
         <w:t xml:space="preserve">6.6 Υπολογιστική ανάλυση και σύγκριση συνόλων δεδομένων </w:t>
       </w:r>
       <w:r>
-        <w:t>fluxomics</w:t>
+        <w:rPr>
+          <w:lang w:val="el-GR"/>
+        </w:rPr>
+        <w:t>Ροωμική</w:t>
       </w:r>
       <w:bookmarkEnd w:id="41"/>
     </w:p>
@@ -11617,7 +11892,19 @@
         <w:rPr>
           <w:lang w:val="el-GR"/>
         </w:rPr>
-        <w:t>Τα σύνολα δεδομένων fluxomics μπορούν να περιλαμβάνουν συγκεντρώσεις μεταβολιτών, εξωκυτταρικούς ρυθμούς, ισοτοπικά πρότυπα, μεταβολικά μοντέλα, εκτιμημένες ροές και μεταδεδομένα συνθηκών. Η σύγκρισή τους απαιτεί καθαρισμό, εναρμόνιση ονοματολογίας, αντιστοίχιση μεταβολιτών και αντιδράσεων και έλεγχο μονάδων [3,43–45].</w:t>
+        <w:t xml:space="preserve">Τα σύνολα δεδομένων </w:t>
+      </w:r>
+      <w:r>
+        <w:rPr>
+          <w:lang w:val="el-GR"/>
+        </w:rPr>
+        <w:t>Ροωμική</w:t>
+      </w:r>
+      <w:r>
+        <w:rPr>
+          <w:lang w:val="el-GR"/>
+        </w:rPr>
+        <w:t xml:space="preserve"> μπορούν να περιλαμβάνουν συγκεντρώσεις μεταβολιτών, εξωκυτταρικούς ρυθμούς, ισοτοπικά πρότυπα, μεταβολικά μοντέλα, εκτιμημένες ροές και μεταδεδομένα συνθηκών. Η σύγκρισή τους απαιτεί καθαρισμό, εναρμόνιση ονοματολογίας, αντιστοίχιση μεταβολιτών και αντιδράσεων και έλεγχο μονάδων [3,43–45].</w:t>
       </w:r>
       <w:r>
         <w:rPr>
@@ -11692,7 +11979,7 @@
           <w:lang w:val="el-GR"/>
         </w:rPr>
       </w:pPr>
-      <w:bookmarkStart w:id="42" w:name="_Toc239774915"/>
+      <w:bookmarkStart w:id="42" w:name="_Toc240009656"/>
       <w:r>
         <w:rPr>
           <w:lang w:val="el-GR"/>
@@ -11703,7 +11990,19 @@
         <w:rPr>
           <w:lang w:val="el-GR"/>
         </w:rPr>
-        <w:t>Μηχανική Μάθηση σε metabolomics και fluxomics δεδομένα</w:t>
+        <w:t xml:space="preserve">Μηχανική Μάθηση σε metabolomics και </w:t>
+      </w:r>
+      <w:r>
+        <w:rPr>
+          <w:lang w:val="el-GR"/>
+        </w:rPr>
+        <w:t>Ροωμική</w:t>
+      </w:r>
+      <w:r>
+        <w:rPr>
+          <w:lang w:val="el-GR"/>
+        </w:rPr>
+        <w:t xml:space="preserve"> δεδομένα</w:t>
       </w:r>
       <w:bookmarkEnd w:id="42"/>
     </w:p>
@@ -11714,7 +12013,7 @@
           <w:lang w:val="el-GR"/>
         </w:rPr>
       </w:pPr>
-      <w:bookmarkStart w:id="43" w:name="_Toc239774916"/>
+      <w:bookmarkStart w:id="43" w:name="_Toc240009657"/>
       <w:r>
         <w:rPr>
           <w:lang w:val="el-GR"/>
@@ -11758,7 +12057,7 @@
           <w:lang w:val="el-GR"/>
         </w:rPr>
       </w:pPr>
-      <w:bookmarkStart w:id="44" w:name="_Toc239774917"/>
+      <w:bookmarkStart w:id="44" w:name="_Toc240009658"/>
       <w:r>
         <w:rPr>
           <w:lang w:val="el-GR"/>
@@ -11835,7 +12134,7 @@
           <w:lang w:val="el-GR"/>
         </w:rPr>
       </w:pPr>
-      <w:bookmarkStart w:id="45" w:name="_Toc239774918"/>
+      <w:bookmarkStart w:id="45" w:name="_Toc240009659"/>
       <w:r>
         <w:rPr>
           <w:lang w:val="el-GR"/>
@@ -11897,7 +12196,7 @@
           <w:lang w:val="el-GR"/>
         </w:rPr>
       </w:pPr>
-      <w:bookmarkStart w:id="46" w:name="_Toc239774919"/>
+      <w:bookmarkStart w:id="46" w:name="_Toc240009660"/>
       <w:r>
         <w:rPr>
           <w:lang w:val="el-GR"/>
@@ -11920,7 +12219,19 @@
         <w:rPr>
           <w:lang w:val="el-GR"/>
         </w:rPr>
-        <w:t>Μηχανική Μάθηση και fluxomics δεδομένα</w:t>
+        <w:t xml:space="preserve">Μηχανική Μάθηση και </w:t>
+      </w:r>
+      <w:r>
+        <w:rPr>
+          <w:lang w:val="el-GR"/>
+        </w:rPr>
+        <w:t>Ροωμική</w:t>
+      </w:r>
+      <w:r>
+        <w:rPr>
+          <w:lang w:val="el-GR"/>
+        </w:rPr>
+        <w:t xml:space="preserve"> δεδομένα</w:t>
       </w:r>
       <w:bookmarkEnd w:id="46"/>
     </w:p>
@@ -11935,7 +12246,19 @@
         <w:rPr>
           <w:lang w:val="el-GR"/>
         </w:rPr>
-        <w:t>Η λειτουργική πληροφορία των ροών, όπως αναπτύχθηκε στο κεφάλαιο 2, καθιστά τα δεδομένα fluxomics ενδιαφέροντα για την ανάλυση μεταβολικών φαινοτύπων [2,4,5].</w:t>
+        <w:t xml:space="preserve">Η λειτουργική πληροφορία των ροών, όπως αναπτύχθηκε στο κεφάλαιο 2, καθιστά τα δεδομένα </w:t>
+      </w:r>
+      <w:r>
+        <w:rPr>
+          <w:lang w:val="el-GR"/>
+        </w:rPr>
+        <w:t>Ροωμική</w:t>
+      </w:r>
+      <w:r>
+        <w:rPr>
+          <w:lang w:val="el-GR"/>
+        </w:rPr>
+        <w:t xml:space="preserve"> ενδιαφέροντα για την ανάλυση μεταβολικών φαινοτύπων [2,4,5].</w:t>
       </w:r>
       <w:r>
         <w:rPr>
@@ -11947,8 +12270,14 @@
         <w:rPr>
           <w:lang w:val="el-GR"/>
         </w:rPr>
+        <w:t xml:space="preserve">Δυνητικά </w:t>
+      </w:r>
+      <w:r>
+        <w:rPr>
+          <w:lang w:val="el-GR"/>
+        </w:rPr>
         <w:lastRenderedPageBreak/>
-        <w:t>Δυνητικά χαρακτηριστικά είναι οι επιμέρους ροές, οι λόγοι ροών μεταξύ κλάδων, οι συνοπτικές μετρικές οδών και τα εύρη μεταβλητότητας. Από αναλύσεις FBA μπορούν επιπλέον να εξαχθούν η τιμή της αντικειμενικής συνάρτησης, το πλήθος ενεργών και μηδενικών ροών και ο αριθμός ή το ποσοστό αποκλεισμένων αντιδράσεων.</w:t>
+        <w:t>χαρακτηριστικά είναι οι επιμέρους ροές, οι λόγοι ροών μεταξύ κλάδων, οι συνοπτικές μετρικές οδών και τα εύρη μεταβλητότητας. Από αναλύσεις FBA μπορούν επιπλέον να εξαχθούν η τιμή της αντικειμενικής συνάρτησης, το πλήθος ενεργών και μηδενικών ροών και ο αριθμός ή το ποσοστό αποκλεισμένων αντιδράσεων.</w:t>
       </w:r>
       <w:r>
         <w:rPr>
@@ -11984,12 +12313,24 @@
           <w:lang w:val="el-GR"/>
         </w:rPr>
       </w:pPr>
-      <w:bookmarkStart w:id="47" w:name="_Toc239774920"/>
-      <w:r>
-        <w:rPr>
-          <w:lang w:val="el-GR"/>
-        </w:rPr>
-        <w:t>7.5 Περιορισμοί της εφαρμογής Μηχανικής Μάθησης σε fluxomics δεδομένα</w:t>
+      <w:bookmarkStart w:id="47" w:name="_Toc240009661"/>
+      <w:r>
+        <w:rPr>
+          <w:lang w:val="el-GR"/>
+        </w:rPr>
+        <w:t xml:space="preserve">7.5 Περιορισμοί της εφαρμογής Μηχανικής Μάθησης σε </w:t>
+      </w:r>
+      <w:r>
+        <w:rPr>
+          <w:lang w:val="el-GR"/>
+        </w:rPr>
+        <w:t>Ροωμική</w:t>
+      </w:r>
+      <w:r>
+        <w:rPr>
+          <w:lang w:val="el-GR"/>
+        </w:rPr>
+        <w:t xml:space="preserve"> δεδομένα</w:t>
       </w:r>
       <w:bookmarkEnd w:id="47"/>
       <w:r>
@@ -12012,7 +12353,19 @@
         <w:rPr>
           <w:lang w:val="el-GR"/>
         </w:rPr>
-        <w:t>Η παραγωγή μεγάλων πειραματικών συνόλων fluxomics παραμένει απαιτητική. Η ¹³C-MFA προϋποθέτει κατάλληλο σχεδιασμό, σημασμένα υποστρώματα, ακριβείς αναλυτικές μετρήσεις και υπολογιστική προσαρμογή [4,26,27]. Ως αποτέλεσμα, τα διαθέσιμα δείγματα μπορεί να είναι λίγα σε σχέση με τα υποψήφια χαρακτηριστικά.</w:t>
+        <w:t xml:space="preserve">Η παραγωγή μεγάλων πειραματικών συνόλων </w:t>
+      </w:r>
+      <w:r>
+        <w:rPr>
+          <w:lang w:val="el-GR"/>
+        </w:rPr>
+        <w:t>Ροωμική</w:t>
+      </w:r>
+      <w:r>
+        <w:rPr>
+          <w:lang w:val="el-GR"/>
+        </w:rPr>
+        <w:t xml:space="preserve"> παραμένει απαιτητική. Η ¹³C-MFA προϋποθέτει κατάλληλο σχεδιασμό, σημασμένα υποστρώματα, ακριβείς αναλυτικές μετρήσεις και υπολογιστική προσαρμογή [4,26,27]. Ως αποτέλεσμα, τα διαθέσιμα δείγματα μπορεί να είναι λίγα σε σχέση με τα υποψήφια χαρακτηριστικά.</w:t>
       </w:r>
       <w:r>
         <w:rPr>
@@ -12062,7 +12415,7 @@
           <w:lang w:val="el-GR"/>
         </w:rPr>
       </w:pPr>
-      <w:bookmarkStart w:id="48" w:name="_Toc239774921"/>
+      <w:bookmarkStart w:id="48" w:name="_Toc240009662"/>
       <w:r>
         <w:rPr>
           <w:lang w:val="el-GR"/>
@@ -12117,7 +12470,7 @@
           <w:lang w:val="el-GR"/>
         </w:rPr>
       </w:pPr>
-      <w:bookmarkStart w:id="49" w:name="_Toc239774922"/>
+      <w:bookmarkStart w:id="49" w:name="_Toc240009663"/>
       <w:r>
         <w:rPr>
           <w:lang w:val="el-GR"/>
@@ -12139,7 +12492,7 @@
           <w:lang w:val="el-GR"/>
         </w:rPr>
       </w:pPr>
-      <w:bookmarkStart w:id="50" w:name="_Toc239774923"/>
+      <w:bookmarkStart w:id="50" w:name="_Toc240009664"/>
       <w:r>
         <w:rPr>
           <w:lang w:val="el-GR"/>
@@ -12167,7 +12520,19 @@
         <w:rPr>
           <w:lang w:val="el-GR"/>
         </w:rPr>
-        <w:t>Σκοπός της εργασίας είναι η ανάπτυξη μιας υπολογιστικής διαδικασίας για την ανάλυση και τη σύγκριση μεταβολικών μοντέλων, με έμφαση στις ροές ως δείκτες λειτουργίας του μεταβολικού δικτύου [2,4,5]. Η επιλογή αυτή στηρίζεται στη σύνδεση της μοριακής πληροφορίας με τον μεταβολικό φαινότυπο που προσφέρει η fluxomics [2,5].</w:t>
+        <w:t xml:space="preserve">Σκοπός της εργασίας είναι η ανάπτυξη μιας υπολογιστικής διαδικασίας για την ανάλυση και τη σύγκριση μεταβολικών μοντέλων, με έμφαση στις ροές ως δείκτες λειτουργίας του μεταβολικού δικτύου [2,4,5]. Η επιλογή αυτή στηρίζεται στη σύνδεση της μοριακής πληροφορίας με τον μεταβολικό φαινότυπο που προσφέρει η </w:t>
+      </w:r>
+      <w:r>
+        <w:rPr>
+          <w:lang w:val="el-GR"/>
+        </w:rPr>
+        <w:t>Ροωμική</w:t>
+      </w:r>
+      <w:r>
+        <w:rPr>
+          <w:lang w:val="el-GR"/>
+        </w:rPr>
+        <w:t xml:space="preserve"> [2,5].</w:t>
       </w:r>
     </w:p>
     <w:p>
@@ -12209,7 +12574,7 @@
           <w:lang w:val="el-GR"/>
         </w:rPr>
       </w:pPr>
-      <w:bookmarkStart w:id="51" w:name="_Toc239774924"/>
+      <w:bookmarkStart w:id="51" w:name="_Toc240009665"/>
       <w:r>
         <w:rPr>
           <w:lang w:val="el-GR"/>
@@ -12306,7 +12671,19 @@
         <w:rPr>
           <w:lang w:val="el-GR"/>
         </w:rPr>
-        <w:t>Το τρίτο ερώτημα αφορά τα όρια σύγκρισης των προβλέψεων με δημοσιευμένες μελέτες fluxomics και ¹³C-MFA. Τέλος, εξετάζεται υπό ποιες προϋποθέσεις οι παραγόμενες μετρικές θα μπορούσαν να αποτελέσουν χαρακτηριστικά εισόδου για μελλοντική μηχανική μάθηση.</w:t>
+        <w:t xml:space="preserve">Το τρίτο ερώτημα αφορά τα όρια σύγκρισης των προβλέψεων με δημοσιευμένες μελέτες </w:t>
+      </w:r>
+      <w:r>
+        <w:rPr>
+          <w:lang w:val="el-GR"/>
+        </w:rPr>
+        <w:t>Ροωμική</w:t>
+      </w:r>
+      <w:r>
+        <w:rPr>
+          <w:lang w:val="el-GR"/>
+        </w:rPr>
+        <w:t xml:space="preserve"> και ¹³C-MFA. Τέλος, εξετάζεται υπό ποιες προϋποθέσεις οι παραγόμενες μετρικές θα μπορούσαν να αποτελέσουν χαρακτηριστικά εισόδου για μελλοντική μηχανική μάθηση.</w:t>
       </w:r>
     </w:p>
     <w:p>
@@ -12330,7 +12707,7 @@
           <w:lang w:val="el-GR"/>
         </w:rPr>
       </w:pPr>
-      <w:bookmarkStart w:id="52" w:name="_Toc239774925"/>
+      <w:bookmarkStart w:id="52" w:name="_Toc240009666"/>
       <w:r>
         <w:rPr>
           <w:lang w:val="el-GR"/>
@@ -12431,7 +12808,7 @@
           <w:lang w:val="el-GR"/>
         </w:rPr>
       </w:pPr>
-      <w:bookmarkStart w:id="53" w:name="_Toc239774926"/>
+      <w:bookmarkStart w:id="53" w:name="_Toc240009667"/>
       <w:r>
         <w:rPr>
           <w:lang w:val="el-GR"/>
@@ -12503,7 +12880,7 @@
           <w:lang w:val="el-GR"/>
         </w:rPr>
       </w:pPr>
-      <w:bookmarkStart w:id="54" w:name="_Toc239774927"/>
+      <w:bookmarkStart w:id="54" w:name="_Toc240009668"/>
       <w:r>
         <w:rPr>
           <w:lang w:val="el-GR"/>
@@ -12525,7 +12902,7 @@
           <w:lang w:val="el-GR"/>
         </w:rPr>
       </w:pPr>
-      <w:bookmarkStart w:id="55" w:name="_Toc239774928"/>
+      <w:bookmarkStart w:id="55" w:name="_Toc240009669"/>
       <w:r>
         <w:rPr>
           <w:lang w:val="el-GR"/>
@@ -12581,7 +12958,7 @@
           <w:lang w:val="el-GR"/>
         </w:rPr>
       </w:pPr>
-      <w:bookmarkStart w:id="56" w:name="_Toc239774929"/>
+      <w:bookmarkStart w:id="56" w:name="_Toc240009670"/>
       <w:r>
         <w:rPr>
           <w:lang w:val="el-GR"/>
@@ -12640,7 +13017,7 @@
           <w:lang w:val="el-GR"/>
         </w:rPr>
       </w:pPr>
-      <w:bookmarkStart w:id="57" w:name="_Toc239774930"/>
+      <w:bookmarkStart w:id="57" w:name="_Toc240009671"/>
       <w:r>
         <w:rPr>
           <w:lang w:val="el-GR"/>
@@ -12694,7 +13071,7 @@
           <w:lang w:val="el-GR"/>
         </w:rPr>
       </w:pPr>
-      <w:bookmarkStart w:id="58" w:name="_Toc239774931"/>
+      <w:bookmarkStart w:id="58" w:name="_Toc240009672"/>
       <w:r>
         <w:rPr>
           <w:lang w:val="el-GR"/>
@@ -12770,7 +13147,7 @@
           <w:lang w:val="el-GR"/>
         </w:rPr>
       </w:pPr>
-      <w:bookmarkStart w:id="59" w:name="_Toc239774932"/>
+      <w:bookmarkStart w:id="59" w:name="_Toc240009673"/>
       <w:r>
         <w:rPr>
           <w:lang w:val="el-GR"/>
@@ -12847,7 +13224,7 @@
           <w:lang w:val="el-GR"/>
         </w:rPr>
       </w:pPr>
-      <w:bookmarkStart w:id="60" w:name="_Toc239774933"/>
+      <w:bookmarkStart w:id="60" w:name="_Toc240009674"/>
       <w:r>
         <w:rPr>
           <w:lang w:val="el-GR"/>
@@ -12941,7 +13318,7 @@
           <w:lang w:val="el-GR"/>
         </w:rPr>
       </w:pPr>
-      <w:bookmarkStart w:id="61" w:name="_Toc239774934"/>
+      <w:bookmarkStart w:id="61" w:name="_Toc240009675"/>
       <w:r>
         <w:rPr>
           <w:lang w:val="el-GR"/>
@@ -13026,7 +13403,7 @@
           <w:lang w:val="el-GR"/>
         </w:rPr>
       </w:pPr>
-      <w:bookmarkStart w:id="62" w:name="_Toc239774935"/>
+      <w:bookmarkStart w:id="62" w:name="_Toc240009676"/>
       <w:r>
         <w:rPr>
           <w:lang w:val="el-GR"/>
@@ -13343,7 +13720,7 @@
           <w:lang w:val="el-GR"/>
         </w:rPr>
       </w:pPr>
-      <w:bookmarkStart w:id="63" w:name="_Toc239774936"/>
+      <w:bookmarkStart w:id="63" w:name="_Toc240009677"/>
       <w:r>
         <w:rPr>
           <w:lang w:val="el-GR"/>
@@ -13414,7 +13791,7 @@
           <w:lang w:val="el-GR"/>
         </w:rPr>
       </w:pPr>
-      <w:bookmarkStart w:id="64" w:name="_Toc239774937"/>
+      <w:bookmarkStart w:id="64" w:name="_Toc240009678"/>
       <w:r>
         <w:rPr>
           <w:lang w:val="el-GR"/>
@@ -13478,7 +13855,7 @@
           <w:lang w:val="el-GR"/>
         </w:rPr>
       </w:pPr>
-      <w:bookmarkStart w:id="65" w:name="_Toc239774938"/>
+      <w:bookmarkStart w:id="65" w:name="_Toc240009679"/>
       <w:r>
         <w:rPr>
           <w:lang w:val="el-GR"/>
@@ -13498,7 +13875,10 @@
         <w:t xml:space="preserve">Επισκόπηση δημοσιευμένων συνόλων δεδομένων </w:t>
       </w:r>
       <w:r>
-        <w:t>fluxomics</w:t>
+        <w:rPr>
+          <w:lang w:val="el-GR"/>
+        </w:rPr>
+        <w:t>Ροωμική</w:t>
       </w:r>
       <w:bookmarkEnd w:id="65"/>
       <w:r>
@@ -13566,7 +13946,7 @@
           <w:lang w:val="el-GR"/>
         </w:rPr>
       </w:pPr>
-      <w:bookmarkStart w:id="66" w:name="_Toc239774939"/>
+      <w:bookmarkStart w:id="66" w:name="_Toc240009680"/>
       <w:r>
         <w:rPr>
           <w:lang w:val="el-GR"/>
@@ -13622,7 +14002,7 @@
           <w:lang w:val="el-GR"/>
         </w:rPr>
       </w:pPr>
-      <w:bookmarkStart w:id="67" w:name="_Toc239774940"/>
+      <w:bookmarkStart w:id="67" w:name="_Toc240009681"/>
       <w:r>
         <w:rPr>
           <w:lang w:val="el-GR"/>
@@ -13678,7 +14058,7 @@
           <w:lang w:val="el-GR"/>
         </w:rPr>
       </w:pPr>
-      <w:bookmarkStart w:id="68" w:name="_Toc239774941"/>
+      <w:bookmarkStart w:id="68" w:name="_Toc240009682"/>
       <w:r>
         <w:rPr>
           <w:lang w:val="el-GR"/>
@@ -13704,7 +14084,19 @@
         <w:rPr>
           <w:lang w:val="el-GR"/>
         </w:rPr>
-        <w:t xml:space="preserve">Η υπολογιστική διερεύνηση της παρούσας εργασίας διαρθρώθηκε σε τέσσερις διακριτές φάσεις, καθεμία από τις οποίες υλοποιήθηκε σε αντίστοιχο Jupyter Notebook. Αρχικά πραγματοποιήθηκε πιλοτικός έλεγχος με το εκπαιδευτικό μοντέλο του COBRApy, ακολούθησε η αξιολόγηση του μοντέλου γονιδιωματικής κλίμακας iML1515 υπό διαφορετικές περιβαλλοντικές συνθήκες, πραγματοποιήθηκε άμεση σύγκριση μεταξύ των ανακατασκευών iML1515 και iJO1366, και τέλος συγκροτήθηκε βιβλιογραφικό πλαίσιο αντιπαραβολής με δημοσιευμένα σύνολα δεδομένων fluxomics και </w:t>
+        <w:t xml:space="preserve">Η υπολογιστική διερεύνηση της παρούσας εργασίας διαρθρώθηκε σε τέσσερις διακριτές φάσεις, καθεμία από τις οποίες υλοποιήθηκε σε αντίστοιχο Jupyter Notebook. Αρχικά πραγματοποιήθηκε πιλοτικός έλεγχος με το εκπαιδευτικό μοντέλο του COBRApy, ακολούθησε η αξιολόγηση του μοντέλου γονιδιωματικής κλίμακας iML1515 υπό διαφορετικές περιβαλλοντικές συνθήκες, πραγματοποιήθηκε άμεση σύγκριση μεταξύ των ανακατασκευών iML1515 και iJO1366, και τέλος συγκροτήθηκε βιβλιογραφικό πλαίσιο αντιπαραβολής με δημοσιευμένα σύνολα δεδομένων </w:t>
+      </w:r>
+      <w:r>
+        <w:rPr>
+          <w:lang w:val="el-GR"/>
+        </w:rPr>
+        <w:t>Ροωμική</w:t>
+      </w:r>
+      <w:r>
+        <w:rPr>
+          <w:lang w:val="el-GR"/>
+        </w:rPr>
+        <w:t xml:space="preserve"> και </w:t>
       </w:r>
       <m:oMath>
         <m:sPre>
@@ -13775,7 +14167,7 @@
           <w:lang w:val="el-GR"/>
         </w:rPr>
       </w:pPr>
-      <w:bookmarkStart w:id="69" w:name="_Toc239774942"/>
+      <w:bookmarkStart w:id="69" w:name="_Toc240009683"/>
       <w:r>
         <w:rPr>
           <w:lang w:val="el-GR"/>
@@ -13978,11 +14370,9 @@
                 <w:lang w:val="el-GR"/>
               </w:rPr>
             </w:pPr>
-            <w:proofErr w:type="spellStart"/>
             <w:r>
               <w:t>iML</w:t>
             </w:r>
-            <w:proofErr w:type="spellEnd"/>
             <w:r>
               <w:rPr>
                 <w:lang w:val="el-GR"/>
@@ -14045,22 +14435,18 @@
                 <w:lang w:val="el-GR"/>
               </w:rPr>
             </w:pPr>
-            <w:proofErr w:type="spellStart"/>
             <w:r>
               <w:t>iML</w:t>
             </w:r>
-            <w:proofErr w:type="spellEnd"/>
             <w:r>
               <w:rPr>
                 <w:lang w:val="el-GR"/>
               </w:rPr>
               <w:t xml:space="preserve">1515 και </w:t>
             </w:r>
-            <w:proofErr w:type="spellStart"/>
             <w:r>
               <w:t>iJO</w:t>
             </w:r>
-            <w:proofErr w:type="spellEnd"/>
             <w:r>
               <w:rPr>
                 <w:lang w:val="el-GR"/>
@@ -14130,7 +14516,10 @@
               <w:t xml:space="preserve">Δημοσιευμένα </w:t>
             </w:r>
             <w:r>
-              <w:t>fluxomics</w:t>
+              <w:rPr>
+                <w:lang w:val="el-GR"/>
+              </w:rPr>
+              <w:t>Ροωμική</w:t>
             </w:r>
             <w:r>
               <w:rPr>
@@ -14257,7 +14646,7 @@
           <w:lang w:val="el-GR"/>
         </w:rPr>
       </w:pPr>
-      <w:bookmarkStart w:id="70" w:name="_Toc239774943"/>
+      <w:bookmarkStart w:id="70" w:name="_Toc240009684"/>
       <w:r>
         <w:rPr>
           <w:lang w:val="el-GR"/>
@@ -14281,11 +14670,9 @@
         </w:rPr>
         <w:t xml:space="preserve">Το μοντέλο </w:t>
       </w:r>
-      <w:proofErr w:type="spellStart"/>
       <w:r>
         <w:t>iML</w:t>
       </w:r>
-      <w:proofErr w:type="spellEnd"/>
       <w:r>
         <w:rPr>
           <w:lang w:val="el-GR"/>
@@ -14636,11 +15023,9 @@
         </w:rPr>
         <w:t xml:space="preserve">Βασικά χαρακτηριστικά του μοντέλου </w:t>
       </w:r>
-      <w:proofErr w:type="spellStart"/>
       <w:r>
         <w:t>iML</w:t>
       </w:r>
-      <w:proofErr w:type="spellEnd"/>
       <w:r>
         <w:rPr>
           <w:lang w:val="el-GR"/>
@@ -14669,7 +15054,7 @@
           <w:lang w:val="el-GR"/>
         </w:rPr>
       </w:pPr>
-      <w:bookmarkStart w:id="71" w:name="_Toc239774944"/>
+      <w:bookmarkStart w:id="71" w:name="_Toc240009685"/>
       <w:r>
         <w:rPr>
           <w:lang w:val="el-GR"/>
@@ -14680,15 +15065,18 @@
         <w:rPr>
           <w:lang w:val="el-GR"/>
         </w:rPr>
-        <w:t>Σύγκριση διαφορετικών συνθηκών θρεπτικού μέσου στο μοντέλο</w:t>
+        <w:t xml:space="preserve">Σύγκριση διαφορετικών συνθηκών θρεπτικού μέσου στο μοντέλο </w:t>
+      </w:r>
+      <w:r>
+        <w:t>iML</w:t>
+      </w:r>
+      <w:r>
+        <w:rPr>
+          <w:lang w:val="el-GR"/>
+        </w:rPr>
+        <w:t>1515</w:t>
       </w:r>
       <w:bookmarkEnd w:id="71"/>
-      <w:r>
-        <w:rPr>
-          <w:lang w:val="el-GR"/>
-        </w:rPr>
-        <w:t xml:space="preserve"> </w:t>
-      </w:r>
     </w:p>
     <w:p>
       <w:pPr>
@@ -15769,7 +16157,7 @@
           <w:lang w:val="el-GR"/>
         </w:rPr>
       </w:pPr>
-      <w:bookmarkStart w:id="72" w:name="_Toc239774945"/>
+      <w:bookmarkStart w:id="72" w:name="_Toc240009686"/>
       <w:r>
         <w:rPr>
           <w:lang w:val="el-GR"/>
@@ -16074,7 +16462,7 @@
           <w:lang w:val="el-GR"/>
         </w:rPr>
       </w:pPr>
-      <w:bookmarkStart w:id="73" w:name="_Toc239774946"/>
+      <w:bookmarkStart w:id="73" w:name="_Toc240009687"/>
       <w:r>
         <w:rPr>
           <w:lang w:val="el-GR"/>
@@ -17074,7 +17462,7 @@
           <w:lang w:val="el-GR"/>
         </w:rPr>
       </w:pPr>
-      <w:bookmarkStart w:id="74" w:name="_Toc239774947"/>
+      <w:bookmarkStart w:id="74" w:name="_Toc240009688"/>
       <w:r>
         <w:rPr>
           <w:lang w:val="el-GR"/>
@@ -17446,11 +17834,9 @@
         </w:rPr>
         <w:t xml:space="preserve">Το </w:t>
       </w:r>
-      <w:proofErr w:type="spellStart"/>
       <w:r>
         <w:t>iJO</w:t>
       </w:r>
-      <w:proofErr w:type="spellEnd"/>
       <w:r>
         <w:rPr>
           <w:lang w:val="el-GR"/>
@@ -18338,7 +18724,7 @@
           <w:lang w:val="el-GR"/>
         </w:rPr>
       </w:pPr>
-      <w:bookmarkStart w:id="75" w:name="_Toc239774948"/>
+      <w:bookmarkStart w:id="75" w:name="_Toc240009689"/>
       <w:r>
         <w:rPr>
           <w:lang w:val="el-GR"/>
@@ -18423,12 +18809,24 @@
           <w:lang w:val="el-GR"/>
         </w:rPr>
       </w:pPr>
-      <w:bookmarkStart w:id="76" w:name="_Toc239774949"/>
-      <w:r>
-        <w:rPr>
-          <w:lang w:val="el-GR"/>
-        </w:rPr>
-        <w:t>10.8 Βιβλιογραφική σύγκριση με δημοσιευμένα fluxomics και ¹³C-MFA σύνολα δεδομένων</w:t>
+      <w:bookmarkStart w:id="76" w:name="_Toc240009690"/>
+      <w:r>
+        <w:rPr>
+          <w:lang w:val="el-GR"/>
+        </w:rPr>
+        <w:t xml:space="preserve">10.8 Βιβλιογραφική σύγκριση με δημοσιευμένα </w:t>
+      </w:r>
+      <w:r>
+        <w:rPr>
+          <w:lang w:val="el-GR"/>
+        </w:rPr>
+        <w:t>Ροωμική</w:t>
+      </w:r>
+      <w:r>
+        <w:rPr>
+          <w:lang w:val="el-GR"/>
+        </w:rPr>
+        <w:t xml:space="preserve"> και ¹³C-MFA σύνολα δεδομένων</w:t>
       </w:r>
       <w:bookmarkEnd w:id="76"/>
       <w:r>
@@ -19183,7 +19581,19 @@
         <w:rPr>
           <w:lang w:val="el-GR"/>
         </w:rPr>
-        <w:t>Δημοσιευμένα fluxomics και ¹³C-MFA σύνολα δεδομένων που χρησιμοποιήθηκαν για βιβλιογραφική σύγκριση</w:t>
+        <w:t xml:space="preserve">Δημοσιευμένα </w:t>
+      </w:r>
+      <w:r>
+        <w:rPr>
+          <w:lang w:val="el-GR"/>
+        </w:rPr>
+        <w:t>Ροωμική</w:t>
+      </w:r>
+      <w:r>
+        <w:rPr>
+          <w:lang w:val="el-GR"/>
+        </w:rPr>
+        <w:t xml:space="preserve"> και ¹³C-MFA σύνολα δεδομένων που χρησιμοποιήθηκαν για βιβλιογραφική σύγκριση</w:t>
       </w:r>
     </w:p>
     <w:p>
@@ -19221,7 +19631,7 @@
           <w:lang w:val="el-GR"/>
         </w:rPr>
       </w:pPr>
-      <w:bookmarkStart w:id="77" w:name="_Toc239774950"/>
+      <w:bookmarkStart w:id="77" w:name="_Toc240009691"/>
       <w:r>
         <w:rPr>
           <w:lang w:val="el-GR"/>
@@ -19774,7 +20184,7 @@
           <w:lang w:val="el-GR"/>
         </w:rPr>
       </w:pPr>
-      <w:bookmarkStart w:id="78" w:name="_Toc239774951"/>
+      <w:bookmarkStart w:id="78" w:name="_Toc240009692"/>
       <w:r>
         <w:rPr>
           <w:lang w:val="el-GR"/>
@@ -19804,7 +20214,7 @@
           <w:lang w:val="el-GR"/>
         </w:rPr>
       </w:pPr>
-      <w:bookmarkStart w:id="79" w:name="_Toc239774952"/>
+      <w:bookmarkStart w:id="79" w:name="_Toc240009693"/>
       <w:r>
         <w:rPr>
           <w:lang w:val="el-GR"/>
@@ -20247,7 +20657,7 @@
       <w:pPr>
         <w:pStyle w:val="Heading1"/>
       </w:pPr>
-      <w:bookmarkStart w:id="80" w:name="_Toc239774953"/>
+      <w:bookmarkStart w:id="80" w:name="_Toc240009694"/>
       <w:r>
         <w:rPr>
           <w:lang w:val="el-GR"/>
@@ -20265,21 +20675,30 @@
         <w:rPr>
           <w:sz w:val="21"/>
         </w:rPr>
-        <w:t xml:space="preserve">1. Tolani P, Gupta S, Yadav K, Aggarwal S, Yadav AK. Big data, integrative omics and network biology. Advances in Protein Chemistry and Structural Biology. </w:t>
-      </w:r>
-      <w:proofErr w:type="gramStart"/>
+        <w:t>1. Tolani P, Gupta S, Yadav K, Aggarwal S, Yadav AK. Big data, integrative omics and network biology. Advances in Protein Chemistry and Structural Biology. 2021;127:127–160.</w:t>
+      </w:r>
+    </w:p>
+    <w:p>
+      <w:pPr>
+        <w:jc w:val="both"/>
+      </w:pPr>
       <w:r>
         <w:rPr>
           <w:sz w:val="21"/>
         </w:rPr>
-        <w:t>2021;127:127</w:t>
-      </w:r>
-      <w:proofErr w:type="gramEnd"/>
+        <w:t xml:space="preserve">2. Winter G, Krömer JO. </w:t>
+      </w:r>
       <w:r>
         <w:rPr>
           <w:sz w:val="21"/>
         </w:rPr>
-        <w:t>–160.</w:t>
+        <w:t>Ροωμική</w:t>
+      </w:r>
+      <w:r>
+        <w:rPr>
+          <w:sz w:val="21"/>
+        </w:rPr>
+        <w:t xml:space="preserve"> — connecting omics analysis and phenotypes. Environmental Microbiology. 2013;15(7):1901–1916.</w:t>
       </w:r>
     </w:p>
     <w:p>
@@ -20290,7 +20709,19 @@
         <w:rPr>
           <w:sz w:val="21"/>
         </w:rPr>
-        <w:t>2. Winter G, Krömer JO. Fluxomics — connecting omics analysis and phenotypes. Environmental Microbiology. 2013;15(7):1901–1916.</w:t>
+        <w:t xml:space="preserve">3. Emwas AH, Szczepski K, Al-Younis I, Lachowicz JI, Jaremko M. </w:t>
+      </w:r>
+      <w:r>
+        <w:rPr>
+          <w:sz w:val="21"/>
+        </w:rPr>
+        <w:t>Ροωμική</w:t>
+      </w:r>
+      <w:r>
+        <w:rPr>
+          <w:sz w:val="21"/>
+        </w:rPr>
+        <w:t xml:space="preserve"> — New Metabolomics Approaches to Monitor Metabolic Pathways. Frontiers in Pharmacology. 2022;13:805782.</w:t>
       </w:r>
     </w:p>
     <w:p>
@@ -20301,49 +20732,64 @@
         <w:rPr>
           <w:sz w:val="21"/>
         </w:rPr>
-        <w:t xml:space="preserve">3. </w:t>
-      </w:r>
-      <w:proofErr w:type="spellStart"/>
+        <w:t>4. Sauer U. Metabolic networks in motion: ¹³C-based flux analysis. Molecular Systems Biology. 2006;2:62.</w:t>
+      </w:r>
+    </w:p>
+    <w:p>
+      <w:pPr>
+        <w:jc w:val="both"/>
+      </w:pPr>
       <w:r>
         <w:rPr>
           <w:sz w:val="21"/>
         </w:rPr>
-        <w:t>Emwas</w:t>
-      </w:r>
-      <w:proofErr w:type="spellEnd"/>
+        <w:t>5. Ohno S, Uematsu S, Kuroda S. Quantitative metabolic fluxes regulated by trans-omic networks. Biochemical Journal. 2022;479(7):787–804.</w:t>
+      </w:r>
+    </w:p>
+    <w:p>
+      <w:pPr>
+        <w:jc w:val="both"/>
+      </w:pPr>
       <w:r>
         <w:rPr>
           <w:sz w:val="21"/>
         </w:rPr>
-        <w:t xml:space="preserve"> AH, </w:t>
-      </w:r>
-      <w:proofErr w:type="spellStart"/>
+        <w:t xml:space="preserve">6. Niedenführ S, Wiechert W, Nöh K. How to measure metabolic fluxes: a taxonomic guide for ¹³C </w:t>
+      </w:r>
       <w:r>
         <w:rPr>
           <w:sz w:val="21"/>
         </w:rPr>
-        <w:t>Szczepski</w:t>
-      </w:r>
-      <w:proofErr w:type="spellEnd"/>
+        <w:t>Ροωμική</w:t>
+      </w:r>
       <w:r>
         <w:rPr>
           <w:sz w:val="21"/>
         </w:rPr>
-        <w:t xml:space="preserve"> K, Al-Younis I, Lachowicz JI, Jaremko M. Fluxomics — New Metabolomics Approaches to Monitor Metabolic Pathways. Frontiers in Pharmacology. </w:t>
-      </w:r>
-      <w:proofErr w:type="gramStart"/>
+        <w:t>. Current Opinion in Biotechnology. 2015;34:82–90.</w:t>
+      </w:r>
+    </w:p>
+    <w:p>
+      <w:pPr>
+        <w:jc w:val="both"/>
+      </w:pPr>
       <w:r>
         <w:rPr>
           <w:sz w:val="21"/>
         </w:rPr>
-        <w:t>2022;13:805782</w:t>
-      </w:r>
-      <w:proofErr w:type="gramEnd"/>
+        <w:t xml:space="preserve">7. Wu C, Cano M, Gao X, Lo J, Maness P-C, Xiong W. A quantitative lens on anaerobic life: leveraging the state-of-the-art </w:t>
+      </w:r>
       <w:r>
         <w:rPr>
           <w:sz w:val="21"/>
         </w:rPr>
-        <w:t>.</w:t>
+        <w:t>Ροωμική</w:t>
+      </w:r>
+      <w:r>
+        <w:rPr>
+          <w:sz w:val="21"/>
+        </w:rPr>
+        <w:t xml:space="preserve"> approach to explore clostridial metabolism. Current Opinion in Biotechnology. 2020;64:47–54.</w:t>
       </w:r>
     </w:p>
     <w:p>
@@ -20354,21 +20800,19 @@
         <w:rPr>
           <w:sz w:val="21"/>
         </w:rPr>
-        <w:t xml:space="preserve">4. Sauer U. Metabolic networks in motion: ¹³C-based flux analysis. Molecular Systems Biology. </w:t>
-      </w:r>
-      <w:proofErr w:type="gramStart"/>
+        <w:t xml:space="preserve">8. Klapa M, Pantziri M, Karakitsou E. Mathematical Concepts of </w:t>
+      </w:r>
       <w:r>
         <w:rPr>
           <w:sz w:val="21"/>
         </w:rPr>
-        <w:t>2006;2:62</w:t>
-      </w:r>
-      <w:proofErr w:type="gramEnd"/>
+        <w:t>Ροωμική</w:t>
+      </w:r>
       <w:r>
         <w:rPr>
           <w:sz w:val="21"/>
         </w:rPr>
-        <w:t>.</w:t>
+        <w:t>. Metabolic Engineering &amp; Systems Biology Laboratory, FORTH/ICE-HT, Patras, Greece. Lecture notes.</w:t>
       </w:r>
     </w:p>
     <w:p>
@@ -20379,7 +20823,7 @@
         <w:rPr>
           <w:sz w:val="21"/>
         </w:rPr>
-        <w:t>5. Ohno S, Uematsu S, Kuroda S. Quantitative metabolic fluxes regulated by trans-omic networks. Biochemical Journal. 2022;479(7):787–804.</w:t>
+        <w:t>9. Orth JD, Thiele I, Palsson BØ. What is flux balance analysis? Nature Biotechnology. 2010;28(3):245–248.</w:t>
       </w:r>
     </w:p>
     <w:p>
@@ -20390,260 +20834,62 @@
         <w:rPr>
           <w:sz w:val="21"/>
         </w:rPr>
-        <w:t xml:space="preserve">6. </w:t>
-      </w:r>
-      <w:proofErr w:type="spellStart"/>
+        <w:t>10. Antoniewicz MR. Methods and advances in metabolic flux analysis: a mini-review. Journal of Industrial Microbiology &amp; Biotechnology. 2015;42:317–325.</w:t>
+      </w:r>
+    </w:p>
+    <w:p>
+      <w:pPr>
+        <w:jc w:val="both"/>
+      </w:pPr>
       <w:r>
         <w:rPr>
           <w:sz w:val="21"/>
         </w:rPr>
-        <w:t>Niedenführ</w:t>
-      </w:r>
-      <w:proofErr w:type="spellEnd"/>
+        <w:t>11. Klapa MI, Park SM, Sinskey AJ, Stephanopoulos G. Metabolite and isotopomer balancing in the analysis of metabolic cycles. Biotechnology and Bioengineering. 1999;62(4):375–391.</w:t>
+      </w:r>
+    </w:p>
+    <w:p>
+      <w:pPr>
+        <w:jc w:val="both"/>
+      </w:pPr>
       <w:r>
         <w:rPr>
           <w:sz w:val="21"/>
         </w:rPr>
-        <w:t xml:space="preserve"> S, Wiechert W, </w:t>
-      </w:r>
-      <w:proofErr w:type="spellStart"/>
+        <w:t>12. Isermann N, Wiechert W. Metabolic isotopomer labeling systems. Part II: structural identifiability analysis. Mathematical Biosciences. 2003;183(2):175–214.</w:t>
+      </w:r>
+    </w:p>
+    <w:p>
+      <w:pPr>
+        <w:jc w:val="both"/>
+      </w:pPr>
       <w:r>
         <w:rPr>
           <w:sz w:val="21"/>
         </w:rPr>
-        <w:t>Nöh</w:t>
-      </w:r>
-      <w:proofErr w:type="spellEnd"/>
+        <w:t>13. Klapa MI, Aon JC, Stephanopoulos G. Systematic quantification of complex metabolic flux networks using stable isotopes and mass spectrometry. European Journal of Biochemistry. 2003;270(17):3525–3542.</w:t>
+      </w:r>
+    </w:p>
+    <w:p>
+      <w:pPr>
+        <w:jc w:val="both"/>
+      </w:pPr>
       <w:r>
         <w:rPr>
           <w:sz w:val="21"/>
         </w:rPr>
-        <w:t xml:space="preserve"> K. How to measure metabolic fluxes: a taxonomic guide for ¹³C fluxomics. Current Opinion in Biotechnology. </w:t>
-      </w:r>
-      <w:proofErr w:type="gramStart"/>
+        <w:t>14. Klapa M. Least-Squares Regression Notes – Metabolite Balancing. Metabolic Engineering &amp; Systems Biology Laboratory, FORTH/ICE-HT, Patras, Greece. Lecture notes.</w:t>
+      </w:r>
+    </w:p>
+    <w:p>
+      <w:pPr>
+        <w:jc w:val="both"/>
+      </w:pPr>
       <w:r>
         <w:rPr>
           <w:sz w:val="21"/>
         </w:rPr>
-        <w:t>2015;34:82</w:t>
-      </w:r>
-      <w:proofErr w:type="gramEnd"/>
-      <w:r>
-        <w:rPr>
-          <w:sz w:val="21"/>
-        </w:rPr>
-        <w:t>–90.</w:t>
-      </w:r>
-    </w:p>
-    <w:p>
-      <w:pPr>
-        <w:jc w:val="both"/>
-      </w:pPr>
-      <w:r>
-        <w:rPr>
-          <w:sz w:val="21"/>
-        </w:rPr>
-        <w:t xml:space="preserve">7. Wu C, </w:t>
-      </w:r>
-      <w:proofErr w:type="spellStart"/>
-      <w:r>
-        <w:rPr>
-          <w:sz w:val="21"/>
-        </w:rPr>
-        <w:t>Cano</w:t>
-      </w:r>
-      <w:proofErr w:type="spellEnd"/>
-      <w:r>
-        <w:rPr>
-          <w:sz w:val="21"/>
-        </w:rPr>
-        <w:t xml:space="preserve"> M, Gao X, Lo J, Maness P-C, Xiong W. A quantitative lens on anaerobic life: leveraging the state-of-the-art fluxomics approach to explore clostridial metabolism. Current Opinion in Biotechnology. </w:t>
-      </w:r>
-      <w:proofErr w:type="gramStart"/>
-      <w:r>
-        <w:rPr>
-          <w:sz w:val="21"/>
-        </w:rPr>
-        <w:t>2020;64:47</w:t>
-      </w:r>
-      <w:proofErr w:type="gramEnd"/>
-      <w:r>
-        <w:rPr>
-          <w:sz w:val="21"/>
-        </w:rPr>
-        <w:t>–54.</w:t>
-      </w:r>
-    </w:p>
-    <w:p>
-      <w:pPr>
-        <w:jc w:val="both"/>
-      </w:pPr>
-      <w:r>
-        <w:rPr>
-          <w:sz w:val="21"/>
-        </w:rPr>
-        <w:t xml:space="preserve">8. Klapa M, </w:t>
-      </w:r>
-      <w:proofErr w:type="spellStart"/>
-      <w:r>
-        <w:rPr>
-          <w:sz w:val="21"/>
-        </w:rPr>
-        <w:t>Pantziri</w:t>
-      </w:r>
-      <w:proofErr w:type="spellEnd"/>
-      <w:r>
-        <w:rPr>
-          <w:sz w:val="21"/>
-        </w:rPr>
-        <w:t xml:space="preserve"> M, </w:t>
-      </w:r>
-      <w:proofErr w:type="spellStart"/>
-      <w:r>
-        <w:rPr>
-          <w:sz w:val="21"/>
-        </w:rPr>
-        <w:t>Karakitsou</w:t>
-      </w:r>
-      <w:proofErr w:type="spellEnd"/>
-      <w:r>
-        <w:rPr>
-          <w:sz w:val="21"/>
-        </w:rPr>
-        <w:t xml:space="preserve"> E. Mathematical Concepts of Fluxomics. Metabolic Engineering &amp; Systems Biology Laboratory, FORTH/ICE-HT, Patras, Greece. Lecture notes.</w:t>
-      </w:r>
-    </w:p>
-    <w:p>
-      <w:pPr>
-        <w:jc w:val="both"/>
-      </w:pPr>
-      <w:r>
-        <w:rPr>
-          <w:sz w:val="21"/>
-        </w:rPr>
-        <w:t>9. Orth JD, Thiele I, Palsson BØ. What is flux balance analysis? Nature Biotechnology. 2010;28(3):245–248.</w:t>
-      </w:r>
-    </w:p>
-    <w:p>
-      <w:pPr>
-        <w:jc w:val="both"/>
-      </w:pPr>
-      <w:r>
-        <w:rPr>
-          <w:sz w:val="21"/>
-        </w:rPr>
-        <w:t xml:space="preserve">10. Antoniewicz MR. Methods and advances in metabolic flux analysis: a </w:t>
-      </w:r>
-      <w:proofErr w:type="gramStart"/>
-      <w:r>
-        <w:rPr>
-          <w:sz w:val="21"/>
-        </w:rPr>
-        <w:t>mini-review</w:t>
-      </w:r>
-      <w:proofErr w:type="gramEnd"/>
-      <w:r>
-        <w:rPr>
-          <w:sz w:val="21"/>
-        </w:rPr>
-        <w:t xml:space="preserve">. Journal of Industrial Microbiology &amp; Biotechnology. </w:t>
-      </w:r>
-      <w:proofErr w:type="gramStart"/>
-      <w:r>
-        <w:rPr>
-          <w:sz w:val="21"/>
-        </w:rPr>
-        <w:t>2015;42:317</w:t>
-      </w:r>
-      <w:proofErr w:type="gramEnd"/>
-      <w:r>
-        <w:rPr>
-          <w:sz w:val="21"/>
-        </w:rPr>
-        <w:t>–325.</w:t>
-      </w:r>
-    </w:p>
-    <w:p>
-      <w:pPr>
-        <w:jc w:val="both"/>
-      </w:pPr>
-      <w:r>
-        <w:rPr>
-          <w:sz w:val="21"/>
-        </w:rPr>
-        <w:t xml:space="preserve">11. Klapa MI, Park SM, </w:t>
-      </w:r>
-      <w:proofErr w:type="spellStart"/>
-      <w:r>
-        <w:rPr>
-          <w:sz w:val="21"/>
-        </w:rPr>
-        <w:t>Sinskey</w:t>
-      </w:r>
-      <w:proofErr w:type="spellEnd"/>
-      <w:r>
-        <w:rPr>
-          <w:sz w:val="21"/>
-        </w:rPr>
-        <w:t xml:space="preserve"> AJ, Stephanopoulos G. Metabolite and isotopomer balancing in the analysis of metabolic cycles. Biotechnology and Bioengineering. 1999;62(4):375–391.</w:t>
-      </w:r>
-    </w:p>
-    <w:p>
-      <w:pPr>
-        <w:jc w:val="both"/>
-      </w:pPr>
-      <w:r>
-        <w:rPr>
-          <w:sz w:val="21"/>
-        </w:rPr>
-        <w:t>12. Isermann N, Wiechert W. Metabolic isotopomer labeling systems. Part II: structural identifiability analysis. Mathematical Biosciences. 2003;183(2):175–214.</w:t>
-      </w:r>
-    </w:p>
-    <w:p>
-      <w:pPr>
-        <w:jc w:val="both"/>
-      </w:pPr>
-      <w:r>
-        <w:rPr>
-          <w:sz w:val="21"/>
-        </w:rPr>
-        <w:t>13. Klapa MI, Aon JC, Stephanopoulos G. Systematic quantification of complex metabolic flux networks using stable isotopes and mass spectrometry. European Journal of Biochemistry. 2003;270(17):3525–3542.</w:t>
-      </w:r>
-    </w:p>
-    <w:p>
-      <w:pPr>
-        <w:jc w:val="both"/>
-      </w:pPr>
-      <w:r>
-        <w:rPr>
-          <w:sz w:val="21"/>
-        </w:rPr>
-        <w:t>14. Klapa M. Least-Squares Regression Notes – Metabolite Balancing. Metabolic Engineering &amp; Systems Biology Laboratory, FORTH/ICE-HT, Patras, Greece. Lecture notes.</w:t>
-      </w:r>
-    </w:p>
-    <w:p>
-      <w:pPr>
-        <w:jc w:val="both"/>
-      </w:pPr>
-      <w:r>
-        <w:rPr>
-          <w:sz w:val="21"/>
-        </w:rPr>
-        <w:t xml:space="preserve">15. Stephanopoulos G, </w:t>
-      </w:r>
-      <w:proofErr w:type="spellStart"/>
-      <w:r>
-        <w:rPr>
-          <w:sz w:val="21"/>
-        </w:rPr>
-        <w:t>Aristidou</w:t>
-      </w:r>
-      <w:proofErr w:type="spellEnd"/>
-      <w:r>
-        <w:rPr>
-          <w:sz w:val="21"/>
-        </w:rPr>
-        <w:t xml:space="preserve"> AA, Nielsen J. Metabolic Engineering: Principles and Methodologies. San Diego: Academic Press; 1998.</w:t>
+        <w:t>15. Stephanopoulos G, Aristidou AA, Nielsen J. Metabolic Engineering: Principles and Methodologies. San Diego: Academic Press; 1998.</w:t>
       </w:r>
     </w:p>
     <w:p>
@@ -20677,21 +20923,29 @@
         <w:rPr>
           <w:sz w:val="21"/>
         </w:rPr>
-        <w:t xml:space="preserve">18. Gudmundsson S, Thiele I. Computationally efficient flux variability analysis. BMC Bioinformatics. </w:t>
-      </w:r>
-      <w:proofErr w:type="gramStart"/>
+        <w:t>18. Gudmundsson S, Thiele I. Computationally efficient flux variability analysis. BMC Bioinformatics. 2010;11:489.</w:t>
+      </w:r>
+    </w:p>
+    <w:p>
+      <w:pPr>
+        <w:jc w:val="both"/>
+      </w:pPr>
       <w:r>
         <w:rPr>
           <w:sz w:val="21"/>
         </w:rPr>
-        <w:t>2010;11:489</w:t>
-      </w:r>
-      <w:proofErr w:type="gramEnd"/>
+        <w:t>19. Lewis NE, Hixson KK, Conrad TM, Lerman JA, Charusanti P, Polpitiya AD, et al. Omic data from evolved E. coli are consistent with computed optimal growth from genome-scale models. Molecular Systems Biology. 2010;6:390.</w:t>
+      </w:r>
+    </w:p>
+    <w:p>
+      <w:pPr>
+        <w:jc w:val="both"/>
+      </w:pPr>
       <w:r>
         <w:rPr>
           <w:sz w:val="21"/>
         </w:rPr>
-        <w:t>.</w:t>
+        <w:t>20. Burgard AP, Nikolaev EV, Schilling CH, Maranas CD. Flux coupling analysis of genome-scale metabolic network reconstructions. Genome Research. 2004;14(2):301–312.</w:t>
       </w:r>
     </w:p>
     <w:p>
@@ -20702,49 +20956,73 @@
         <w:rPr>
           <w:sz w:val="21"/>
         </w:rPr>
-        <w:t xml:space="preserve">19. Lewis NE, Hixson KK, Conrad TM, Lerman JA, </w:t>
-      </w:r>
-      <w:proofErr w:type="spellStart"/>
+        <w:t>21. Schuster S, Fell DA, Dandekar T. A general definition of metabolic pathways useful for systematic organization and analysis of complex metabolic networks. Nature Biotechnology. 2000;18(3):326–332.</w:t>
+      </w:r>
+    </w:p>
+    <w:p>
+      <w:pPr>
+        <w:jc w:val="both"/>
+      </w:pPr>
       <w:r>
         <w:rPr>
           <w:sz w:val="21"/>
         </w:rPr>
-        <w:t>Charusanti</w:t>
-      </w:r>
-      <w:proofErr w:type="spellEnd"/>
+        <w:t>22. Papin JA, Stelling J, Price ND, Klamt S, Schuster S, Palsson BO. Comparison of network-based pathway analysis methods. Trends in Biotechnology. 2004;22(8):400–405.</w:t>
+      </w:r>
+    </w:p>
+    <w:p>
+      <w:pPr>
+        <w:jc w:val="both"/>
+      </w:pPr>
       <w:r>
         <w:rPr>
           <w:sz w:val="21"/>
         </w:rPr>
-        <w:t xml:space="preserve"> P, </w:t>
-      </w:r>
-      <w:proofErr w:type="spellStart"/>
+        <w:t>23. Schilling CH, Letscher D, Palsson BO. Theory for the systemic definition of metabolic pathways and their use in interpreting metabolic function from a pathway-oriented perspective. Journal of Theoretical Biology. 2000;203(3):229–248.</w:t>
+      </w:r>
+    </w:p>
+    <w:p>
+      <w:pPr>
+        <w:jc w:val="both"/>
+      </w:pPr>
       <w:r>
         <w:rPr>
           <w:sz w:val="21"/>
         </w:rPr>
-        <w:t>Polpitiya</w:t>
-      </w:r>
-      <w:proofErr w:type="spellEnd"/>
+        <w:t>24. Henry CS, Broadbelt LJ, Hatzimanikatis V. Thermodynamics-based metabolic flux analysis. Biophysical Journal. 2007;92(5):1792–1805.</w:t>
+      </w:r>
+    </w:p>
+    <w:p>
+      <w:pPr>
+        <w:jc w:val="both"/>
+      </w:pPr>
       <w:r>
         <w:rPr>
           <w:sz w:val="21"/>
         </w:rPr>
-        <w:t xml:space="preserve"> AD, et al. Omic data from evolved E. coli are consistent with computed optimal growth from genome-scale models. Molecular Systems Biology. </w:t>
-      </w:r>
-      <w:proofErr w:type="gramStart"/>
+        <w:t>25. Noor E. Removing both internal and unrealistic energy-generating cycles in flux balance analysis. arXiv. 2018;1803.04999.</w:t>
+      </w:r>
+    </w:p>
+    <w:p>
+      <w:pPr>
+        <w:jc w:val="both"/>
+      </w:pPr>
       <w:r>
         <w:rPr>
           <w:sz w:val="21"/>
         </w:rPr>
-        <w:t>2010;6:390</w:t>
-      </w:r>
-      <w:proofErr w:type="gramEnd"/>
+        <w:t>26. Wiechert W. ¹³C metabolic flux analysis. Metabolic Engineering. 2001;3(3):195–206.</w:t>
+      </w:r>
+    </w:p>
+    <w:p>
+      <w:pPr>
+        <w:jc w:val="both"/>
+      </w:pPr>
       <w:r>
         <w:rPr>
           <w:sz w:val="21"/>
         </w:rPr>
-        <w:t>.</w:t>
+        <w:t>27. Zamboni N, Fendt SM, Rühl M, Sauer U. ¹³C-based metabolic flux analysis. Nature Protocols. 2009;4(6):878–892.</w:t>
       </w:r>
     </w:p>
     <w:p>
@@ -20755,21 +21033,29 @@
         <w:rPr>
           <w:sz w:val="21"/>
         </w:rPr>
-        <w:t xml:space="preserve">20. Burgard AP, Nikolaev EV, Schilling CH, </w:t>
-      </w:r>
-      <w:proofErr w:type="spellStart"/>
+        <w:t>28. Antoniewicz MR, Kelleher JK, Stephanopoulos G. Elementary metabolite units: a novel framework for modeling isotopic distributions. Metabolic Engineering. 2007;9(1):68–86.</w:t>
+      </w:r>
+    </w:p>
+    <w:p>
+      <w:pPr>
+        <w:jc w:val="both"/>
+      </w:pPr>
       <w:r>
         <w:rPr>
           <w:sz w:val="21"/>
         </w:rPr>
-        <w:t>Maranas</w:t>
-      </w:r>
-      <w:proofErr w:type="spellEnd"/>
+        <w:t>29. Crown SB, Antoniewicz MR. Parallel labeling experiments and metabolic flux analysis: past, present and future methodologies. Metabolic Engineering. 2013;16:21–32.</w:t>
+      </w:r>
+    </w:p>
+    <w:p>
+      <w:pPr>
+        <w:jc w:val="both"/>
+      </w:pPr>
       <w:r>
         <w:rPr>
           <w:sz w:val="21"/>
         </w:rPr>
-        <w:t xml:space="preserve"> CD. Flux coupling analysis of genome-scale metabolic network reconstructions. Genome Research. 2004;14(2):301–312.</w:t>
+        <w:t>30. Young JD. INCA: a computational platform for isotopically non-stationary metabolic flux analysis. Bioinformatics. 2014;30(9):1333–1335.</w:t>
       </w:r>
     </w:p>
     <w:p>
@@ -20780,7 +21066,7 @@
         <w:rPr>
           <w:sz w:val="21"/>
         </w:rPr>
-        <w:t>21. Schuster S, Fell DA, Dandekar T. A general definition of metabolic pathways useful for systematic organization and analysis of complex metabolic networks. Nature Biotechnology. 2000;18(3):326–332.</w:t>
+        <w:t>31. Fernandez CA, Des Rosiers C, Previs SF, David F, Brunengraber H. Correction of ¹³C mass isotopomer distributions for natural stable isotope abundance. Journal of Mass Spectrometry. 1996;31(3):255–262.</w:t>
       </w:r>
     </w:p>
     <w:p>
@@ -20791,21 +21077,30 @@
         <w:rPr>
           <w:sz w:val="21"/>
         </w:rPr>
-        <w:t xml:space="preserve">22. Papin JA, Stelling J, Price ND, </w:t>
-      </w:r>
-      <w:proofErr w:type="spellStart"/>
+        <w:lastRenderedPageBreak/>
+        <w:t>32. van Winden WA, Wittmann C, Heinzle E, Heijnen JJ. Correcting mass isotopomer distributions for naturally occurring isotopes. Biotechnology and Bioengineering. 2002;80(4):477–479.</w:t>
+      </w:r>
+    </w:p>
+    <w:p>
+      <w:pPr>
+        <w:jc w:val="both"/>
+      </w:pPr>
       <w:r>
         <w:rPr>
           <w:sz w:val="21"/>
         </w:rPr>
-        <w:t>Klamt</w:t>
-      </w:r>
-      <w:proofErr w:type="spellEnd"/>
+        <w:t>33. Heinonen M, Osmala M, Mannerström H, Wallenius J, Kaski S, Rousu J, Lähdesmäki H. Bayesian metabolic flux analysis reveals intracellular flux couplings. Bioinformatics. 2019;35(14):i548–i557.</w:t>
+      </w:r>
+    </w:p>
+    <w:p>
+      <w:pPr>
+        <w:jc w:val="both"/>
+      </w:pPr>
       <w:r>
         <w:rPr>
           <w:sz w:val="21"/>
         </w:rPr>
-        <w:t xml:space="preserve"> S, Schuster S, Palsson BO. Comparison of network-based pathway analysis methods. Trends in Biotechnology. 2004;22(8):400–405.</w:t>
+        <w:t>34. Mahadevan R, Edwards JS, Doyle FJ. Dynamic flux balance analysis of diauxic growth in Escherichia coli. Biophysical Journal. 2002;83(3):1331–1340.</w:t>
       </w:r>
     </w:p>
     <w:p>
@@ -20816,7 +21111,7 @@
         <w:rPr>
           <w:sz w:val="21"/>
         </w:rPr>
-        <w:t>23. Schilling CH, Letscher D, Palsson BO. Theory for the systemic definition of metabolic pathways and their use in interpreting metabolic function from a pathway-oriented perspective. Journal of Theoretical Biology. 2000;203(3):229–248.</w:t>
+        <w:t>35. Chassagnole C, Noisommit-Rizzi N, Schmid JW, Mauch K, Reuss M. Dynamic modeling of the central carbon metabolism of Escherichia coli. Biotechnology and Bioengineering. 2002;79(1):53–73.</w:t>
       </w:r>
     </w:p>
     <w:p>
@@ -20827,21 +21122,29 @@
         <w:rPr>
           <w:sz w:val="21"/>
         </w:rPr>
-        <w:t xml:space="preserve">24. Henry CS, Broadbelt LJ, </w:t>
-      </w:r>
-      <w:proofErr w:type="spellStart"/>
+        <w:t>36. Teusink B, Passarge J, Reijenga CA, Esgalhado E, van der Weijden CC, Schepper M, et al. Can yeast glycolysis be understood in terms of in vitro kinetics of the constituent enzymes? European Journal of Biochemistry. 2000;267(17):5313–5329.</w:t>
+      </w:r>
+    </w:p>
+    <w:p>
+      <w:pPr>
+        <w:jc w:val="both"/>
+      </w:pPr>
       <w:r>
         <w:rPr>
           <w:sz w:val="21"/>
         </w:rPr>
-        <w:t>Hatzimanikatis</w:t>
-      </w:r>
-      <w:proofErr w:type="spellEnd"/>
+        <w:t>37. Kacser H, Burns JA. The control of flux. Symposia of the Society for Experimental Biology. 1973;27:65–104.</w:t>
+      </w:r>
+    </w:p>
+    <w:p>
+      <w:pPr>
+        <w:jc w:val="both"/>
+      </w:pPr>
       <w:r>
         <w:rPr>
           <w:sz w:val="21"/>
         </w:rPr>
-        <w:t xml:space="preserve"> V. Thermodynamics-based metabolic flux analysis. Biophysical Journal. 2007;92(5):1792–1805.</w:t>
+        <w:t>38. Heinrich R, Rapoport TA. A linear steady-state treatment of enzymatic chains: general properties, control and effector strength. European Journal of Biochemistry. 1974;42(1):89–95.</w:t>
       </w:r>
     </w:p>
     <w:p>
@@ -20852,21 +21155,29 @@
         <w:rPr>
           <w:sz w:val="21"/>
         </w:rPr>
-        <w:t xml:space="preserve">25. Noor E. Removing both internal and unrealistic energy-generating cycles in flux balance analysis. </w:t>
-      </w:r>
-      <w:proofErr w:type="spellStart"/>
+        <w:t>39. Sánchez BJ, Zhang C, Nilsson A, Lahtvee PJ, Kerkhoven EJ, Nielsen J. Improving the phenotype predictions of a yeast genome-scale metabolic model by incorporating enzymatic constraints. Molecular Systems Biology. 2017;13(8):935.</w:t>
+      </w:r>
+    </w:p>
+    <w:p>
+      <w:pPr>
+        <w:jc w:val="both"/>
+      </w:pPr>
       <w:r>
         <w:rPr>
           <w:sz w:val="21"/>
         </w:rPr>
-        <w:t>arXiv</w:t>
-      </w:r>
-      <w:proofErr w:type="spellEnd"/>
+        <w:t>40. Adadi R, Volkmer B, Milo R, Heinemann M, Shlomi T. Prediction of microbial growth rate versus biomass yield by a metabolic network with kinetic parameters. PLoS Computational Biology. 2012;8(7):e1002575.</w:t>
+      </w:r>
+    </w:p>
+    <w:p>
+      <w:pPr>
+        <w:jc w:val="both"/>
+      </w:pPr>
       <w:r>
         <w:rPr>
           <w:sz w:val="21"/>
         </w:rPr>
-        <w:t>. 2018;1803.04999.</w:t>
+        <w:t>41. O’Brien EJ, Lerman JA, Chang RL, Hyduke DR, Palsson BO. Genome-scale models of metabolism and gene expression extend and refine growth phenotype prediction. Molecular Systems Biology. 2013;9:693.</w:t>
       </w:r>
     </w:p>
     <w:p>
@@ -20877,7 +21188,7 @@
         <w:rPr>
           <w:sz w:val="21"/>
         </w:rPr>
-        <w:t>26. Wiechert W. ¹³C metabolic flux analysis. Metabolic Engineering. 2001;3(3):195–206.</w:t>
+        <w:t>42. Salvy P, Hatzimanikatis V. The ETFL formulation allows multi-omics integration in thermodynamics-compliant metabolism and expression models. Nature Communications. 2020;11:30.</w:t>
       </w:r>
     </w:p>
     <w:p>
@@ -20888,7 +21199,7 @@
         <w:rPr>
           <w:sz w:val="21"/>
         </w:rPr>
-        <w:t>27. Zamboni N, Fendt SM, Rühl M, Sauer U. ¹³C-based metabolic flux analysis. Nature Protocols. 2009;4(6):878–892.</w:t>
+        <w:t>43. Ebrahim A, Lerman JA, Palsson BO, Hyduke DR. COBRApy: constraints-based reconstruction and analysis for Python. BMC Systems Biology. 2013;7:74.</w:t>
       </w:r>
     </w:p>
     <w:p>
@@ -20899,576 +21210,21 @@
         <w:rPr>
           <w:sz w:val="21"/>
         </w:rPr>
-        <w:t>28. Antoniewicz MR, Kelleher JK, Stephanopoulos G. Elementary metabolite units: a novel framework for modeling isotopic distributions. Metabolic Engineering. 2007;9(1):68–86.</w:t>
+        <w:t>44. Heirendt L, Arreckx S, Pfau T, Mendoza SN, Richelle A, Heinken A, et al. Creation and analysis of biochemical constraint-based models using the COBRA Toolbox v.3.0. Nature Protocols. 2019;14:639–702.</w:t>
       </w:r>
     </w:p>
     <w:p>
       <w:pPr>
         <w:jc w:val="both"/>
-      </w:pPr>
-      <w:r>
         <w:rPr>
           <w:sz w:val="21"/>
         </w:rPr>
-        <w:t xml:space="preserve">29. Crown SB, Antoniewicz MR. Parallel labeling experiments and metabolic flux analysis: past, present and future methodologies. Metabolic Engineering. </w:t>
-      </w:r>
-      <w:proofErr w:type="gramStart"/>
+      </w:pPr>
       <w:r>
         <w:rPr>
           <w:sz w:val="21"/>
         </w:rPr>
-        <w:t>2013;16:21</w:t>
-      </w:r>
-      <w:proofErr w:type="gramEnd"/>
-      <w:r>
-        <w:rPr>
-          <w:sz w:val="21"/>
-        </w:rPr>
-        <w:t>–32.</w:t>
-      </w:r>
-    </w:p>
-    <w:p>
-      <w:pPr>
-        <w:jc w:val="both"/>
-      </w:pPr>
-      <w:r>
-        <w:rPr>
-          <w:sz w:val="21"/>
-        </w:rPr>
-        <w:t>30. Young JD. INCA: a computational platform for isotopically non-stationary metabolic flux analysis. Bioinformatics. 2014;30(9):1333–1335.</w:t>
-      </w:r>
-    </w:p>
-    <w:p>
-      <w:pPr>
-        <w:jc w:val="both"/>
-      </w:pPr>
-      <w:r>
-        <w:rPr>
-          <w:sz w:val="21"/>
-        </w:rPr>
-        <w:t xml:space="preserve">31. Fernandez CA, Des </w:t>
-      </w:r>
-      <w:proofErr w:type="spellStart"/>
-      <w:r>
-        <w:rPr>
-          <w:sz w:val="21"/>
-        </w:rPr>
-        <w:t>Rosiers</w:t>
-      </w:r>
-      <w:proofErr w:type="spellEnd"/>
-      <w:r>
-        <w:rPr>
-          <w:sz w:val="21"/>
-        </w:rPr>
-        <w:t xml:space="preserve"> C, Previs SF, David F, </w:t>
-      </w:r>
-      <w:proofErr w:type="spellStart"/>
-      <w:r>
-        <w:rPr>
-          <w:sz w:val="21"/>
-        </w:rPr>
-        <w:t>Brunengraber</w:t>
-      </w:r>
-      <w:proofErr w:type="spellEnd"/>
-      <w:r>
-        <w:rPr>
-          <w:sz w:val="21"/>
-        </w:rPr>
-        <w:t xml:space="preserve"> H. Correction of ¹³C mass isotopomer distributions for natural stable isotope abundance. Journal of Mass Spectrometry. 1996;31(3):255–262.</w:t>
-      </w:r>
-    </w:p>
-    <w:p>
-      <w:pPr>
-        <w:jc w:val="both"/>
-      </w:pPr>
-      <w:r>
-        <w:rPr>
-          <w:sz w:val="21"/>
-        </w:rPr>
-        <w:lastRenderedPageBreak/>
-        <w:t xml:space="preserve">32. van Winden WA, Wittmann C, Heinzle E, </w:t>
-      </w:r>
-      <w:proofErr w:type="spellStart"/>
-      <w:r>
-        <w:rPr>
-          <w:sz w:val="21"/>
-        </w:rPr>
-        <w:t>Heijnen</w:t>
-      </w:r>
-      <w:proofErr w:type="spellEnd"/>
-      <w:r>
-        <w:rPr>
-          <w:sz w:val="21"/>
-        </w:rPr>
-        <w:t xml:space="preserve"> JJ. Correcting mass isotopomer distributions for naturally occurring isotopes. Biotechnology and Bioengineering. 2002;80(4):477–479.</w:t>
-      </w:r>
-    </w:p>
-    <w:p>
-      <w:pPr>
-        <w:jc w:val="both"/>
-      </w:pPr>
-      <w:r>
-        <w:rPr>
-          <w:sz w:val="21"/>
-        </w:rPr>
-        <w:t xml:space="preserve">33. Heinonen M, </w:t>
-      </w:r>
-      <w:proofErr w:type="spellStart"/>
-      <w:r>
-        <w:rPr>
-          <w:sz w:val="21"/>
-        </w:rPr>
-        <w:t>Osmala</w:t>
-      </w:r>
-      <w:proofErr w:type="spellEnd"/>
-      <w:r>
-        <w:rPr>
-          <w:sz w:val="21"/>
-        </w:rPr>
-        <w:t xml:space="preserve"> M, </w:t>
-      </w:r>
-      <w:proofErr w:type="spellStart"/>
-      <w:r>
-        <w:rPr>
-          <w:sz w:val="21"/>
-        </w:rPr>
-        <w:t>Mannerström</w:t>
-      </w:r>
-      <w:proofErr w:type="spellEnd"/>
-      <w:r>
-        <w:rPr>
-          <w:sz w:val="21"/>
-        </w:rPr>
-        <w:t xml:space="preserve"> H, Wallenius J, Kaski S, Rousu J, </w:t>
-      </w:r>
-      <w:proofErr w:type="spellStart"/>
-      <w:r>
-        <w:rPr>
-          <w:sz w:val="21"/>
-        </w:rPr>
-        <w:t>Lähdesmäki</w:t>
-      </w:r>
-      <w:proofErr w:type="spellEnd"/>
-      <w:r>
-        <w:rPr>
-          <w:sz w:val="21"/>
-        </w:rPr>
-        <w:t xml:space="preserve"> H. Bayesian metabolic flux analysis reveals intracellular flux couplings. Bioinformatics. 2019;35(14</w:t>
-      </w:r>
-      <w:proofErr w:type="gramStart"/>
-      <w:r>
-        <w:rPr>
-          <w:sz w:val="21"/>
-        </w:rPr>
-        <w:t>):i</w:t>
-      </w:r>
-      <w:proofErr w:type="gramEnd"/>
-      <w:r>
-        <w:rPr>
-          <w:sz w:val="21"/>
-        </w:rPr>
-        <w:t>548–i557.</w:t>
-      </w:r>
-    </w:p>
-    <w:p>
-      <w:pPr>
-        <w:jc w:val="both"/>
-      </w:pPr>
-      <w:r>
-        <w:rPr>
-          <w:sz w:val="21"/>
-        </w:rPr>
-        <w:t>34. Mahadevan R, Edwards JS, Doyle FJ. Dynamic flux balance analysis of diauxic growth in Escherichia coli. Biophysical Journal. 2002;83(3):1331–1340.</w:t>
-      </w:r>
-    </w:p>
-    <w:p>
-      <w:pPr>
-        <w:jc w:val="both"/>
-      </w:pPr>
-      <w:r>
-        <w:rPr>
-          <w:sz w:val="21"/>
-        </w:rPr>
-        <w:t xml:space="preserve">35. </w:t>
-      </w:r>
-      <w:proofErr w:type="spellStart"/>
-      <w:r>
-        <w:rPr>
-          <w:sz w:val="21"/>
-        </w:rPr>
-        <w:t>Chassagnole</w:t>
-      </w:r>
-      <w:proofErr w:type="spellEnd"/>
-      <w:r>
-        <w:rPr>
-          <w:sz w:val="21"/>
-        </w:rPr>
-        <w:t xml:space="preserve"> C, </w:t>
-      </w:r>
-      <w:proofErr w:type="spellStart"/>
-      <w:r>
-        <w:rPr>
-          <w:sz w:val="21"/>
-        </w:rPr>
-        <w:t>Noisommit</w:t>
-      </w:r>
-      <w:proofErr w:type="spellEnd"/>
-      <w:r>
-        <w:rPr>
-          <w:sz w:val="21"/>
-        </w:rPr>
-        <w:t>-Rizzi N, Schmid JW, Mauch K, Reuss M. Dynamic modeling of the central carbon metabolism of Escherichia coli. Biotechnology and Bioengineering. 2002;79(1):53–73.</w:t>
-      </w:r>
-    </w:p>
-    <w:p>
-      <w:pPr>
-        <w:jc w:val="both"/>
-      </w:pPr>
-      <w:r>
-        <w:rPr>
-          <w:sz w:val="21"/>
-        </w:rPr>
-        <w:t xml:space="preserve">36. Teusink B, Passarge J, </w:t>
-      </w:r>
-      <w:proofErr w:type="spellStart"/>
-      <w:r>
-        <w:rPr>
-          <w:sz w:val="21"/>
-        </w:rPr>
-        <w:t>Reijenga</w:t>
-      </w:r>
-      <w:proofErr w:type="spellEnd"/>
-      <w:r>
-        <w:rPr>
-          <w:sz w:val="21"/>
-        </w:rPr>
-        <w:t xml:space="preserve"> CA, </w:t>
-      </w:r>
-      <w:proofErr w:type="spellStart"/>
-      <w:r>
-        <w:rPr>
-          <w:sz w:val="21"/>
-        </w:rPr>
-        <w:t>Esgalhado</w:t>
-      </w:r>
-      <w:proofErr w:type="spellEnd"/>
-      <w:r>
-        <w:rPr>
-          <w:sz w:val="21"/>
-        </w:rPr>
-        <w:t xml:space="preserve"> E, van der </w:t>
-      </w:r>
-      <w:proofErr w:type="spellStart"/>
-      <w:r>
-        <w:rPr>
-          <w:sz w:val="21"/>
-        </w:rPr>
-        <w:t>Weijden</w:t>
-      </w:r>
-      <w:proofErr w:type="spellEnd"/>
-      <w:r>
-        <w:rPr>
-          <w:sz w:val="21"/>
-        </w:rPr>
-        <w:t xml:space="preserve"> CC, Schepper M, et al. Can yeast glycolysis be understood in terms of in vitro kinetics of the constituent enzymes? European Journal of Biochemistry. 2000;267(17):5313–5329.</w:t>
-      </w:r>
-    </w:p>
-    <w:p>
-      <w:pPr>
-        <w:jc w:val="both"/>
-      </w:pPr>
-      <w:r>
-        <w:rPr>
-          <w:sz w:val="21"/>
-        </w:rPr>
-        <w:t xml:space="preserve">37. </w:t>
-      </w:r>
-      <w:proofErr w:type="spellStart"/>
-      <w:r>
-        <w:rPr>
-          <w:sz w:val="21"/>
-        </w:rPr>
-        <w:t>Kacser</w:t>
-      </w:r>
-      <w:proofErr w:type="spellEnd"/>
-      <w:r>
-        <w:rPr>
-          <w:sz w:val="21"/>
-        </w:rPr>
-        <w:t xml:space="preserve"> H, Burns JA. The control of flux. Symposia of the Society for Experimental Biology. </w:t>
-      </w:r>
-      <w:proofErr w:type="gramStart"/>
-      <w:r>
-        <w:rPr>
-          <w:sz w:val="21"/>
-        </w:rPr>
-        <w:t>1973;27:65</w:t>
-      </w:r>
-      <w:proofErr w:type="gramEnd"/>
-      <w:r>
-        <w:rPr>
-          <w:sz w:val="21"/>
-        </w:rPr>
-        <w:t>–104.</w:t>
-      </w:r>
-    </w:p>
-    <w:p>
-      <w:pPr>
-        <w:jc w:val="both"/>
-      </w:pPr>
-      <w:r>
-        <w:rPr>
-          <w:sz w:val="21"/>
-        </w:rPr>
-        <w:t>38. Heinrich R, Rapoport TA. A linear steady-state treatment of enzymatic chains: general properties, control and effector strength. European Journal of Biochemistry. 1974;42(1):89–95.</w:t>
-      </w:r>
-    </w:p>
-    <w:p>
-      <w:pPr>
-        <w:jc w:val="both"/>
-      </w:pPr>
-      <w:r>
-        <w:rPr>
-          <w:sz w:val="21"/>
-        </w:rPr>
-        <w:t xml:space="preserve">39. Sánchez BJ, Zhang C, Nilsson A, </w:t>
-      </w:r>
-      <w:proofErr w:type="spellStart"/>
-      <w:r>
-        <w:rPr>
-          <w:sz w:val="21"/>
-        </w:rPr>
-        <w:t>Lahtvee</w:t>
-      </w:r>
-      <w:proofErr w:type="spellEnd"/>
-      <w:r>
-        <w:rPr>
-          <w:sz w:val="21"/>
-        </w:rPr>
-        <w:t xml:space="preserve"> PJ, Kerkhoven EJ, Nielsen J. Improving the phenotype predictions of a yeast genome-scale metabolic model by incorporating enzymatic constraints. Molecular Systems Biology. 2017;13(8):935.</w:t>
-      </w:r>
-    </w:p>
-    <w:p>
-      <w:pPr>
-        <w:jc w:val="both"/>
-      </w:pPr>
-      <w:r>
-        <w:rPr>
-          <w:sz w:val="21"/>
-        </w:rPr>
-        <w:t xml:space="preserve">40. </w:t>
-      </w:r>
-      <w:proofErr w:type="spellStart"/>
-      <w:r>
-        <w:rPr>
-          <w:sz w:val="21"/>
-        </w:rPr>
-        <w:t>Adadi</w:t>
-      </w:r>
-      <w:proofErr w:type="spellEnd"/>
-      <w:r>
-        <w:rPr>
-          <w:sz w:val="21"/>
-        </w:rPr>
-        <w:t xml:space="preserve"> R, Volkmer B, Milo R, Heinemann M, Shlomi T. Prediction of microbial growth rate versus biomass yield by a metabolic network with kinetic parameters. </w:t>
-      </w:r>
-      <w:proofErr w:type="spellStart"/>
-      <w:r>
-        <w:rPr>
-          <w:sz w:val="21"/>
-        </w:rPr>
-        <w:t>PLoS</w:t>
-      </w:r>
-      <w:proofErr w:type="spellEnd"/>
-      <w:r>
-        <w:rPr>
-          <w:sz w:val="21"/>
-        </w:rPr>
-        <w:t xml:space="preserve"> Computational Biology. 2012;8(7</w:t>
-      </w:r>
-      <w:proofErr w:type="gramStart"/>
-      <w:r>
-        <w:rPr>
-          <w:sz w:val="21"/>
-        </w:rPr>
-        <w:t>):e</w:t>
-      </w:r>
-      <w:proofErr w:type="gramEnd"/>
-      <w:r>
-        <w:rPr>
-          <w:sz w:val="21"/>
-        </w:rPr>
-        <w:t>1002575.</w:t>
-      </w:r>
-    </w:p>
-    <w:p>
-      <w:pPr>
-        <w:jc w:val="both"/>
-      </w:pPr>
-      <w:r>
-        <w:rPr>
-          <w:sz w:val="21"/>
-        </w:rPr>
-        <w:t xml:space="preserve">41. O’Brien EJ, Lerman JA, Chang RL, Hyduke DR, Palsson BO. Genome-scale models of metabolism and gene expression extend and refine growth phenotype prediction. Molecular Systems Biology. </w:t>
-      </w:r>
-      <w:proofErr w:type="gramStart"/>
-      <w:r>
-        <w:rPr>
-          <w:sz w:val="21"/>
-        </w:rPr>
-        <w:t>2013;9:693</w:t>
-      </w:r>
-      <w:proofErr w:type="gramEnd"/>
-      <w:r>
-        <w:rPr>
-          <w:sz w:val="21"/>
-        </w:rPr>
-        <w:t>.</w:t>
-      </w:r>
-    </w:p>
-    <w:p>
-      <w:pPr>
-        <w:jc w:val="both"/>
-      </w:pPr>
-      <w:r>
-        <w:rPr>
-          <w:sz w:val="21"/>
-        </w:rPr>
-        <w:t xml:space="preserve">42. Salvy P, </w:t>
-      </w:r>
-      <w:proofErr w:type="spellStart"/>
-      <w:r>
-        <w:rPr>
-          <w:sz w:val="21"/>
-        </w:rPr>
-        <w:t>Hatzimanikatis</w:t>
-      </w:r>
-      <w:proofErr w:type="spellEnd"/>
-      <w:r>
-        <w:rPr>
-          <w:sz w:val="21"/>
-        </w:rPr>
-        <w:t xml:space="preserve"> V. The ETFL formulation allows multi-omics integration in thermodynamics-compliant metabolism and expression models. Nature Communications. </w:t>
-      </w:r>
-      <w:proofErr w:type="gramStart"/>
-      <w:r>
-        <w:rPr>
-          <w:sz w:val="21"/>
-        </w:rPr>
-        <w:t>2020;11:30</w:t>
-      </w:r>
-      <w:proofErr w:type="gramEnd"/>
-      <w:r>
-        <w:rPr>
-          <w:sz w:val="21"/>
-        </w:rPr>
-        <w:t>.</w:t>
-      </w:r>
-    </w:p>
-    <w:p>
-      <w:pPr>
-        <w:jc w:val="both"/>
-      </w:pPr>
-      <w:r>
-        <w:rPr>
-          <w:sz w:val="21"/>
-        </w:rPr>
-        <w:t xml:space="preserve">43. Ebrahim A, Lerman JA, Palsson BO, Hyduke DR. COBRApy: constraints-based reconstruction and analysis for Python. BMC Systems Biology. </w:t>
-      </w:r>
-      <w:proofErr w:type="gramStart"/>
-      <w:r>
-        <w:rPr>
-          <w:sz w:val="21"/>
-        </w:rPr>
-        <w:t>2013;7:74</w:t>
-      </w:r>
-      <w:proofErr w:type="gramEnd"/>
-      <w:r>
-        <w:rPr>
-          <w:sz w:val="21"/>
-        </w:rPr>
-        <w:t>.</w:t>
-      </w:r>
-    </w:p>
-    <w:p>
-      <w:pPr>
-        <w:jc w:val="both"/>
-      </w:pPr>
-      <w:r>
-        <w:rPr>
-          <w:sz w:val="21"/>
-        </w:rPr>
-        <w:t xml:space="preserve">44. Heirendt L, </w:t>
-      </w:r>
-      <w:proofErr w:type="spellStart"/>
-      <w:r>
-        <w:rPr>
-          <w:sz w:val="21"/>
-        </w:rPr>
-        <w:t>Arreckx</w:t>
-      </w:r>
-      <w:proofErr w:type="spellEnd"/>
-      <w:r>
-        <w:rPr>
-          <w:sz w:val="21"/>
-        </w:rPr>
-        <w:t xml:space="preserve"> S, Pfau T, Mendoza SN, Richelle A, Heinken A, et al. Creation and analysis of biochemical constraint-based models using the COBRA Toolbox v.3.0. Nature Protocols. </w:t>
-      </w:r>
-      <w:proofErr w:type="gramStart"/>
-      <w:r>
-        <w:rPr>
-          <w:sz w:val="21"/>
-        </w:rPr>
-        <w:t>2019;14:639</w:t>
-      </w:r>
-      <w:proofErr w:type="gramEnd"/>
-      <w:r>
-        <w:rPr>
-          <w:sz w:val="21"/>
-        </w:rPr>
-        <w:t>–702.</w:t>
-      </w:r>
-    </w:p>
-    <w:p>
-      <w:pPr>
-        <w:jc w:val="both"/>
-        <w:rPr>
-          <w:sz w:val="21"/>
-        </w:rPr>
-      </w:pPr>
-      <w:r>
-        <w:rPr>
-          <w:sz w:val="21"/>
-        </w:rPr>
-        <w:t xml:space="preserve">45. King ZA, Lu J, Dräger A, Miller P, Federowicz S, Lerman JA, et al. </w:t>
-      </w:r>
-      <w:proofErr w:type="spellStart"/>
-      <w:r>
-        <w:rPr>
-          <w:sz w:val="21"/>
-        </w:rPr>
-        <w:t>BiGG</w:t>
-      </w:r>
-      <w:proofErr w:type="spellEnd"/>
-      <w:r>
-        <w:rPr>
-          <w:sz w:val="21"/>
-        </w:rPr>
-        <w:t xml:space="preserve"> Models: A platform for integrating, standardizing and sharing genome-scale models. Nucleic Acids Research. 2016;44(D1</w:t>
-      </w:r>
-      <w:proofErr w:type="gramStart"/>
-      <w:r>
-        <w:rPr>
-          <w:sz w:val="21"/>
-        </w:rPr>
-        <w:t>):D</w:t>
-      </w:r>
-      <w:proofErr w:type="gramEnd"/>
-      <w:r>
-        <w:rPr>
-          <w:sz w:val="21"/>
-        </w:rPr>
-        <w:t>515–D522.</w:t>
+        <w:t>45. King ZA, Lu J, Dräger A, Miller P, Federowicz S, Lerman JA, et al. BiGG Models: A platform for integrating, standardizing and sharing genome-scale models. Nucleic Acids Research. 2016;44(D1):D515–D522.</w:t>
       </w:r>
     </w:p>
     <w:p>
@@ -21485,62 +21241,60 @@
           <w:szCs w:val="21"/>
         </w:rPr>
         <w:lastRenderedPageBreak/>
-        <w:t xml:space="preserve">46. </w:t>
-      </w:r>
-      <w:proofErr w:type="spellStart"/>
+        <w:t xml:space="preserve">46. Alseekh S, Aharoni A, Brotman Y, Contrepois K, D’Auria J, Ewald J, et al. Mass spectrometry-based metabolomics: a guide for annotation, quantification and best reporting practices. </w:t>
+      </w:r>
       <w:r>
         <w:rPr>
           <w:sz w:val="21"/>
           <w:szCs w:val="21"/>
         </w:rPr>
-        <w:t>Alseekh</w:t>
-      </w:r>
-      <w:proofErr w:type="spellEnd"/>
-      <w:r>
+        <w:t>Nature Methods. 2021;18:747–756.</w:t>
+      </w:r>
+    </w:p>
+    <w:p>
+      <w:pPr>
+        <w:jc w:val="both"/>
         <w:rPr>
           <w:sz w:val="21"/>
           <w:szCs w:val="21"/>
         </w:rPr>
-        <w:t xml:space="preserve"> S, Aharoni A, Brotman Y, </w:t>
-      </w:r>
-      <w:proofErr w:type="spellStart"/>
+      </w:pPr>
       <w:r>
         <w:rPr>
           <w:sz w:val="21"/>
           <w:szCs w:val="21"/>
         </w:rPr>
-        <w:t>Contrepois</w:t>
-      </w:r>
-      <w:proofErr w:type="spellEnd"/>
+        <w:t xml:space="preserve">47. Yu S, Drton M, Shojaie A. Integrating Machine Learning in Metabolomics: A Path to Enhanced Diagnostics and Data Interpretation. </w:t>
+      </w:r>
       <w:r>
         <w:rPr>
           <w:sz w:val="21"/>
           <w:szCs w:val="21"/>
         </w:rPr>
-        <w:t xml:space="preserve"> K, D’Auria J, Ewald J, et al. Mass spectrometry-based metabolomics: a guide for annotation, quantification and best reporting practices. </w:t>
-      </w:r>
-      <w:r>
+        <w:t>Advanced Science. 2024;11(46):e2400305.</w:t>
+      </w:r>
+    </w:p>
+    <w:p>
+      <w:pPr>
+        <w:jc w:val="both"/>
         <w:rPr>
           <w:sz w:val="21"/>
           <w:szCs w:val="21"/>
         </w:rPr>
-        <w:t xml:space="preserve">Nature Methods. </w:t>
-      </w:r>
-      <w:proofErr w:type="gramStart"/>
+      </w:pPr>
       <w:r>
         <w:rPr>
           <w:sz w:val="21"/>
           <w:szCs w:val="21"/>
         </w:rPr>
-        <w:t>2021;18:747</w:t>
-      </w:r>
-      <w:proofErr w:type="gramEnd"/>
+        <w:t xml:space="preserve">48. Chen Y, Zhou X, Li J. Artificial Intelligence in Metabolomics: A Current Review. </w:t>
+      </w:r>
       <w:r>
         <w:rPr>
           <w:sz w:val="21"/>
           <w:szCs w:val="21"/>
         </w:rPr>
-        <w:t>–756.</w:t>
+        <w:t>Metabolites. 2024;14(7):392.</w:t>
       </w:r>
     </w:p>
     <w:p>
@@ -21556,310 +21310,90 @@
           <w:sz w:val="21"/>
           <w:szCs w:val="21"/>
         </w:rPr>
-        <w:t xml:space="preserve">47. Yu S, </w:t>
-      </w:r>
-      <w:proofErr w:type="spellStart"/>
+        <w:t xml:space="preserve">49. Liebal UW, Phan ANT, Sudhakar M, Raman K, Blank LM. Machine Learning Applications for Mass Spectrometry-Based Metabolomics. </w:t>
+      </w:r>
       <w:r>
         <w:rPr>
           <w:sz w:val="21"/>
           <w:szCs w:val="21"/>
         </w:rPr>
-        <w:t>Drton</w:t>
-      </w:r>
-      <w:proofErr w:type="spellEnd"/>
-      <w:r>
+        <w:t>Metabolites. 2020;10(6):243.</w:t>
+      </w:r>
+    </w:p>
+    <w:p>
+      <w:pPr>
+        <w:jc w:val="both"/>
         <w:rPr>
           <w:sz w:val="21"/>
           <w:szCs w:val="21"/>
         </w:rPr>
-        <w:t xml:space="preserve"> M, </w:t>
-      </w:r>
-      <w:proofErr w:type="spellStart"/>
+      </w:pPr>
       <w:r>
         <w:rPr>
           <w:sz w:val="21"/>
           <w:szCs w:val="21"/>
         </w:rPr>
-        <w:t>Shojaie</w:t>
-      </w:r>
-      <w:proofErr w:type="spellEnd"/>
+        <w:t xml:space="preserve">50. Pedregosa F, Varoquaux G, Gramfort A, Michel V, Thirion B, Grisel O, et al. Scikit-learn: Machine Learning in Python. Journal of Machine Learning Research. </w:t>
+      </w:r>
       <w:r>
         <w:rPr>
           <w:sz w:val="21"/>
           <w:szCs w:val="21"/>
         </w:rPr>
-        <w:t xml:space="preserve"> A. Integrating Machine Learning in Metabolomics: A Path to Enhanced Diagnostics and Data Interpretation. </w:t>
-      </w:r>
-      <w:r>
+        <w:t>2011;12:2825–2830.</w:t>
+      </w:r>
+    </w:p>
+    <w:p>
+      <w:pPr>
+        <w:jc w:val="both"/>
         <w:rPr>
           <w:sz w:val="21"/>
           <w:szCs w:val="21"/>
         </w:rPr>
-        <w:t>Advanced Science. 2024;11(46</w:t>
-      </w:r>
-      <w:proofErr w:type="gramStart"/>
+      </w:pPr>
       <w:r>
         <w:rPr>
           <w:sz w:val="21"/>
           <w:szCs w:val="21"/>
         </w:rPr>
-        <w:t>):e</w:t>
-      </w:r>
-      <w:proofErr w:type="gramEnd"/>
-      <w:r>
+        <w:t>51. Gonzalez JE, Long CP, Antoniewicz MR. Comprehensive analysis of glucose and xylose metabolism in Escherichia coli under aerobic and anaerobic conditions by ¹³C metabolic flux analysis. Metabolic Engineering. 2017;39:9–18.</w:t>
+      </w:r>
+    </w:p>
+    <w:p>
+      <w:pPr>
+        <w:jc w:val="both"/>
         <w:rPr>
           <w:sz w:val="21"/>
           <w:szCs w:val="21"/>
         </w:rPr>
-        <w:t>2400305.</w:t>
-      </w:r>
-    </w:p>
-    <w:p>
-      <w:pPr>
-        <w:jc w:val="both"/>
+      </w:pPr>
+      <w:r>
         <w:rPr>
           <w:sz w:val="21"/>
           <w:szCs w:val="21"/>
         </w:rPr>
-      </w:pPr>
-      <w:r>
+        <w:t>52. Haverkorn van Rijsewijk BRB, Nanchen A, Nallet S, Kleijn RJ, Sauer U. Large-scale ¹³C-flux analysis reveals distinct transcriptional control of respiratory and fermentative metabolism in Escherichia coli. Molecular Systems Biology. 2011;7:477.</w:t>
+      </w:r>
+    </w:p>
+    <w:p>
+      <w:pPr>
+        <w:jc w:val="both"/>
         <w:rPr>
           <w:sz w:val="21"/>
           <w:szCs w:val="21"/>
         </w:rPr>
-        <w:t xml:space="preserve">48. Chen Y, Zhou X, Li J. Artificial Intelligence in Metabolomics: A Current Review. </w:t>
-      </w:r>
+      </w:pPr>
       <w:r>
         <w:rPr>
           <w:sz w:val="21"/>
           <w:szCs w:val="21"/>
         </w:rPr>
-        <w:t>Metabolites. 2024;14(7):392.</w:t>
-      </w:r>
-    </w:p>
-    <w:p>
-      <w:pPr>
-        <w:jc w:val="both"/>
+        <w:t xml:space="preserve">53. Long CP, Antoniewicz MR. High-resolution ¹³C metabolic flux analysis. </w:t>
+      </w:r>
+      <w:r>
         <w:rPr>
           <w:sz w:val="21"/>
           <w:szCs w:val="21"/>
-        </w:rPr>
-      </w:pPr>
-      <w:r>
-        <w:rPr>
-          <w:sz w:val="21"/>
-          <w:szCs w:val="21"/>
-        </w:rPr>
-        <w:t xml:space="preserve">49. Liebal UW, Phan ANT, Sudhakar M, Raman K, Blank LM. Machine Learning Applications for Mass Spectrometry-Based Metabolomics. </w:t>
-      </w:r>
-      <w:r>
-        <w:rPr>
-          <w:sz w:val="21"/>
-          <w:szCs w:val="21"/>
-        </w:rPr>
-        <w:t>Metabolites. 2020;10(6):243.</w:t>
-      </w:r>
-    </w:p>
-    <w:p>
-      <w:pPr>
-        <w:jc w:val="both"/>
-        <w:rPr>
-          <w:sz w:val="21"/>
-          <w:szCs w:val="21"/>
-          <w:lang w:val="el-GR"/>
-        </w:rPr>
-      </w:pPr>
-      <w:r>
-        <w:rPr>
-          <w:sz w:val="21"/>
-          <w:szCs w:val="21"/>
-        </w:rPr>
-        <w:t xml:space="preserve">50. Pedregosa F, </w:t>
-      </w:r>
-      <w:proofErr w:type="spellStart"/>
-      <w:r>
-        <w:rPr>
-          <w:sz w:val="21"/>
-          <w:szCs w:val="21"/>
-        </w:rPr>
-        <w:t>Varoquaux</w:t>
-      </w:r>
-      <w:proofErr w:type="spellEnd"/>
-      <w:r>
-        <w:rPr>
-          <w:sz w:val="21"/>
-          <w:szCs w:val="21"/>
-        </w:rPr>
-        <w:t xml:space="preserve"> G, </w:t>
-      </w:r>
-      <w:proofErr w:type="spellStart"/>
-      <w:r>
-        <w:rPr>
-          <w:sz w:val="21"/>
-          <w:szCs w:val="21"/>
-        </w:rPr>
-        <w:t>Gramfort</w:t>
-      </w:r>
-      <w:proofErr w:type="spellEnd"/>
-      <w:r>
-        <w:rPr>
-          <w:sz w:val="21"/>
-          <w:szCs w:val="21"/>
-        </w:rPr>
-        <w:t xml:space="preserve"> A, Michel V, Thirion B, Grisel O, et al. Scikit-learn: Machine Learning in Python. Journal of Machine Learning Research. </w:t>
-      </w:r>
-      <w:proofErr w:type="gramStart"/>
-      <w:r>
-        <w:rPr>
-          <w:sz w:val="21"/>
-          <w:szCs w:val="21"/>
-        </w:rPr>
-        <w:t>2011;12:2825</w:t>
-      </w:r>
-      <w:proofErr w:type="gramEnd"/>
-      <w:r>
-        <w:rPr>
-          <w:sz w:val="21"/>
-          <w:szCs w:val="21"/>
-        </w:rPr>
-        <w:t>–2830.</w:t>
-      </w:r>
-    </w:p>
-    <w:p>
-      <w:pPr>
-        <w:jc w:val="both"/>
-        <w:rPr>
-          <w:sz w:val="21"/>
-          <w:szCs w:val="21"/>
-          <w:lang w:val="el-GR"/>
-        </w:rPr>
-      </w:pPr>
-      <w:r>
-        <w:rPr>
-          <w:sz w:val="21"/>
-          <w:szCs w:val="21"/>
-        </w:rPr>
-        <w:t xml:space="preserve">51. Gonzalez JE, Long CP, Antoniewicz MR. Comprehensive analysis of glucose and xylose metabolism in Escherichia coli under aerobic and anaerobic conditions by ¹³C metabolic flux analysis. Metabolic Engineering. </w:t>
-      </w:r>
-      <w:proofErr w:type="gramStart"/>
-      <w:r>
-        <w:rPr>
-          <w:sz w:val="21"/>
-          <w:szCs w:val="21"/>
-        </w:rPr>
-        <w:t>2017;39:9</w:t>
-      </w:r>
-      <w:proofErr w:type="gramEnd"/>
-      <w:r>
-        <w:rPr>
-          <w:sz w:val="21"/>
-          <w:szCs w:val="21"/>
-        </w:rPr>
-        <w:t>–18.</w:t>
-      </w:r>
-    </w:p>
-    <w:p>
-      <w:pPr>
-        <w:jc w:val="both"/>
-        <w:rPr>
-          <w:sz w:val="21"/>
-          <w:szCs w:val="21"/>
-          <w:lang w:val="el-GR"/>
-        </w:rPr>
-      </w:pPr>
-      <w:r>
-        <w:rPr>
-          <w:sz w:val="21"/>
-          <w:szCs w:val="21"/>
-        </w:rPr>
-        <w:t xml:space="preserve">52. Haverkorn van </w:t>
-      </w:r>
-      <w:proofErr w:type="spellStart"/>
-      <w:r>
-        <w:rPr>
-          <w:sz w:val="21"/>
-          <w:szCs w:val="21"/>
-        </w:rPr>
-        <w:t>Rijsewijk</w:t>
-      </w:r>
-      <w:proofErr w:type="spellEnd"/>
-      <w:r>
-        <w:rPr>
-          <w:sz w:val="21"/>
-          <w:szCs w:val="21"/>
-        </w:rPr>
-        <w:t xml:space="preserve"> BRB, </w:t>
-      </w:r>
-      <w:proofErr w:type="spellStart"/>
-      <w:r>
-        <w:rPr>
-          <w:sz w:val="21"/>
-          <w:szCs w:val="21"/>
-        </w:rPr>
-        <w:t>Nanchen</w:t>
-      </w:r>
-      <w:proofErr w:type="spellEnd"/>
-      <w:r>
-        <w:rPr>
-          <w:sz w:val="21"/>
-          <w:szCs w:val="21"/>
-        </w:rPr>
-        <w:t xml:space="preserve"> A, </w:t>
-      </w:r>
-      <w:proofErr w:type="spellStart"/>
-      <w:r>
-        <w:rPr>
-          <w:sz w:val="21"/>
-          <w:szCs w:val="21"/>
-        </w:rPr>
-        <w:t>Nallet</w:t>
-      </w:r>
-      <w:proofErr w:type="spellEnd"/>
-      <w:r>
-        <w:rPr>
-          <w:sz w:val="21"/>
-          <w:szCs w:val="21"/>
-        </w:rPr>
-        <w:t xml:space="preserve"> S, Kleijn RJ, Sauer U. Large-scale ¹³C-flux analysis reveals distinct transcriptional control of respiratory and fermentative metabolism in Escherichia coli. Molecular Systems Biology. </w:t>
-      </w:r>
-      <w:proofErr w:type="gramStart"/>
-      <w:r>
-        <w:rPr>
-          <w:sz w:val="21"/>
-          <w:szCs w:val="21"/>
-        </w:rPr>
-        <w:t>2011;7:477</w:t>
-      </w:r>
-      <w:proofErr w:type="gramEnd"/>
-      <w:r>
-        <w:rPr>
-          <w:sz w:val="21"/>
-          <w:szCs w:val="21"/>
-        </w:rPr>
-        <w:t>.</w:t>
-      </w:r>
-    </w:p>
-    <w:p>
-      <w:pPr>
-        <w:jc w:val="both"/>
-        <w:rPr>
-          <w:sz w:val="21"/>
-          <w:szCs w:val="21"/>
-          <w:lang w:val="el-GR"/>
-        </w:rPr>
-      </w:pPr>
-      <w:r>
-        <w:rPr>
-          <w:sz w:val="21"/>
-          <w:szCs w:val="21"/>
-        </w:rPr>
-        <w:t xml:space="preserve">53. Long CP, Antoniewicz MR. High-resolution ¹³C metabolic flux analysis. </w:t>
-      </w:r>
-      <w:r>
-        <w:rPr>
-          <w:sz w:val="21"/>
-          <w:szCs w:val="21"/>
-          <w:lang w:val="el-GR"/>
         </w:rPr>
         <w:t>Nature Protocols. 2019;14:2856–2877.</w:t>
       </w:r>
